--- a/results/manuscript/rsm_submission/rsm_tables_separate.docx
+++ b/results/manuscript/rsm_submission/rsm_tables_separate.docx
@@ -1407,7 +1407,7 @@
         <w:rPr>
           <w:b/>
         </w:rPr>
-        <w:t>Table 1. Primary IPD scenario (n=2000, 10 studies, K=3): means over 50 simulations.</w:t>
+        <w:t>Table 1. Primary IPD scenario (n=2000, 10 studies, K=5): means over 50 simulations.</w:t>
       </w:r>
     </w:p>
     <w:p/>

--- a/results/manuscript/rsm_submission/rsm_tables_separate.docx
+++ b/results/manuscript/rsm_submission/rsm_tables_separate.docx
@@ -193,7 +193,7 @@
           </w:tcPr>
           <w:p>
             <w:r>
-              <w:t>0.896</w:t>
+              <w:t>0.891</w:t>
             </w:r>
           </w:p>
         </w:tc>
@@ -213,7 +213,7 @@
           </w:tcPr>
           <w:p>
             <w:r>
-              <w:t>0.124</w:t>
+              <w:t>0.111</w:t>
             </w:r>
           </w:p>
         </w:tc>
@@ -243,7 +243,7 @@
           </w:tcPr>
           <w:p>
             <w:r>
-              <w:t>0.016</w:t>
+              <w:t>0.014</w:t>
             </w:r>
           </w:p>
         </w:tc>
@@ -253,7 +253,7 @@
           </w:tcPr>
           <w:p>
             <w:r>
-              <w:t>-0.002</w:t>
+              <w:t>-0.013</w:t>
             </w:r>
           </w:p>
         </w:tc>
@@ -263,7 +263,7 @@
           </w:tcPr>
           <w:p>
             <w:r>
-              <w:t>0.189</w:t>
+              <w:t>0.275</w:t>
             </w:r>
           </w:p>
         </w:tc>
@@ -273,7 +273,7 @@
           </w:tcPr>
           <w:p>
             <w:r>
-              <w:t>0.13</w:t>
+              <w:t>0.14</w:t>
             </w:r>
           </w:p>
         </w:tc>
@@ -305,7 +305,7 @@
           </w:tcPr>
           <w:p>
             <w:r>
-              <w:t>0.936</w:t>
+              <w:t>0.927</w:t>
             </w:r>
           </w:p>
         </w:tc>
@@ -325,7 +325,7 @@
           </w:tcPr>
           <w:p>
             <w:r>
-              <w:t>0.085</w:t>
+              <w:t>0.078</w:t>
             </w:r>
           </w:p>
         </w:tc>
@@ -365,7 +365,7 @@
           </w:tcPr>
           <w:p>
             <w:r>
-              <w:t>0.348</w:t>
+              <w:t>0.279</w:t>
             </w:r>
           </w:p>
         </w:tc>
@@ -375,7 +375,7 @@
           </w:tcPr>
           <w:p>
             <w:r>
-              <w:t>0.574</w:t>
+              <w:t>0.563</w:t>
             </w:r>
           </w:p>
         </w:tc>
@@ -385,7 +385,7 @@
           </w:tcPr>
           <w:p>
             <w:r>
-              <w:t>0.05</w:t>
+              <w:t>0.04</w:t>
             </w:r>
           </w:p>
         </w:tc>
@@ -417,7 +417,7 @@
           </w:tcPr>
           <w:p>
             <w:r>
-              <w:t>0.896</w:t>
+              <w:t>0.891</w:t>
             </w:r>
           </w:p>
         </w:tc>
@@ -437,7 +437,7 @@
           </w:tcPr>
           <w:p>
             <w:r>
-              <w:t>0.124</w:t>
+              <w:t>0.111</w:t>
             </w:r>
           </w:p>
         </w:tc>
@@ -467,7 +467,7 @@
           </w:tcPr>
           <w:p>
             <w:r>
-              <w:t>0.016</w:t>
+              <w:t>0.014</w:t>
             </w:r>
           </w:p>
         </w:tc>
@@ -477,7 +477,7 @@
           </w:tcPr>
           <w:p>
             <w:r>
-              <w:t>-0.002</w:t>
+              <w:t>-0.013</w:t>
             </w:r>
           </w:p>
         </w:tc>
@@ -487,7 +487,7 @@
           </w:tcPr>
           <w:p>
             <w:r>
-              <w:t>0.189</w:t>
+              <w:t>0.275</w:t>
             </w:r>
           </w:p>
         </w:tc>
@@ -497,7 +497,7 @@
           </w:tcPr>
           <w:p>
             <w:r>
-              <w:t>0.13</w:t>
+              <w:t>0.14</w:t>
             </w:r>
           </w:p>
         </w:tc>
@@ -529,7 +529,7 @@
           </w:tcPr>
           <w:p>
             <w:r>
-              <w:t>0.870</w:t>
+              <w:t>0.881</w:t>
             </w:r>
           </w:p>
         </w:tc>
@@ -549,7 +549,7 @@
           </w:tcPr>
           <w:p>
             <w:r>
-              <w:t>0.081</w:t>
+              <w:t>0.080</w:t>
             </w:r>
           </w:p>
         </w:tc>
@@ -589,7 +589,7 @@
           </w:tcPr>
           <w:p>
             <w:r>
-              <w:t>0.031</w:t>
+              <w:t>-0.010</w:t>
             </w:r>
           </w:p>
         </w:tc>
@@ -599,7 +599,7 @@
           </w:tcPr>
           <w:p>
             <w:r>
-              <w:t>0.075</w:t>
+              <w:t>0.051</w:t>
             </w:r>
           </w:p>
         </w:tc>
@@ -609,7 +609,7 @@
           </w:tcPr>
           <w:p>
             <w:r>
-              <w:t>0.16</w:t>
+              <w:t>0.13</w:t>
             </w:r>
           </w:p>
         </w:tc>
@@ -641,7 +641,7 @@
           </w:tcPr>
           <w:p>
             <w:r>
-              <w:t>0.868</w:t>
+              <w:t>0.865</w:t>
             </w:r>
           </w:p>
         </w:tc>
@@ -661,7 +661,7 @@
           </w:tcPr>
           <w:p>
             <w:r>
-              <w:t>0.157</w:t>
+              <w:t>0.143</w:t>
             </w:r>
           </w:p>
         </w:tc>
@@ -681,7 +681,7 @@
           </w:tcPr>
           <w:p>
             <w:r>
-              <w:t>0.019</w:t>
+              <w:t>0.018</w:t>
             </w:r>
           </w:p>
         </w:tc>
@@ -701,7 +701,7 @@
           </w:tcPr>
           <w:p>
             <w:r>
-              <w:t>0.016</w:t>
+              <w:t>0.037</w:t>
             </w:r>
           </w:p>
         </w:tc>
@@ -711,7 +711,7 @@
           </w:tcPr>
           <w:p>
             <w:r>
-              <w:t>0.117</w:t>
+              <w:t>0.115</w:t>
             </w:r>
           </w:p>
         </w:tc>
@@ -721,7 +721,7 @@
           </w:tcPr>
           <w:p>
             <w:r>
-              <w:t>0.13</w:t>
+              <w:t>0.15</w:t>
             </w:r>
           </w:p>
         </w:tc>
@@ -753,7 +753,7 @@
           </w:tcPr>
           <w:p>
             <w:r>
-              <w:t>0.905</w:t>
+              <w:t>0.895</w:t>
             </w:r>
           </w:p>
         </w:tc>
@@ -773,17 +773,7 @@
           </w:tcPr>
           <w:p>
             <w:r>
-              <w:t>0.095</w:t>
-            </w:r>
-          </w:p>
-        </w:tc>
-        <w:tc>
-          <w:tcPr>
-            <w:tcW w:type="dxa" w:w="785"/>
-          </w:tcPr>
-          <w:p>
-            <w:r>
-              <w:t>0.019</w:t>
+              <w:t>0.096</w:t>
             </w:r>
           </w:p>
         </w:tc>
@@ -813,7 +803,7 @@
           </w:tcPr>
           <w:p>
             <w:r>
-              <w:t>0.032</w:t>
+              <w:t>0.017</w:t>
             </w:r>
           </w:p>
         </w:tc>
@@ -823,7 +813,7 @@
           </w:tcPr>
           <w:p>
             <w:r>
-              <w:t>0.066</w:t>
+              <w:t>0.036</w:t>
             </w:r>
           </w:p>
         </w:tc>
@@ -833,7 +823,17 @@
           </w:tcPr>
           <w:p>
             <w:r>
-              <w:t>0.11</w:t>
+              <w:t>0.096</w:t>
+            </w:r>
+          </w:p>
+        </w:tc>
+        <w:tc>
+          <w:tcPr>
+            <w:tcW w:type="dxa" w:w="785"/>
+          </w:tcPr>
+          <w:p>
+            <w:r>
+              <w:t>0.13</w:t>
             </w:r>
           </w:p>
         </w:tc>
@@ -855,7 +855,7 @@
           </w:tcPr>
           <w:p>
             <w:r>
-              <w:t>0.003</w:t>
+              <w:t>0.005</w:t>
             </w:r>
           </w:p>
         </w:tc>
@@ -865,7 +865,7 @@
           </w:tcPr>
           <w:p>
             <w:r>
-              <w:t>0.850</w:t>
+              <w:t>0.881</w:t>
             </w:r>
           </w:p>
         </w:tc>
@@ -875,7 +875,7 @@
           </w:tcPr>
           <w:p>
             <w:r>
-              <w:t>0.028</w:t>
+              <w:t>0.050</w:t>
             </w:r>
           </w:p>
         </w:tc>
@@ -885,7 +885,7 @@
           </w:tcPr>
           <w:p>
             <w:r>
-              <w:t>0.048</w:t>
+              <w:t>0.059</w:t>
             </w:r>
           </w:p>
         </w:tc>
@@ -905,7 +905,7 @@
           </w:tcPr>
           <w:p>
             <w:r>
-              <w:t>0.019</w:t>
+              <w:t>0.018</w:t>
             </w:r>
           </w:p>
         </w:tc>
@@ -915,7 +915,7 @@
           </w:tcPr>
           <w:p>
             <w:r>
-              <w:t>0.019</w:t>
+              <w:t>0.018</w:t>
             </w:r>
           </w:p>
         </w:tc>
@@ -925,7 +925,7 @@
           </w:tcPr>
           <w:p>
             <w:r>
-              <w:t>0.033</w:t>
+              <w:t>0.026</w:t>
             </w:r>
           </w:p>
         </w:tc>
@@ -935,7 +935,7 @@
           </w:tcPr>
           <w:p>
             <w:r>
-              <w:t>0.033</w:t>
+              <w:t>0.059</w:t>
             </w:r>
           </w:p>
         </w:tc>
@@ -945,7 +945,7 @@
           </w:tcPr>
           <w:p>
             <w:r>
-              <w:t>0.17</w:t>
+              <w:t>0.14</w:t>
             </w:r>
           </w:p>
         </w:tc>
@@ -967,7 +967,7 @@
           </w:tcPr>
           <w:p>
             <w:r>
-              <w:t>0.027</w:t>
+              <w:t>0.026</w:t>
             </w:r>
           </w:p>
         </w:tc>
@@ -977,7 +977,7 @@
           </w:tcPr>
           <w:p>
             <w:r>
-              <w:t>0.884</w:t>
+              <w:t>0.858</w:t>
             </w:r>
           </w:p>
         </w:tc>
@@ -987,7 +987,7 @@
           </w:tcPr>
           <w:p>
             <w:r>
-              <w:t>0.324</w:t>
+              <w:t>0.322</w:t>
             </w:r>
           </w:p>
         </w:tc>
@@ -997,7 +997,7 @@
           </w:tcPr>
           <w:p>
             <w:r>
-              <w:t>0.117</w:t>
+              <w:t>0.107</w:t>
             </w:r>
           </w:p>
         </w:tc>
@@ -1017,7 +1017,7 @@
           </w:tcPr>
           <w:p>
             <w:r>
-              <w:t>0.019</w:t>
+              <w:t>0.018</w:t>
             </w:r>
           </w:p>
         </w:tc>
@@ -1027,7 +1027,7 @@
           </w:tcPr>
           <w:p>
             <w:r>
-              <w:t>0.015</w:t>
+              <w:t>0.014</w:t>
             </w:r>
           </w:p>
         </w:tc>
@@ -1037,7 +1037,7 @@
           </w:tcPr>
           <w:p>
             <w:r>
-              <w:t>0.017</w:t>
+              <w:t>0.009</w:t>
             </w:r>
           </w:p>
         </w:tc>
@@ -1047,7 +1047,7 @@
           </w:tcPr>
           <w:p>
             <w:r>
-              <w:t>0.211</w:t>
+              <w:t>0.233</w:t>
             </w:r>
           </w:p>
         </w:tc>
@@ -1089,7 +1089,7 @@
           </w:tcPr>
           <w:p>
             <w:r>
-              <w:t>0.936</w:t>
+              <w:t>0.913</w:t>
             </w:r>
           </w:p>
         </w:tc>
@@ -1109,7 +1109,7 @@
           </w:tcPr>
           <w:p>
             <w:r>
-              <w:t>0.035</w:t>
+              <w:t>0.030</w:t>
             </w:r>
           </w:p>
         </w:tc>
@@ -1149,7 +1149,7 @@
           </w:tcPr>
           <w:p>
             <w:r>
-              <w:t>-0.006</w:t>
+              <w:t>-0.019</w:t>
             </w:r>
           </w:p>
         </w:tc>
@@ -1159,7 +1159,7 @@
           </w:tcPr>
           <w:p>
             <w:r>
-              <w:t>0.113</w:t>
+              <w:t>0.115</w:t>
             </w:r>
           </w:p>
         </w:tc>
@@ -1169,7 +1169,7 @@
           </w:tcPr>
           <w:p>
             <w:r>
-              <w:t>0.10</w:t>
+              <w:t>0.12</w:t>
             </w:r>
           </w:p>
         </w:tc>
@@ -1201,7 +1201,7 @@
           </w:tcPr>
           <w:p>
             <w:r>
-              <w:t>0.880</w:t>
+              <w:t>0.897</w:t>
             </w:r>
           </w:p>
         </w:tc>
@@ -1221,7 +1221,7 @@
           </w:tcPr>
           <w:p>
             <w:r>
-              <w:t>0.047</w:t>
+              <w:t>0.042</w:t>
             </w:r>
           </w:p>
         </w:tc>
@@ -1241,7 +1241,7 @@
           </w:tcPr>
           <w:p>
             <w:r>
-              <w:t>0.017</w:t>
+              <w:t>0.016</w:t>
             </w:r>
           </w:p>
         </w:tc>
@@ -1261,7 +1261,7 @@
           </w:tcPr>
           <w:p>
             <w:r>
-              <w:t>0.114</w:t>
+              <w:t>0.131</w:t>
             </w:r>
           </w:p>
         </w:tc>
@@ -1271,7 +1271,7 @@
           </w:tcPr>
           <w:p>
             <w:r>
-              <w:t>0.332</w:t>
+              <w:t>0.321</w:t>
             </w:r>
           </w:p>
         </w:tc>
@@ -1313,7 +1313,7 @@
           </w:tcPr>
           <w:p>
             <w:r>
-              <w:t>0.863</w:t>
+              <w:t>0.883</w:t>
             </w:r>
           </w:p>
         </w:tc>
@@ -1353,7 +1353,7 @@
           </w:tcPr>
           <w:p>
             <w:r>
-              <w:t>0.019</w:t>
+              <w:t>0.018</w:t>
             </w:r>
           </w:p>
         </w:tc>
@@ -1373,7 +1373,7 @@
           </w:tcPr>
           <w:p>
             <w:r>
-              <w:t>0.001</w:t>
+              <w:t>0.010</w:t>
             </w:r>
           </w:p>
         </w:tc>
@@ -1383,7 +1383,7 @@
           </w:tcPr>
           <w:p>
             <w:r>
-              <w:t>-0.006</w:t>
+              <w:t>-0.019</w:t>
             </w:r>
           </w:p>
         </w:tc>
@@ -1393,7 +1393,7 @@
           </w:tcPr>
           <w:p>
             <w:r>
-              <w:t>0.14</w:t>
+              <w:t>0.12</w:t>
             </w:r>
           </w:p>
         </w:tc>
@@ -1413,7 +1413,7 @@
     <w:p/>
     <w:p>
       <w:r>
-        <w:t>As a comparator, random-effects pooling across the true study identifiers gave an absolute bias of 0.018 (absolute reduction 0.002).</w:t>
+        <w:t>As a comparator, random-effects pooling across the true study identifiers gave an absolute bias of 0.016 (absolute reduction 0.003).</w:t>
       </w:r>
     </w:p>
     <w:tbl>

--- a/results/manuscript/rsm_submission/rsm_tables_separate.docx
+++ b/results/manuscript/rsm_submission/rsm_tables_separate.docx
@@ -2,6 +2,17 @@
 <file path=word/document.xml><?xml version="1.0" encoding="utf-8"?>
 <w:document xmlns:wpc="http://schemas.microsoft.com/office/word/2010/wordprocessingCanvas" xmlns:mo="http://schemas.microsoft.com/office/mac/office/2008/main" xmlns:mc="http://schemas.openxmlformats.org/markup-compatibility/2006" xmlns:mv="urn:schemas-microsoft-com:mac:vml" xmlns:o="urn:schemas-microsoft-com:office:office" xmlns:r="http://schemas.openxmlformats.org/officeDocument/2006/relationships" xmlns:m="http://schemas.openxmlformats.org/officeDocument/2006/math" xmlns:v="urn:schemas-microsoft-com:vml" xmlns:wp14="http://schemas.microsoft.com/office/word/2010/wordprocessingDrawing" xmlns:wp="http://schemas.openxmlformats.org/drawingml/2006/wordprocessingDrawing" xmlns:w10="urn:schemas-microsoft-com:office:word" xmlns:w="http://schemas.openxmlformats.org/wordprocessingml/2006/main" xmlns:w14="http://schemas.microsoft.com/office/word/2010/wordml" xmlns:wpg="http://schemas.microsoft.com/office/word/2010/wordprocessingGroup" xmlns:wpi="http://schemas.microsoft.com/office/word/2010/wordprocessingInk" xmlns:wne="http://schemas.microsoft.com/office/word/2006/wordml" xmlns:wps="http://schemas.microsoft.com/office/word/2010/wordprocessingShape" mc:Ignorable="w14 wp14">
   <w:body>
+    <w:p>
+      <w:pPr>
+        <w:jc w:val="center"/>
+      </w:pPr>
+      <w:r>
+        <w:rPr>
+          <w:b/>
+        </w:rPr>
+        <w:t>Table 1. Primary IPD scenario (n=2000, 10 studies, K=5): means over 50 simulations.</w:t>
+      </w:r>
+    </w:p>
     <w:tbl>
       <w:tblPr>
         <w:tblStyle w:val="TableGrid"/>
@@ -1399,6 +1410,7 @@
         </w:tc>
       </w:tr>
     </w:tbl>
+    <w:p/>
     <w:p>
       <w:pPr>
         <w:jc w:val="center"/>
@@ -1407,13 +1419,7 @@
         <w:rPr>
           <w:b/>
         </w:rPr>
-        <w:t>Table 1. Primary IPD scenario (n=2000, 10 studies, K=5): means over 50 simulations.</w:t>
-      </w:r>
-    </w:p>
-    <w:p/>
-    <w:p>
-      <w:r>
-        <w:t>As a comparator, random-effects pooling across the true study identifiers gave an absolute bias of 0.016 (absolute reduction 0.003).</w:t>
+        <w:t>Table 2. Best real-data illustration result per dataset.</w:t>
       </w:r>
     </w:p>
     <w:tbl>
@@ -1885,17 +1891,6 @@
         </w:tc>
       </w:tr>
     </w:tbl>
-    <w:p>
-      <w:pPr>
-        <w:jc w:val="center"/>
-      </w:pPr>
-      <w:r>
-        <w:rPr>
-          <w:b/>
-        </w:rPr>
-        <w:t>Table 2. Best real-data illustration result per dataset.</w:t>
-      </w:r>
-    </w:p>
     <w:p/>
     <w:sectPr>
       <w:pgSz w:w="12240" w:h="15840"/>

--- a/results/manuscript/rsm_submission/rsm_tables_separate.docx
+++ b/results/manuscript/rsm_submission/rsm_tables_separate.docx
@@ -1547,7 +1547,7 @@
           </w:tcPr>
           <w:p>
             <w:r>
-              <w:t>baseline_oracle_kmeans</w:t>
+              <w:t>1B_residual</w:t>
             </w:r>
           </w:p>
         </w:tc>
@@ -1557,7 +1557,7 @@
           </w:tcPr>
           <w:p>
             <w:r>
-              <w:t>9</w:t>
+              <w:t>3</w:t>
             </w:r>
           </w:p>
         </w:tc>
@@ -1567,7 +1567,7 @@
           </w:tcPr>
           <w:p>
             <w:r>
-              <w:t>0.685</w:t>
+              <w:t>0.065</w:t>
             </w:r>
           </w:p>
         </w:tc>
@@ -1577,7 +1577,7 @@
           </w:tcPr>
           <w:p>
             <w:r>
-              <w:t>0.303</w:t>
+              <w:t>1.000</w:t>
             </w:r>
           </w:p>
         </w:tc>
@@ -1587,7 +1587,7 @@
           </w:tcPr>
           <w:p>
             <w:r>
-              <w:t>0.022</w:t>
+              <w:t>0.035</w:t>
             </w:r>
           </w:p>
         </w:tc>
@@ -1597,7 +1597,7 @@
           </w:tcPr>
           <w:p>
             <w:r>
-              <w:t>0.028</w:t>
+              <w:t>0.017</w:t>
             </w:r>
           </w:p>
         </w:tc>
@@ -1691,7 +1691,7 @@
           </w:tcPr>
           <w:p>
             <w:r>
-              <w:t>baseline_oracle_kmeans</w:t>
+              <w:t>GMM</w:t>
             </w:r>
           </w:p>
         </w:tc>
@@ -1711,7 +1711,7 @@
           </w:tcPr>
           <w:p>
             <w:r>
-              <w:t>0.972</w:t>
+              <w:t>0.966</w:t>
             </w:r>
           </w:p>
         </w:tc>
@@ -1721,7 +1721,7 @@
           </w:tcPr>
           <w:p>
             <w:r>
-              <w:t>0.870</w:t>
+              <w:t>0.830</w:t>
             </w:r>
           </w:p>
         </w:tc>
@@ -1731,7 +1731,7 @@
           </w:tcPr>
           <w:p>
             <w:r>
-              <w:t>0.168</w:t>
+              <w:t>0.167</w:t>
             </w:r>
           </w:p>
         </w:tc>
@@ -1741,7 +1741,7 @@
           </w:tcPr>
           <w:p>
             <w:r>
-              <w:t>0.093</w:t>
+              <w:t>0.094</w:t>
             </w:r>
           </w:p>
         </w:tc>
@@ -1763,7 +1763,7 @@
           </w:tcPr>
           <w:p>
             <w:r>
-              <w:t>baseline_oracle_kmeans</w:t>
+              <w:t>1A_predicted_prob</w:t>
             </w:r>
           </w:p>
         </w:tc>
@@ -1783,7 +1783,7 @@
           </w:tcPr>
           <w:p>
             <w:r>
-              <w:t>0.790</w:t>
+              <w:t>0.498</w:t>
             </w:r>
           </w:p>
         </w:tc>
@@ -1803,7 +1803,7 @@
           </w:tcPr>
           <w:p>
             <w:r>
-              <w:t>0.109</w:t>
+              <w:t>0.161</w:t>
             </w:r>
           </w:p>
         </w:tc>
@@ -1813,7 +1813,7 @@
           </w:tcPr>
           <w:p>
             <w:r>
-              <w:t>0.111</w:t>
+              <w:t>0.114</w:t>
             </w:r>
           </w:p>
         </w:tc>

--- a/results/manuscript/rsm_submission/rsm_tables_separate.docx
+++ b/results/manuscript/rsm_submission/rsm_tables_separate.docx
@@ -234,7 +234,7 @@
           </w:tcPr>
           <w:p>
             <w:r>
-              <w:t>0.019</w:t>
+              <w:t>0.01865</w:t>
             </w:r>
           </w:p>
         </w:tc>
@@ -244,7 +244,7 @@
           </w:tcPr>
           <w:p>
             <w:r>
-              <w:t>0.019</w:t>
+              <w:t>0.01888</w:t>
             </w:r>
           </w:p>
         </w:tc>
@@ -254,7 +254,7 @@
           </w:tcPr>
           <w:p>
             <w:r>
-              <w:t>0.014</w:t>
+              <w:t>0.01352</w:t>
             </w:r>
           </w:p>
         </w:tc>
@@ -284,7 +284,7 @@
           </w:tcPr>
           <w:p>
             <w:r>
-              <w:t>0.14</w:t>
+              <w:t>0.142</w:t>
             </w:r>
           </w:p>
         </w:tc>
@@ -346,7 +346,7 @@
           </w:tcPr>
           <w:p>
             <w:r>
-              <w:t>0.019</w:t>
+              <w:t>0.01865</w:t>
             </w:r>
           </w:p>
         </w:tc>
@@ -356,7 +356,7 @@
           </w:tcPr>
           <w:p>
             <w:r>
-              <w:t>0.013</w:t>
+              <w:t>0.01345</w:t>
             </w:r>
           </w:p>
         </w:tc>
@@ -366,7 +366,7 @@
           </w:tcPr>
           <w:p>
             <w:r>
-              <w:t>0.008</w:t>
+              <w:t>0.00816</w:t>
             </w:r>
           </w:p>
         </w:tc>
@@ -396,7 +396,7 @@
           </w:tcPr>
           <w:p>
             <w:r>
-              <w:t>0.04</w:t>
+              <w:t>0.044</w:t>
             </w:r>
           </w:p>
         </w:tc>
@@ -458,7 +458,7 @@
           </w:tcPr>
           <w:p>
             <w:r>
-              <w:t>0.019</w:t>
+              <w:t>0.01865</w:t>
             </w:r>
           </w:p>
         </w:tc>
@@ -468,7 +468,7 @@
           </w:tcPr>
           <w:p>
             <w:r>
-              <w:t>0.019</w:t>
+              <w:t>0.01888</w:t>
             </w:r>
           </w:p>
         </w:tc>
@@ -478,7 +478,7 @@
           </w:tcPr>
           <w:p>
             <w:r>
-              <w:t>0.014</w:t>
+              <w:t>0.01352</w:t>
             </w:r>
           </w:p>
         </w:tc>
@@ -508,7 +508,7 @@
           </w:tcPr>
           <w:p>
             <w:r>
-              <w:t>0.14</w:t>
+              <w:t>0.142</w:t>
             </w:r>
           </w:p>
         </w:tc>
@@ -570,7 +570,7 @@
           </w:tcPr>
           <w:p>
             <w:r>
-              <w:t>0.019</w:t>
+              <w:t>0.01865</w:t>
             </w:r>
           </w:p>
         </w:tc>
@@ -580,7 +580,7 @@
           </w:tcPr>
           <w:p>
             <w:r>
-              <w:t>0.019</w:t>
+              <w:t>0.01883</w:t>
             </w:r>
           </w:p>
         </w:tc>
@@ -590,7 +590,7 @@
           </w:tcPr>
           <w:p>
             <w:r>
-              <w:t>0.018</w:t>
+              <w:t>0.01769</w:t>
             </w:r>
           </w:p>
         </w:tc>
@@ -620,7 +620,7 @@
           </w:tcPr>
           <w:p>
             <w:r>
-              <w:t>0.13</w:t>
+              <w:t>0.130</w:t>
             </w:r>
           </w:p>
         </w:tc>
@@ -682,7 +682,7 @@
           </w:tcPr>
           <w:p>
             <w:r>
-              <w:t>0.019</w:t>
+              <w:t>0.01865</w:t>
             </w:r>
           </w:p>
         </w:tc>
@@ -692,7 +692,7 @@
           </w:tcPr>
           <w:p>
             <w:r>
-              <w:t>0.018</w:t>
+              <w:t>0.01796</w:t>
             </w:r>
           </w:p>
         </w:tc>
@@ -702,7 +702,7 @@
           </w:tcPr>
           <w:p>
             <w:r>
-              <w:t>0.017</w:t>
+              <w:t>0.01651</w:t>
             </w:r>
           </w:p>
         </w:tc>
@@ -732,7 +732,7 @@
           </w:tcPr>
           <w:p>
             <w:r>
-              <w:t>0.15</w:t>
+              <w:t>0.146</w:t>
             </w:r>
           </w:p>
         </w:tc>
@@ -794,7 +794,7 @@
           </w:tcPr>
           <w:p>
             <w:r>
-              <w:t>0.019</w:t>
+              <w:t>0.01865</w:t>
             </w:r>
           </w:p>
         </w:tc>
@@ -804,7 +804,7 @@
           </w:tcPr>
           <w:p>
             <w:r>
-              <w:t>0.018</w:t>
+              <w:t>0.01797</w:t>
             </w:r>
           </w:p>
         </w:tc>
@@ -814,7 +814,7 @@
           </w:tcPr>
           <w:p>
             <w:r>
-              <w:t>0.017</w:t>
+              <w:t>0.01686</w:t>
             </w:r>
           </w:p>
         </w:tc>
@@ -844,7 +844,7 @@
           </w:tcPr>
           <w:p>
             <w:r>
-              <w:t>0.13</w:t>
+              <w:t>0.127</w:t>
             </w:r>
           </w:p>
         </w:tc>
@@ -906,7 +906,7 @@
           </w:tcPr>
           <w:p>
             <w:r>
-              <w:t>0.019</w:t>
+              <w:t>0.01865</w:t>
             </w:r>
           </w:p>
         </w:tc>
@@ -916,7 +916,7 @@
           </w:tcPr>
           <w:p>
             <w:r>
-              <w:t>0.018</w:t>
+              <w:t>0.01816</w:t>
             </w:r>
           </w:p>
         </w:tc>
@@ -926,7 +926,7 @@
           </w:tcPr>
           <w:p>
             <w:r>
-              <w:t>0.018</w:t>
+              <w:t>0.01754</w:t>
             </w:r>
           </w:p>
         </w:tc>
@@ -956,7 +956,7 @@
           </w:tcPr>
           <w:p>
             <w:r>
-              <w:t>0.14</w:t>
+              <w:t>0.144</w:t>
             </w:r>
           </w:p>
         </w:tc>
@@ -1018,7 +1018,7 @@
           </w:tcPr>
           <w:p>
             <w:r>
-              <w:t>0.019</w:t>
+              <w:t>0.01865</w:t>
             </w:r>
           </w:p>
         </w:tc>
@@ -1028,7 +1028,7 @@
           </w:tcPr>
           <w:p>
             <w:r>
-              <w:t>0.018</w:t>
+              <w:t>0.01849</w:t>
             </w:r>
           </w:p>
         </w:tc>
@@ -1038,7 +1038,7 @@
           </w:tcPr>
           <w:p>
             <w:r>
-              <w:t>0.014</w:t>
+              <w:t>0.01430</w:t>
             </w:r>
           </w:p>
         </w:tc>
@@ -1068,7 +1068,7 @@
           </w:tcPr>
           <w:p>
             <w:r>
-              <w:t>0.14</w:t>
+              <w:t>0.141</w:t>
             </w:r>
           </w:p>
         </w:tc>
@@ -1130,7 +1130,7 @@
           </w:tcPr>
           <w:p>
             <w:r>
-              <w:t>0.019</w:t>
+              <w:t>0.01865</w:t>
             </w:r>
           </w:p>
         </w:tc>
@@ -1140,7 +1140,7 @@
           </w:tcPr>
           <w:p>
             <w:r>
-              <w:t>0.019</w:t>
+              <w:t>0.01901</w:t>
             </w:r>
           </w:p>
         </w:tc>
@@ -1150,7 +1150,7 @@
           </w:tcPr>
           <w:p>
             <w:r>
-              <w:t>0.017</w:t>
+              <w:t>0.01651</w:t>
             </w:r>
           </w:p>
         </w:tc>
@@ -1180,7 +1180,7 @@
           </w:tcPr>
           <w:p>
             <w:r>
-              <w:t>0.12</w:t>
+              <w:t>0.124</w:t>
             </w:r>
           </w:p>
         </w:tc>
@@ -1242,7 +1242,7 @@
           </w:tcPr>
           <w:p>
             <w:r>
-              <w:t>0.019</w:t>
+              <w:t>0.01865</w:t>
             </w:r>
           </w:p>
         </w:tc>
@@ -1252,7 +1252,7 @@
           </w:tcPr>
           <w:p>
             <w:r>
-              <w:t>0.016</w:t>
+              <w:t>0.01620</w:t>
             </w:r>
           </w:p>
         </w:tc>
@@ -1262,7 +1262,7 @@
           </w:tcPr>
           <w:p>
             <w:r>
-              <w:t>0.013</w:t>
+              <w:t>0.01266</w:t>
             </w:r>
           </w:p>
         </w:tc>
@@ -1292,7 +1292,7 @@
           </w:tcPr>
           <w:p>
             <w:r>
-              <w:t>0.17</w:t>
+              <w:t>0.169</w:t>
             </w:r>
           </w:p>
         </w:tc>
@@ -1354,7 +1354,7 @@
           </w:tcPr>
           <w:p>
             <w:r>
-              <w:t>0.019</w:t>
+              <w:t>0.01865</w:t>
             </w:r>
           </w:p>
         </w:tc>
@@ -1364,7 +1364,7 @@
           </w:tcPr>
           <w:p>
             <w:r>
-              <w:t>0.018</w:t>
+              <w:t>0.01847</w:t>
             </w:r>
           </w:p>
         </w:tc>
@@ -1374,7 +1374,7 @@
           </w:tcPr>
           <w:p>
             <w:r>
-              <w:t>0.019</w:t>
+              <w:t>0.01901</w:t>
             </w:r>
           </w:p>
         </w:tc>
@@ -1404,7 +1404,7 @@
           </w:tcPr>
           <w:p>
             <w:r>
-              <w:t>0.12</w:t>
+              <w:t>0.117</w:t>
             </w:r>
           </w:p>
         </w:tc>
@@ -1419,7 +1419,880 @@
         <w:rPr>
           <w:b/>
         </w:rPr>
-        <w:t>Table 2. Best real-data illustration result per dataset.</w:t>
+        <w:t>Table 2. Sensitivity of random-effects ATE bias reduction to the number of strata.</w:t>
+      </w:r>
+    </w:p>
+    <w:tbl>
+      <w:tblPr>
+        <w:tblStyle w:val="TableGrid"/>
+        <w:tblW w:type="auto" w:w="0"/>
+        <w:tblLook w:firstColumn="1" w:firstRow="1" w:lastColumn="0" w:lastRow="0" w:noHBand="0" w:noVBand="1" w:val="04A0"/>
+      </w:tblPr>
+      <w:tblGrid>
+        <w:gridCol w:w="1728"/>
+        <w:gridCol w:w="1728"/>
+        <w:gridCol w:w="1728"/>
+        <w:gridCol w:w="1728"/>
+        <w:gridCol w:w="1728"/>
+      </w:tblGrid>
+      <w:tr>
+        <w:tc>
+          <w:tcPr>
+            <w:tcW w:type="dxa" w:w="1728"/>
+          </w:tcPr>
+          <w:p>
+            <w:r>
+              <w:rPr>
+                <w:b/>
+              </w:rPr>
+              <w:t>K</w:t>
+            </w:r>
+          </w:p>
+        </w:tc>
+        <w:tc>
+          <w:tcPr>
+            <w:tcW w:type="dxa" w:w="1728"/>
+          </w:tcPr>
+          <w:p>
+            <w:r>
+              <w:rPr>
+                <w:b/>
+              </w:rPr>
+              <w:t>Method</w:t>
+            </w:r>
+          </w:p>
+        </w:tc>
+        <w:tc>
+          <w:tcPr>
+            <w:tcW w:type="dxa" w:w="1728"/>
+          </w:tcPr>
+          <w:p>
+            <w:r>
+              <w:rPr>
+                <w:b/>
+              </w:rPr>
+              <w:t>ARI</w:t>
+            </w:r>
+          </w:p>
+        </w:tc>
+        <w:tc>
+          <w:tcPr>
+            <w:tcW w:type="dxa" w:w="1728"/>
+          </w:tcPr>
+          <w:p>
+            <w:r>
+              <w:rPr>
+                <w:b/>
+              </w:rPr>
+              <w:t>RE bias</w:t>
+            </w:r>
+          </w:p>
+        </w:tc>
+        <w:tc>
+          <w:tcPr>
+            <w:tcW w:type="dxa" w:w="1728"/>
+          </w:tcPr>
+          <w:p>
+            <w:r>
+              <w:rPr>
+                <w:b/>
+              </w:rPr>
+              <w:t>Relative reduction RE</w:t>
+            </w:r>
+          </w:p>
+        </w:tc>
+      </w:tr>
+      <w:tr>
+        <w:tc>
+          <w:tcPr>
+            <w:tcW w:type="dxa" w:w="1728"/>
+          </w:tcPr>
+          <w:p>
+            <w:r>
+              <w:t>3</w:t>
+            </w:r>
+          </w:p>
+        </w:tc>
+        <w:tc>
+          <w:tcPr>
+            <w:tcW w:type="dxa" w:w="1728"/>
+          </w:tcPr>
+          <w:p>
+            <w:r>
+              <w:t>1B_residual</w:t>
+            </w:r>
+          </w:p>
+        </w:tc>
+        <w:tc>
+          <w:tcPr>
+            <w:tcW w:type="dxa" w:w="1728"/>
+          </w:tcPr>
+          <w:p>
+            <w:r>
+              <w:t>0.032</w:t>
+            </w:r>
+          </w:p>
+        </w:tc>
+        <w:tc>
+          <w:tcPr>
+            <w:tcW w:type="dxa" w:w="1728"/>
+          </w:tcPr>
+          <w:p>
+            <w:r>
+              <w:t>0.00859</w:t>
+            </w:r>
+          </w:p>
+        </w:tc>
+        <w:tc>
+          <w:tcPr>
+            <w:tcW w:type="dxa" w:w="1728"/>
+          </w:tcPr>
+          <w:p>
+            <w:r>
+              <w:t>0.585</w:t>
+            </w:r>
+          </w:p>
+        </w:tc>
+      </w:tr>
+      <w:tr>
+        <w:tc>
+          <w:tcPr>
+            <w:tcW w:type="dxa" w:w="1728"/>
+          </w:tcPr>
+          <w:p>
+            <w:r>
+              <w:t>5</w:t>
+            </w:r>
+          </w:p>
+        </w:tc>
+        <w:tc>
+          <w:tcPr>
+            <w:tcW w:type="dxa" w:w="1728"/>
+          </w:tcPr>
+          <w:p>
+            <w:r>
+              <w:t>1B_residual</w:t>
+            </w:r>
+          </w:p>
+        </w:tc>
+        <w:tc>
+          <w:tcPr>
+            <w:tcW w:type="dxa" w:w="1728"/>
+          </w:tcPr>
+          <w:p>
+            <w:r>
+              <w:t>0.032</w:t>
+            </w:r>
+          </w:p>
+        </w:tc>
+        <w:tc>
+          <w:tcPr>
+            <w:tcW w:type="dxa" w:w="1728"/>
+          </w:tcPr>
+          <w:p>
+            <w:r>
+              <w:t>0.00816</w:t>
+            </w:r>
+          </w:p>
+        </w:tc>
+        <w:tc>
+          <w:tcPr>
+            <w:tcW w:type="dxa" w:w="1728"/>
+          </w:tcPr>
+          <w:p>
+            <w:r>
+              <w:t>0.563</w:t>
+            </w:r>
+          </w:p>
+        </w:tc>
+      </w:tr>
+      <w:tr>
+        <w:tc>
+          <w:tcPr>
+            <w:tcW w:type="dxa" w:w="1728"/>
+          </w:tcPr>
+          <w:p>
+            <w:r>
+              <w:t>10</w:t>
+            </w:r>
+          </w:p>
+        </w:tc>
+        <w:tc>
+          <w:tcPr>
+            <w:tcW w:type="dxa" w:w="1728"/>
+          </w:tcPr>
+          <w:p>
+            <w:r>
+              <w:t>1B_residual</w:t>
+            </w:r>
+          </w:p>
+        </w:tc>
+        <w:tc>
+          <w:tcPr>
+            <w:tcW w:type="dxa" w:w="1728"/>
+          </w:tcPr>
+          <w:p>
+            <w:r>
+              <w:t>0.026</w:t>
+            </w:r>
+          </w:p>
+        </w:tc>
+        <w:tc>
+          <w:tcPr>
+            <w:tcW w:type="dxa" w:w="1728"/>
+          </w:tcPr>
+          <w:p>
+            <w:r>
+              <w:t>0.00815</w:t>
+            </w:r>
+          </w:p>
+        </w:tc>
+        <w:tc>
+          <w:tcPr>
+            <w:tcW w:type="dxa" w:w="1728"/>
+          </w:tcPr>
+          <w:p>
+            <w:r>
+              <w:t>0.585</w:t>
+            </w:r>
+          </w:p>
+        </w:tc>
+      </w:tr>
+      <w:tr>
+        <w:tc>
+          <w:tcPr>
+            <w:tcW w:type="dxa" w:w="1728"/>
+          </w:tcPr>
+          <w:p>
+            <w:r>
+              <w:t>3</w:t>
+            </w:r>
+          </w:p>
+        </w:tc>
+        <w:tc>
+          <w:tcPr>
+            <w:tcW w:type="dxa" w:w="1728"/>
+          </w:tcPr>
+          <w:p>
+            <w:r>
+              <w:t>2B_clustering</w:t>
+            </w:r>
+          </w:p>
+        </w:tc>
+        <w:tc>
+          <w:tcPr>
+            <w:tcW w:type="dxa" w:w="1728"/>
+          </w:tcPr>
+          <w:p>
+            <w:r>
+              <w:t>0.021</w:t>
+            </w:r>
+          </w:p>
+        </w:tc>
+        <w:tc>
+          <w:tcPr>
+            <w:tcW w:type="dxa" w:w="1728"/>
+          </w:tcPr>
+          <w:p>
+            <w:r>
+              <w:t>0.01439</w:t>
+            </w:r>
+          </w:p>
+        </w:tc>
+        <w:tc>
+          <w:tcPr>
+            <w:tcW w:type="dxa" w:w="1728"/>
+          </w:tcPr>
+          <w:p>
+            <w:r>
+              <w:t>0.304</w:t>
+            </w:r>
+          </w:p>
+        </w:tc>
+      </w:tr>
+      <w:tr>
+        <w:tc>
+          <w:tcPr>
+            <w:tcW w:type="dxa" w:w="1728"/>
+          </w:tcPr>
+          <w:p>
+            <w:r>
+              <w:t>5</w:t>
+            </w:r>
+          </w:p>
+        </w:tc>
+        <w:tc>
+          <w:tcPr>
+            <w:tcW w:type="dxa" w:w="1728"/>
+          </w:tcPr>
+          <w:p>
+            <w:r>
+              <w:t>2B_clustering</w:t>
+            </w:r>
+          </w:p>
+        </w:tc>
+        <w:tc>
+          <w:tcPr>
+            <w:tcW w:type="dxa" w:w="1728"/>
+          </w:tcPr>
+          <w:p>
+            <w:r>
+              <w:t>0.023</w:t>
+            </w:r>
+          </w:p>
+        </w:tc>
+        <w:tc>
+          <w:tcPr>
+            <w:tcW w:type="dxa" w:w="1728"/>
+          </w:tcPr>
+          <w:p>
+            <w:r>
+              <w:t>0.01651</w:t>
+            </w:r>
+          </w:p>
+        </w:tc>
+        <w:tc>
+          <w:tcPr>
+            <w:tcW w:type="dxa" w:w="1728"/>
+          </w:tcPr>
+          <w:p>
+            <w:r>
+              <w:t>0.115</w:t>
+            </w:r>
+          </w:p>
+        </w:tc>
+      </w:tr>
+      <w:tr>
+        <w:tc>
+          <w:tcPr>
+            <w:tcW w:type="dxa" w:w="1728"/>
+          </w:tcPr>
+          <w:p>
+            <w:r>
+              <w:t>10</w:t>
+            </w:r>
+          </w:p>
+        </w:tc>
+        <w:tc>
+          <w:tcPr>
+            <w:tcW w:type="dxa" w:w="1728"/>
+          </w:tcPr>
+          <w:p>
+            <w:r>
+              <w:t>2B_clustering</w:t>
+            </w:r>
+          </w:p>
+        </w:tc>
+        <w:tc>
+          <w:tcPr>
+            <w:tcW w:type="dxa" w:w="1728"/>
+          </w:tcPr>
+          <w:p>
+            <w:r>
+              <w:t>0.021</w:t>
+            </w:r>
+          </w:p>
+        </w:tc>
+        <w:tc>
+          <w:tcPr>
+            <w:tcW w:type="dxa" w:w="1728"/>
+          </w:tcPr>
+          <w:p>
+            <w:r>
+              <w:t>0.01558</w:t>
+            </w:r>
+          </w:p>
+        </w:tc>
+        <w:tc>
+          <w:tcPr>
+            <w:tcW w:type="dxa" w:w="1728"/>
+          </w:tcPr>
+          <w:p>
+            <w:r>
+              <w:t>0.207</w:t>
+            </w:r>
+          </w:p>
+        </w:tc>
+      </w:tr>
+      <w:tr>
+        <w:tc>
+          <w:tcPr>
+            <w:tcW w:type="dxa" w:w="1728"/>
+          </w:tcPr>
+          <w:p>
+            <w:r>
+              <w:t>3</w:t>
+            </w:r>
+          </w:p>
+        </w:tc>
+        <w:tc>
+          <w:tcPr>
+            <w:tcW w:type="dxa" w:w="1728"/>
+          </w:tcPr>
+          <w:p>
+            <w:r>
+              <w:t>GMM</w:t>
+            </w:r>
+          </w:p>
+        </w:tc>
+        <w:tc>
+          <w:tcPr>
+            <w:tcW w:type="dxa" w:w="1728"/>
+          </w:tcPr>
+          <w:p>
+            <w:r>
+              <w:t>0.006</w:t>
+            </w:r>
+          </w:p>
+        </w:tc>
+        <w:tc>
+          <w:tcPr>
+            <w:tcW w:type="dxa" w:w="1728"/>
+          </w:tcPr>
+          <w:p>
+            <w:r>
+              <w:t>0.01835</w:t>
+            </w:r>
+          </w:p>
+        </w:tc>
+        <w:tc>
+          <w:tcPr>
+            <w:tcW w:type="dxa" w:w="1728"/>
+          </w:tcPr>
+          <w:p>
+            <w:r>
+              <w:t>0.113</w:t>
+            </w:r>
+          </w:p>
+        </w:tc>
+      </w:tr>
+      <w:tr>
+        <w:tc>
+          <w:tcPr>
+            <w:tcW w:type="dxa" w:w="1728"/>
+          </w:tcPr>
+          <w:p>
+            <w:r>
+              <w:t>5</w:t>
+            </w:r>
+          </w:p>
+        </w:tc>
+        <w:tc>
+          <w:tcPr>
+            <w:tcW w:type="dxa" w:w="1728"/>
+          </w:tcPr>
+          <w:p>
+            <w:r>
+              <w:t>GMM</w:t>
+            </w:r>
+          </w:p>
+        </w:tc>
+        <w:tc>
+          <w:tcPr>
+            <w:tcW w:type="dxa" w:w="1728"/>
+          </w:tcPr>
+          <w:p>
+            <w:r>
+              <w:t>0.005</w:t>
+            </w:r>
+          </w:p>
+        </w:tc>
+        <w:tc>
+          <w:tcPr>
+            <w:tcW w:type="dxa" w:w="1728"/>
+          </w:tcPr>
+          <w:p>
+            <w:r>
+              <w:t>0.01686</w:t>
+            </w:r>
+          </w:p>
+        </w:tc>
+        <w:tc>
+          <w:tcPr>
+            <w:tcW w:type="dxa" w:w="1728"/>
+          </w:tcPr>
+          <w:p>
+            <w:r>
+              <w:t>0.096</w:t>
+            </w:r>
+          </w:p>
+        </w:tc>
+      </w:tr>
+      <w:tr>
+        <w:tc>
+          <w:tcPr>
+            <w:tcW w:type="dxa" w:w="1728"/>
+          </w:tcPr>
+          <w:p>
+            <w:r>
+              <w:t>10</w:t>
+            </w:r>
+          </w:p>
+        </w:tc>
+        <w:tc>
+          <w:tcPr>
+            <w:tcW w:type="dxa" w:w="1728"/>
+          </w:tcPr>
+          <w:p>
+            <w:r>
+              <w:t>GMM</w:t>
+            </w:r>
+          </w:p>
+        </w:tc>
+        <w:tc>
+          <w:tcPr>
+            <w:tcW w:type="dxa" w:w="1728"/>
+          </w:tcPr>
+          <w:p>
+            <w:r>
+              <w:t>0.007</w:t>
+            </w:r>
+          </w:p>
+        </w:tc>
+        <w:tc>
+          <w:tcPr>
+            <w:tcW w:type="dxa" w:w="1728"/>
+          </w:tcPr>
+          <w:p>
+            <w:r>
+              <w:t>0.01738</w:t>
+            </w:r>
+          </w:p>
+        </w:tc>
+        <w:tc>
+          <w:tcPr>
+            <w:tcW w:type="dxa" w:w="1728"/>
+          </w:tcPr>
+          <w:p>
+            <w:r>
+              <w:t>0.116</w:t>
+            </w:r>
+          </w:p>
+        </w:tc>
+      </w:tr>
+      <w:tr>
+        <w:tc>
+          <w:tcPr>
+            <w:tcW w:type="dxa" w:w="1728"/>
+          </w:tcPr>
+          <w:p>
+            <w:r>
+              <w:t>3</w:t>
+            </w:r>
+          </w:p>
+        </w:tc>
+        <w:tc>
+          <w:tcPr>
+            <w:tcW w:type="dxa" w:w="1728"/>
+          </w:tcPr>
+          <w:p>
+            <w:r>
+              <w:t>PS_propensity_score</w:t>
+            </w:r>
+          </w:p>
+        </w:tc>
+        <w:tc>
+          <w:tcPr>
+            <w:tcW w:type="dxa" w:w="1728"/>
+          </w:tcPr>
+          <w:p>
+            <w:r>
+              <w:t>0.006</w:t>
+            </w:r>
+          </w:p>
+        </w:tc>
+        <w:tc>
+          <w:tcPr>
+            <w:tcW w:type="dxa" w:w="1728"/>
+          </w:tcPr>
+          <w:p>
+            <w:r>
+              <w:t>0.01700</w:t>
+            </w:r>
+          </w:p>
+        </w:tc>
+        <w:tc>
+          <w:tcPr>
+            <w:tcW w:type="dxa" w:w="1728"/>
+          </w:tcPr>
+          <w:p>
+            <w:r>
+              <w:t>0.178</w:t>
+            </w:r>
+          </w:p>
+        </w:tc>
+      </w:tr>
+      <w:tr>
+        <w:tc>
+          <w:tcPr>
+            <w:tcW w:type="dxa" w:w="1728"/>
+          </w:tcPr>
+          <w:p>
+            <w:r>
+              <w:t>5</w:t>
+            </w:r>
+          </w:p>
+        </w:tc>
+        <w:tc>
+          <w:tcPr>
+            <w:tcW w:type="dxa" w:w="1728"/>
+          </w:tcPr>
+          <w:p>
+            <w:r>
+              <w:t>PS_propensity_score</w:t>
+            </w:r>
+          </w:p>
+        </w:tc>
+        <w:tc>
+          <w:tcPr>
+            <w:tcW w:type="dxa" w:w="1728"/>
+          </w:tcPr>
+          <w:p>
+            <w:r>
+              <w:t>0.005</w:t>
+            </w:r>
+          </w:p>
+        </w:tc>
+        <w:tc>
+          <w:tcPr>
+            <w:tcW w:type="dxa" w:w="1728"/>
+          </w:tcPr>
+          <w:p>
+            <w:r>
+              <w:t>0.01754</w:t>
+            </w:r>
+          </w:p>
+        </w:tc>
+        <w:tc>
+          <w:tcPr>
+            <w:tcW w:type="dxa" w:w="1728"/>
+          </w:tcPr>
+          <w:p>
+            <w:r>
+              <w:t>0.059</w:t>
+            </w:r>
+          </w:p>
+        </w:tc>
+      </w:tr>
+      <w:tr>
+        <w:tc>
+          <w:tcPr>
+            <w:tcW w:type="dxa" w:w="1728"/>
+          </w:tcPr>
+          <w:p>
+            <w:r>
+              <w:t>10</w:t>
+            </w:r>
+          </w:p>
+        </w:tc>
+        <w:tc>
+          <w:tcPr>
+            <w:tcW w:type="dxa" w:w="1728"/>
+          </w:tcPr>
+          <w:p>
+            <w:r>
+              <w:t>PS_propensity_score</w:t>
+            </w:r>
+          </w:p>
+        </w:tc>
+        <w:tc>
+          <w:tcPr>
+            <w:tcW w:type="dxa" w:w="1728"/>
+          </w:tcPr>
+          <w:p>
+            <w:r>
+              <w:t>0.005</w:t>
+            </w:r>
+          </w:p>
+        </w:tc>
+        <w:tc>
+          <w:tcPr>
+            <w:tcW w:type="dxa" w:w="1728"/>
+          </w:tcPr>
+          <w:p>
+            <w:r>
+              <w:t>0.01695</w:t>
+            </w:r>
+          </w:p>
+        </w:tc>
+        <w:tc>
+          <w:tcPr>
+            <w:tcW w:type="dxa" w:w="1728"/>
+          </w:tcPr>
+          <w:p>
+            <w:r>
+              <w:t>0.138</w:t>
+            </w:r>
+          </w:p>
+        </w:tc>
+      </w:tr>
+      <w:tr>
+        <w:tc>
+          <w:tcPr>
+            <w:tcW w:type="dxa" w:w="1728"/>
+          </w:tcPr>
+          <w:p>
+            <w:r>
+              <w:t>3</w:t>
+            </w:r>
+          </w:p>
+        </w:tc>
+        <w:tc>
+          <w:tcPr>
+            <w:tcW w:type="dxa" w:w="1728"/>
+          </w:tcPr>
+          <w:p>
+            <w:r>
+              <w:t>Prognostic_score</w:t>
+            </w:r>
+          </w:p>
+        </w:tc>
+        <w:tc>
+          <w:tcPr>
+            <w:tcW w:type="dxa" w:w="1728"/>
+          </w:tcPr>
+          <w:p>
+            <w:r>
+              <w:t>0.025</w:t>
+            </w:r>
+          </w:p>
+        </w:tc>
+        <w:tc>
+          <w:tcPr>
+            <w:tcW w:type="dxa" w:w="1728"/>
+          </w:tcPr>
+          <w:p>
+            <w:r>
+              <w:t>0.01402</w:t>
+            </w:r>
+          </w:p>
+        </w:tc>
+        <w:tc>
+          <w:tcPr>
+            <w:tcW w:type="dxa" w:w="1728"/>
+          </w:tcPr>
+          <w:p>
+            <w:r>
+              <w:t>0.322</w:t>
+            </w:r>
+          </w:p>
+        </w:tc>
+      </w:tr>
+      <w:tr>
+        <w:tc>
+          <w:tcPr>
+            <w:tcW w:type="dxa" w:w="1728"/>
+          </w:tcPr>
+          <w:p>
+            <w:r>
+              <w:t>5</w:t>
+            </w:r>
+          </w:p>
+        </w:tc>
+        <w:tc>
+          <w:tcPr>
+            <w:tcW w:type="dxa" w:w="1728"/>
+          </w:tcPr>
+          <w:p>
+            <w:r>
+              <w:t>Prognostic_score</w:t>
+            </w:r>
+          </w:p>
+        </w:tc>
+        <w:tc>
+          <w:tcPr>
+            <w:tcW w:type="dxa" w:w="1728"/>
+          </w:tcPr>
+          <w:p>
+            <w:r>
+              <w:t>0.026</w:t>
+            </w:r>
+          </w:p>
+        </w:tc>
+        <w:tc>
+          <w:tcPr>
+            <w:tcW w:type="dxa" w:w="1728"/>
+          </w:tcPr>
+          <w:p>
+            <w:r>
+              <w:t>0.01430</w:t>
+            </w:r>
+          </w:p>
+        </w:tc>
+        <w:tc>
+          <w:tcPr>
+            <w:tcW w:type="dxa" w:w="1728"/>
+          </w:tcPr>
+          <w:p>
+            <w:r>
+              <w:t>0.233</w:t>
+            </w:r>
+          </w:p>
+        </w:tc>
+      </w:tr>
+      <w:tr>
+        <w:tc>
+          <w:tcPr>
+            <w:tcW w:type="dxa" w:w="1728"/>
+          </w:tcPr>
+          <w:p>
+            <w:r>
+              <w:t>10</w:t>
+            </w:r>
+          </w:p>
+        </w:tc>
+        <w:tc>
+          <w:tcPr>
+            <w:tcW w:type="dxa" w:w="1728"/>
+          </w:tcPr>
+          <w:p>
+            <w:r>
+              <w:t>Prognostic_score</w:t>
+            </w:r>
+          </w:p>
+        </w:tc>
+        <w:tc>
+          <w:tcPr>
+            <w:tcW w:type="dxa" w:w="1728"/>
+          </w:tcPr>
+          <w:p>
+            <w:r>
+              <w:t>0.022</w:t>
+            </w:r>
+          </w:p>
+        </w:tc>
+        <w:tc>
+          <w:tcPr>
+            <w:tcW w:type="dxa" w:w="1728"/>
+          </w:tcPr>
+          <w:p>
+            <w:r>
+              <w:t>0.01365</w:t>
+            </w:r>
+          </w:p>
+        </w:tc>
+        <w:tc>
+          <w:tcPr>
+            <w:tcW w:type="dxa" w:w="1728"/>
+          </w:tcPr>
+          <w:p>
+            <w:r>
+              <w:t>0.306</w:t>
+            </w:r>
+          </w:p>
+        </w:tc>
+      </w:tr>
+    </w:tbl>
+    <w:p/>
+    <w:p>
+      <w:pPr>
+        <w:jc w:val="center"/>
+      </w:pPr>
+      <w:r>
+        <w:rPr>
+          <w:b/>
+        </w:rPr>
+        <w:t>Table 3. Best real-data illustration result per dataset (oracle baselines excluded).</w:t>
       </w:r>
     </w:p>
     <w:tbl>
@@ -1886,6 +2759,4454 @@
           <w:p>
             <w:r>
               <w:t>0.031</w:t>
+            </w:r>
+          </w:p>
+        </w:tc>
+      </w:tr>
+    </w:tbl>
+    <w:p/>
+    <w:p>
+      <w:pPr>
+        <w:jc w:val="center"/>
+      </w:pPr>
+      <w:r>
+        <w:rPr>
+          <w:b/>
+        </w:rPr>
+        <w:t>Table 4. Sample-size sensitivity (K=5, z=1.0, zx=1.0): means over 10 simulations.</w:t>
+      </w:r>
+    </w:p>
+    <w:tbl>
+      <w:tblPr>
+        <w:tblStyle w:val="TableGrid"/>
+        <w:tblW w:type="auto" w:w="0"/>
+        <w:tblLook w:firstColumn="1" w:firstRow="1" w:lastColumn="0" w:lastRow="0" w:noHBand="0" w:noVBand="1" w:val="04A0"/>
+      </w:tblPr>
+      <w:tblGrid>
+        <w:gridCol w:w="1080"/>
+        <w:gridCol w:w="1080"/>
+        <w:gridCol w:w="1080"/>
+        <w:gridCol w:w="1080"/>
+        <w:gridCol w:w="1080"/>
+        <w:gridCol w:w="1080"/>
+        <w:gridCol w:w="1080"/>
+        <w:gridCol w:w="1080"/>
+      </w:tblGrid>
+      <w:tr>
+        <w:tc>
+          <w:tcPr>
+            <w:tcW w:type="dxa" w:w="1080"/>
+          </w:tcPr>
+          <w:p>
+            <w:r>
+              <w:rPr>
+                <w:b/>
+              </w:rPr>
+              <w:t>Condition</w:t>
+            </w:r>
+          </w:p>
+        </w:tc>
+        <w:tc>
+          <w:tcPr>
+            <w:tcW w:type="dxa" w:w="1080"/>
+          </w:tcPr>
+          <w:p>
+            <w:r>
+              <w:rPr>
+                <w:b/>
+              </w:rPr>
+              <w:t>Method</w:t>
+            </w:r>
+          </w:p>
+        </w:tc>
+        <w:tc>
+          <w:tcPr>
+            <w:tcW w:type="dxa" w:w="1080"/>
+          </w:tcPr>
+          <w:p>
+            <w:r>
+              <w:rPr>
+                <w:b/>
+              </w:rPr>
+              <w:t>ARI</w:t>
+            </w:r>
+          </w:p>
+        </w:tc>
+        <w:tc>
+          <w:tcPr>
+            <w:tcW w:type="dxa" w:w="1080"/>
+          </w:tcPr>
+          <w:p>
+            <w:r>
+              <w:rPr>
+                <w:b/>
+              </w:rPr>
+              <w:t>C1</w:t>
+            </w:r>
+          </w:p>
+        </w:tc>
+        <w:tc>
+          <w:tcPr>
+            <w:tcW w:type="dxa" w:w="1080"/>
+          </w:tcPr>
+          <w:p>
+            <w:r>
+              <w:rPr>
+                <w:b/>
+              </w:rPr>
+              <w:t>W_est</w:t>
+            </w:r>
+          </w:p>
+        </w:tc>
+        <w:tc>
+          <w:tcPr>
+            <w:tcW w:type="dxa" w:w="1080"/>
+          </w:tcPr>
+          <w:p>
+            <w:r>
+              <w:rPr>
+                <w:b/>
+              </w:rPr>
+              <w:t>RE bias</w:t>
+            </w:r>
+          </w:p>
+        </w:tc>
+        <w:tc>
+          <w:tcPr>
+            <w:tcW w:type="dxa" w:w="1080"/>
+          </w:tcPr>
+          <w:p>
+            <w:r>
+              <w:rPr>
+                <w:b/>
+              </w:rPr>
+              <w:t>Relative reduction RE</w:t>
+            </w:r>
+          </w:p>
+        </w:tc>
+        <w:tc>
+          <w:tcPr>
+            <w:tcW w:type="dxa" w:w="1080"/>
+          </w:tcPr>
+          <w:p>
+            <w:r>
+              <w:rPr>
+                <w:b/>
+              </w:rPr>
+              <w:t>RE I2</w:t>
+            </w:r>
+          </w:p>
+        </w:tc>
+      </w:tr>
+      <w:tr>
+        <w:tc>
+          <w:tcPr>
+            <w:tcW w:type="dxa" w:w="1080"/>
+          </w:tcPr>
+          <w:p>
+            <w:r>
+              <w:t>n=500</w:t>
+            </w:r>
+          </w:p>
+        </w:tc>
+        <w:tc>
+          <w:tcPr>
+            <w:tcW w:type="dxa" w:w="1080"/>
+          </w:tcPr>
+          <w:p>
+            <w:r>
+              <w:t>1B_residual</w:t>
+            </w:r>
+          </w:p>
+        </w:tc>
+        <w:tc>
+          <w:tcPr>
+            <w:tcW w:type="dxa" w:w="1080"/>
+          </w:tcPr>
+          <w:p>
+            <w:r>
+              <w:t>0.029</w:t>
+            </w:r>
+          </w:p>
+        </w:tc>
+        <w:tc>
+          <w:tcPr>
+            <w:tcW w:type="dxa" w:w="1080"/>
+          </w:tcPr>
+          <w:p>
+            <w:r>
+              <w:t>0.935</w:t>
+            </w:r>
+          </w:p>
+        </w:tc>
+        <w:tc>
+          <w:tcPr>
+            <w:tcW w:type="dxa" w:w="1080"/>
+          </w:tcPr>
+          <w:p>
+            <w:r>
+              <w:t>0.098</w:t>
+            </w:r>
+          </w:p>
+        </w:tc>
+        <w:tc>
+          <w:tcPr>
+            <w:tcW w:type="dxa" w:w="1080"/>
+          </w:tcPr>
+          <w:p>
+            <w:r>
+              <w:t>0.00694</w:t>
+            </w:r>
+          </w:p>
+        </w:tc>
+        <w:tc>
+          <w:tcPr>
+            <w:tcW w:type="dxa" w:w="1080"/>
+          </w:tcPr>
+          <w:p>
+            <w:r>
+              <w:t>0.834</w:t>
+            </w:r>
+          </w:p>
+        </w:tc>
+        <w:tc>
+          <w:tcPr>
+            <w:tcW w:type="dxa" w:w="1080"/>
+          </w:tcPr>
+          <w:p>
+            <w:r>
+              <w:t>0.045</w:t>
+            </w:r>
+          </w:p>
+        </w:tc>
+      </w:tr>
+      <w:tr>
+        <w:tc>
+          <w:tcPr>
+            <w:tcW w:type="dxa" w:w="1080"/>
+          </w:tcPr>
+          <w:p>
+            <w:r>
+              <w:t>n=500</w:t>
+            </w:r>
+          </w:p>
+        </w:tc>
+        <w:tc>
+          <w:tcPr>
+            <w:tcW w:type="dxa" w:w="1080"/>
+          </w:tcPr>
+          <w:p>
+            <w:r>
+              <w:t>PS_propensity_score</w:t>
+            </w:r>
+          </w:p>
+        </w:tc>
+        <w:tc>
+          <w:tcPr>
+            <w:tcW w:type="dxa" w:w="1080"/>
+          </w:tcPr>
+          <w:p>
+            <w:r>
+              <w:t>0.003</w:t>
+            </w:r>
+          </w:p>
+        </w:tc>
+        <w:tc>
+          <w:tcPr>
+            <w:tcW w:type="dxa" w:w="1080"/>
+          </w:tcPr>
+          <w:p>
+            <w:r>
+              <w:t>0.892</w:t>
+            </w:r>
+          </w:p>
+        </w:tc>
+        <w:tc>
+          <w:tcPr>
+            <w:tcW w:type="dxa" w:w="1080"/>
+          </w:tcPr>
+          <w:p>
+            <w:r>
+              <w:t>0.081</w:t>
+            </w:r>
+          </w:p>
+        </w:tc>
+        <w:tc>
+          <w:tcPr>
+            <w:tcW w:type="dxa" w:w="1080"/>
+          </w:tcPr>
+          <w:p>
+            <w:r>
+              <w:t>0.04168</w:t>
+            </w:r>
+          </w:p>
+        </w:tc>
+        <w:tc>
+          <w:tcPr>
+            <w:tcW w:type="dxa" w:w="1080"/>
+          </w:tcPr>
+          <w:p>
+            <w:r>
+              <w:t>0.005</w:t>
+            </w:r>
+          </w:p>
+        </w:tc>
+        <w:tc>
+          <w:tcPr>
+            <w:tcW w:type="dxa" w:w="1080"/>
+          </w:tcPr>
+          <w:p>
+            <w:r>
+              <w:t>0.144</w:t>
+            </w:r>
+          </w:p>
+        </w:tc>
+      </w:tr>
+      <w:tr>
+        <w:tc>
+          <w:tcPr>
+            <w:tcW w:type="dxa" w:w="1080"/>
+          </w:tcPr>
+          <w:p>
+            <w:r>
+              <w:t>n=500</w:t>
+            </w:r>
+          </w:p>
+        </w:tc>
+        <w:tc>
+          <w:tcPr>
+            <w:tcW w:type="dxa" w:w="1080"/>
+          </w:tcPr>
+          <w:p>
+            <w:r>
+              <w:t>GMM</w:t>
+            </w:r>
+          </w:p>
+        </w:tc>
+        <w:tc>
+          <w:tcPr>
+            <w:tcW w:type="dxa" w:w="1080"/>
+          </w:tcPr>
+          <w:p>
+            <w:r>
+              <w:t>0.009</w:t>
+            </w:r>
+          </w:p>
+        </w:tc>
+        <w:tc>
+          <w:tcPr>
+            <w:tcW w:type="dxa" w:w="1080"/>
+          </w:tcPr>
+          <w:p>
+            <w:r>
+              <w:t>0.966</w:t>
+            </w:r>
+          </w:p>
+        </w:tc>
+        <w:tc>
+          <w:tcPr>
+            <w:tcW w:type="dxa" w:w="1080"/>
+          </w:tcPr>
+          <w:p>
+            <w:r>
+              <w:t>0.117</w:t>
+            </w:r>
+          </w:p>
+        </w:tc>
+        <w:tc>
+          <w:tcPr>
+            <w:tcW w:type="dxa" w:w="1080"/>
+          </w:tcPr>
+          <w:p>
+            <w:r>
+              <w:t>0.03830</w:t>
+            </w:r>
+          </w:p>
+        </w:tc>
+        <w:tc>
+          <w:tcPr>
+            <w:tcW w:type="dxa" w:w="1080"/>
+          </w:tcPr>
+          <w:p>
+            <w:r>
+              <w:t>0.086</w:t>
+            </w:r>
+          </w:p>
+        </w:tc>
+        <w:tc>
+          <w:tcPr>
+            <w:tcW w:type="dxa" w:w="1080"/>
+          </w:tcPr>
+          <w:p>
+            <w:r>
+              <w:t>0.140</w:t>
+            </w:r>
+          </w:p>
+        </w:tc>
+      </w:tr>
+      <w:tr>
+        <w:tc>
+          <w:tcPr>
+            <w:tcW w:type="dxa" w:w="1080"/>
+          </w:tcPr>
+          <w:p>
+            <w:r>
+              <w:t>n=500</w:t>
+            </w:r>
+          </w:p>
+        </w:tc>
+        <w:tc>
+          <w:tcPr>
+            <w:tcW w:type="dxa" w:w="1080"/>
+          </w:tcPr>
+          <w:p>
+            <w:r>
+              <w:t>Prognostic_score</w:t>
+            </w:r>
+          </w:p>
+        </w:tc>
+        <w:tc>
+          <w:tcPr>
+            <w:tcW w:type="dxa" w:w="1080"/>
+          </w:tcPr>
+          <w:p>
+            <w:r>
+              <w:t>0.017</w:t>
+            </w:r>
+          </w:p>
+        </w:tc>
+        <w:tc>
+          <w:tcPr>
+            <w:tcW w:type="dxa" w:w="1080"/>
+          </w:tcPr>
+          <w:p>
+            <w:r>
+              <w:t>0.895</w:t>
+            </w:r>
+          </w:p>
+        </w:tc>
+        <w:tc>
+          <w:tcPr>
+            <w:tcW w:type="dxa" w:w="1080"/>
+          </w:tcPr>
+          <w:p>
+            <w:r>
+              <w:t>0.086</w:t>
+            </w:r>
+          </w:p>
+        </w:tc>
+        <w:tc>
+          <w:tcPr>
+            <w:tcW w:type="dxa" w:w="1080"/>
+          </w:tcPr>
+          <w:p>
+            <w:r>
+              <w:t>0.03880</w:t>
+            </w:r>
+          </w:p>
+        </w:tc>
+        <w:tc>
+          <w:tcPr>
+            <w:tcW w:type="dxa" w:w="1080"/>
+          </w:tcPr>
+          <w:p>
+            <w:r>
+              <w:t>0.074</w:t>
+            </w:r>
+          </w:p>
+        </w:tc>
+        <w:tc>
+          <w:tcPr>
+            <w:tcW w:type="dxa" w:w="1080"/>
+          </w:tcPr>
+          <w:p>
+            <w:r>
+              <w:t>0.133</w:t>
+            </w:r>
+          </w:p>
+        </w:tc>
+      </w:tr>
+      <w:tr>
+        <w:tc>
+          <w:tcPr>
+            <w:tcW w:type="dxa" w:w="1080"/>
+          </w:tcPr>
+          <w:p>
+            <w:r>
+              <w:t>n=500</w:t>
+            </w:r>
+          </w:p>
+        </w:tc>
+        <w:tc>
+          <w:tcPr>
+            <w:tcW w:type="dxa" w:w="1080"/>
+          </w:tcPr>
+          <w:p>
+            <w:r>
+              <w:t>2B_clustering</w:t>
+            </w:r>
+          </w:p>
+        </w:tc>
+        <w:tc>
+          <w:tcPr>
+            <w:tcW w:type="dxa" w:w="1080"/>
+          </w:tcPr>
+          <w:p>
+            <w:r>
+              <w:t>0.024</w:t>
+            </w:r>
+          </w:p>
+        </w:tc>
+        <w:tc>
+          <w:tcPr>
+            <w:tcW w:type="dxa" w:w="1080"/>
+          </w:tcPr>
+          <w:p>
+            <w:r>
+              <w:t>0.914</w:t>
+            </w:r>
+          </w:p>
+        </w:tc>
+        <w:tc>
+          <w:tcPr>
+            <w:tcW w:type="dxa" w:w="1080"/>
+          </w:tcPr>
+          <w:p>
+            <w:r>
+              <w:t>0.206</w:t>
+            </w:r>
+          </w:p>
+        </w:tc>
+        <w:tc>
+          <w:tcPr>
+            <w:tcW w:type="dxa" w:w="1080"/>
+          </w:tcPr>
+          <w:p>
+            <w:r>
+              <w:t>0.03454</w:t>
+            </w:r>
+          </w:p>
+        </w:tc>
+        <w:tc>
+          <w:tcPr>
+            <w:tcW w:type="dxa" w:w="1080"/>
+          </w:tcPr>
+          <w:p>
+            <w:r>
+              <w:t>0.176</w:t>
+            </w:r>
+          </w:p>
+        </w:tc>
+        <w:tc>
+          <w:tcPr>
+            <w:tcW w:type="dxa" w:w="1080"/>
+          </w:tcPr>
+          <w:p>
+            <w:r>
+              <w:t>0.078</w:t>
+            </w:r>
+          </w:p>
+        </w:tc>
+      </w:tr>
+      <w:tr>
+        <w:tc>
+          <w:tcPr>
+            <w:tcW w:type="dxa" w:w="1080"/>
+          </w:tcPr>
+          <w:p>
+            <w:r>
+              <w:t>n=2000</w:t>
+            </w:r>
+          </w:p>
+        </w:tc>
+        <w:tc>
+          <w:tcPr>
+            <w:tcW w:type="dxa" w:w="1080"/>
+          </w:tcPr>
+          <w:p>
+            <w:r>
+              <w:t>1B_residual</w:t>
+            </w:r>
+          </w:p>
+        </w:tc>
+        <w:tc>
+          <w:tcPr>
+            <w:tcW w:type="dxa" w:w="1080"/>
+          </w:tcPr>
+          <w:p>
+            <w:r>
+              <w:t>0.032</w:t>
+            </w:r>
+          </w:p>
+        </w:tc>
+        <w:tc>
+          <w:tcPr>
+            <w:tcW w:type="dxa" w:w="1080"/>
+          </w:tcPr>
+          <w:p>
+            <w:r>
+              <w:t>0.976</w:t>
+            </w:r>
+          </w:p>
+        </w:tc>
+        <w:tc>
+          <w:tcPr>
+            <w:tcW w:type="dxa" w:w="1080"/>
+          </w:tcPr>
+          <w:p>
+            <w:r>
+              <w:t>0.064</w:t>
+            </w:r>
+          </w:p>
+        </w:tc>
+        <w:tc>
+          <w:tcPr>
+            <w:tcW w:type="dxa" w:w="1080"/>
+          </w:tcPr>
+          <w:p>
+            <w:r>
+              <w:t>0.00852</w:t>
+            </w:r>
+          </w:p>
+        </w:tc>
+        <w:tc>
+          <w:tcPr>
+            <w:tcW w:type="dxa" w:w="1080"/>
+          </w:tcPr>
+          <w:p>
+            <w:r>
+              <w:t>0.602</w:t>
+            </w:r>
+          </w:p>
+        </w:tc>
+        <w:tc>
+          <w:tcPr>
+            <w:tcW w:type="dxa" w:w="1080"/>
+          </w:tcPr>
+          <w:p>
+            <w:r>
+              <w:t>0.000</w:t>
+            </w:r>
+          </w:p>
+        </w:tc>
+      </w:tr>
+      <w:tr>
+        <w:tc>
+          <w:tcPr>
+            <w:tcW w:type="dxa" w:w="1080"/>
+          </w:tcPr>
+          <w:p>
+            <w:r>
+              <w:t>n=2000</w:t>
+            </w:r>
+          </w:p>
+        </w:tc>
+        <w:tc>
+          <w:tcPr>
+            <w:tcW w:type="dxa" w:w="1080"/>
+          </w:tcPr>
+          <w:p>
+            <w:r>
+              <w:t>PS_propensity_score</w:t>
+            </w:r>
+          </w:p>
+        </w:tc>
+        <w:tc>
+          <w:tcPr>
+            <w:tcW w:type="dxa" w:w="1080"/>
+          </w:tcPr>
+          <w:p>
+            <w:r>
+              <w:t>0.007</w:t>
+            </w:r>
+          </w:p>
+        </w:tc>
+        <w:tc>
+          <w:tcPr>
+            <w:tcW w:type="dxa" w:w="1080"/>
+          </w:tcPr>
+          <w:p>
+            <w:r>
+              <w:t>0.828</w:t>
+            </w:r>
+          </w:p>
+        </w:tc>
+        <w:tc>
+          <w:tcPr>
+            <w:tcW w:type="dxa" w:w="1080"/>
+          </w:tcPr>
+          <w:p>
+            <w:r>
+              <w:t>0.080</w:t>
+            </w:r>
+          </w:p>
+        </w:tc>
+        <w:tc>
+          <w:tcPr>
+            <w:tcW w:type="dxa" w:w="1080"/>
+          </w:tcPr>
+          <w:p>
+            <w:r>
+              <w:t>0.02162</w:t>
+            </w:r>
+          </w:p>
+        </w:tc>
+        <w:tc>
+          <w:tcPr>
+            <w:tcW w:type="dxa" w:w="1080"/>
+          </w:tcPr>
+          <w:p>
+            <w:r>
+              <w:t>-0.011</w:t>
+            </w:r>
+          </w:p>
+        </w:tc>
+        <w:tc>
+          <w:tcPr>
+            <w:tcW w:type="dxa" w:w="1080"/>
+          </w:tcPr>
+          <w:p>
+            <w:r>
+              <w:t>0.189</w:t>
+            </w:r>
+          </w:p>
+        </w:tc>
+      </w:tr>
+      <w:tr>
+        <w:tc>
+          <w:tcPr>
+            <w:tcW w:type="dxa" w:w="1080"/>
+          </w:tcPr>
+          <w:p>
+            <w:r>
+              <w:t>n=2000</w:t>
+            </w:r>
+          </w:p>
+        </w:tc>
+        <w:tc>
+          <w:tcPr>
+            <w:tcW w:type="dxa" w:w="1080"/>
+          </w:tcPr>
+          <w:p>
+            <w:r>
+              <w:t>GMM</w:t>
+            </w:r>
+          </w:p>
+        </w:tc>
+        <w:tc>
+          <w:tcPr>
+            <w:tcW w:type="dxa" w:w="1080"/>
+          </w:tcPr>
+          <w:p>
+            <w:r>
+              <w:t>0.006</w:t>
+            </w:r>
+          </w:p>
+        </w:tc>
+        <w:tc>
+          <w:tcPr>
+            <w:tcW w:type="dxa" w:w="1080"/>
+          </w:tcPr>
+          <w:p>
+            <w:r>
+              <w:t>0.956</w:t>
+            </w:r>
+          </w:p>
+        </w:tc>
+        <w:tc>
+          <w:tcPr>
+            <w:tcW w:type="dxa" w:w="1080"/>
+          </w:tcPr>
+          <w:p>
+            <w:r>
+              <w:t>0.057</w:t>
+            </w:r>
+          </w:p>
+        </w:tc>
+        <w:tc>
+          <w:tcPr>
+            <w:tcW w:type="dxa" w:w="1080"/>
+          </w:tcPr>
+          <w:p>
+            <w:r>
+              <w:t>0.02180</w:t>
+            </w:r>
+          </w:p>
+        </w:tc>
+        <w:tc>
+          <w:tcPr>
+            <w:tcW w:type="dxa" w:w="1080"/>
+          </w:tcPr>
+          <w:p>
+            <w:r>
+              <w:t>-0.020</w:t>
+            </w:r>
+          </w:p>
+        </w:tc>
+        <w:tc>
+          <w:tcPr>
+            <w:tcW w:type="dxa" w:w="1080"/>
+          </w:tcPr>
+          <w:p>
+            <w:r>
+              <w:t>0.074</w:t>
+            </w:r>
+          </w:p>
+        </w:tc>
+      </w:tr>
+      <w:tr>
+        <w:tc>
+          <w:tcPr>
+            <w:tcW w:type="dxa" w:w="1080"/>
+          </w:tcPr>
+          <w:p>
+            <w:r>
+              <w:t>n=2000</w:t>
+            </w:r>
+          </w:p>
+        </w:tc>
+        <w:tc>
+          <w:tcPr>
+            <w:tcW w:type="dxa" w:w="1080"/>
+          </w:tcPr>
+          <w:p>
+            <w:r>
+              <w:t>Prognostic_score</w:t>
+            </w:r>
+          </w:p>
+        </w:tc>
+        <w:tc>
+          <w:tcPr>
+            <w:tcW w:type="dxa" w:w="1080"/>
+          </w:tcPr>
+          <w:p>
+            <w:r>
+              <w:t>0.025</w:t>
+            </w:r>
+          </w:p>
+        </w:tc>
+        <w:tc>
+          <w:tcPr>
+            <w:tcW w:type="dxa" w:w="1080"/>
+          </w:tcPr>
+          <w:p>
+            <w:r>
+              <w:t>0.905</w:t>
+            </w:r>
+          </w:p>
+        </w:tc>
+        <w:tc>
+          <w:tcPr>
+            <w:tcW w:type="dxa" w:w="1080"/>
+          </w:tcPr>
+          <w:p>
+            <w:r>
+              <w:t>0.080</w:t>
+            </w:r>
+          </w:p>
+        </w:tc>
+        <w:tc>
+          <w:tcPr>
+            <w:tcW w:type="dxa" w:w="1080"/>
+          </w:tcPr>
+          <w:p>
+            <w:r>
+              <w:t>0.01536</w:t>
+            </w:r>
+          </w:p>
+        </w:tc>
+        <w:tc>
+          <w:tcPr>
+            <w:tcW w:type="dxa" w:w="1080"/>
+          </w:tcPr>
+          <w:p>
+            <w:r>
+              <w:t>0.281</w:t>
+            </w:r>
+          </w:p>
+        </w:tc>
+        <w:tc>
+          <w:tcPr>
+            <w:tcW w:type="dxa" w:w="1080"/>
+          </w:tcPr>
+          <w:p>
+            <w:r>
+              <w:t>0.141</w:t>
+            </w:r>
+          </w:p>
+        </w:tc>
+      </w:tr>
+      <w:tr>
+        <w:tc>
+          <w:tcPr>
+            <w:tcW w:type="dxa" w:w="1080"/>
+          </w:tcPr>
+          <w:p>
+            <w:r>
+              <w:t>n=2000</w:t>
+            </w:r>
+          </w:p>
+        </w:tc>
+        <w:tc>
+          <w:tcPr>
+            <w:tcW w:type="dxa" w:w="1080"/>
+          </w:tcPr>
+          <w:p>
+            <w:r>
+              <w:t>2B_clustering</w:t>
+            </w:r>
+          </w:p>
+        </w:tc>
+        <w:tc>
+          <w:tcPr>
+            <w:tcW w:type="dxa" w:w="1080"/>
+          </w:tcPr>
+          <w:p>
+            <w:r>
+              <w:t>0.022</w:t>
+            </w:r>
+          </w:p>
+        </w:tc>
+        <w:tc>
+          <w:tcPr>
+            <w:tcW w:type="dxa" w:w="1080"/>
+          </w:tcPr>
+          <w:p>
+            <w:r>
+              <w:t>0.914</w:t>
+            </w:r>
+          </w:p>
+        </w:tc>
+        <w:tc>
+          <w:tcPr>
+            <w:tcW w:type="dxa" w:w="1080"/>
+          </w:tcPr>
+          <w:p>
+            <w:r>
+              <w:t>0.108</w:t>
+            </w:r>
+          </w:p>
+        </w:tc>
+        <w:tc>
+          <w:tcPr>
+            <w:tcW w:type="dxa" w:w="1080"/>
+          </w:tcPr>
+          <w:p>
+            <w:r>
+              <w:t>0.02077</w:t>
+            </w:r>
+          </w:p>
+        </w:tc>
+        <w:tc>
+          <w:tcPr>
+            <w:tcW w:type="dxa" w:w="1080"/>
+          </w:tcPr>
+          <w:p>
+            <w:r>
+              <w:t>0.028</w:t>
+            </w:r>
+          </w:p>
+        </w:tc>
+        <w:tc>
+          <w:tcPr>
+            <w:tcW w:type="dxa" w:w="1080"/>
+          </w:tcPr>
+          <w:p>
+            <w:r>
+              <w:t>0.037</w:t>
+            </w:r>
+          </w:p>
+        </w:tc>
+      </w:tr>
+      <w:tr>
+        <w:tc>
+          <w:tcPr>
+            <w:tcW w:type="dxa" w:w="1080"/>
+          </w:tcPr>
+          <w:p>
+            <w:r>
+              <w:t>n=10000</w:t>
+            </w:r>
+          </w:p>
+        </w:tc>
+        <w:tc>
+          <w:tcPr>
+            <w:tcW w:type="dxa" w:w="1080"/>
+          </w:tcPr>
+          <w:p>
+            <w:r>
+              <w:t>1B_residual</w:t>
+            </w:r>
+          </w:p>
+        </w:tc>
+        <w:tc>
+          <w:tcPr>
+            <w:tcW w:type="dxa" w:w="1080"/>
+          </w:tcPr>
+          <w:p>
+            <w:r>
+              <w:t>0.034</w:t>
+            </w:r>
+          </w:p>
+        </w:tc>
+        <w:tc>
+          <w:tcPr>
+            <w:tcW w:type="dxa" w:w="1080"/>
+          </w:tcPr>
+          <w:p>
+            <w:r>
+              <w:t>0.973</w:t>
+            </w:r>
+          </w:p>
+        </w:tc>
+        <w:tc>
+          <w:tcPr>
+            <w:tcW w:type="dxa" w:w="1080"/>
+          </w:tcPr>
+          <w:p>
+            <w:r>
+              <w:t>0.106</w:t>
+            </w:r>
+          </w:p>
+        </w:tc>
+        <w:tc>
+          <w:tcPr>
+            <w:tcW w:type="dxa" w:w="1080"/>
+          </w:tcPr>
+          <w:p>
+            <w:r>
+              <w:t>0.00852</w:t>
+            </w:r>
+          </w:p>
+        </w:tc>
+        <w:tc>
+          <w:tcPr>
+            <w:tcW w:type="dxa" w:w="1080"/>
+          </w:tcPr>
+          <w:p>
+            <w:r>
+              <w:t>0.238</w:t>
+            </w:r>
+          </w:p>
+        </w:tc>
+        <w:tc>
+          <w:tcPr>
+            <w:tcW w:type="dxa" w:w="1080"/>
+          </w:tcPr>
+          <w:p>
+            <w:r>
+              <w:t>0.067</w:t>
+            </w:r>
+          </w:p>
+        </w:tc>
+      </w:tr>
+      <w:tr>
+        <w:tc>
+          <w:tcPr>
+            <w:tcW w:type="dxa" w:w="1080"/>
+          </w:tcPr>
+          <w:p>
+            <w:r>
+              <w:t>n=10000</w:t>
+            </w:r>
+          </w:p>
+        </w:tc>
+        <w:tc>
+          <w:tcPr>
+            <w:tcW w:type="dxa" w:w="1080"/>
+          </w:tcPr>
+          <w:p>
+            <w:r>
+              <w:t>PS_propensity_score</w:t>
+            </w:r>
+          </w:p>
+        </w:tc>
+        <w:tc>
+          <w:tcPr>
+            <w:tcW w:type="dxa" w:w="1080"/>
+          </w:tcPr>
+          <w:p>
+            <w:r>
+              <w:t>0.012</w:t>
+            </w:r>
+          </w:p>
+        </w:tc>
+        <w:tc>
+          <w:tcPr>
+            <w:tcW w:type="dxa" w:w="1080"/>
+          </w:tcPr>
+          <w:p>
+            <w:r>
+              <w:t>0.890</w:t>
+            </w:r>
+          </w:p>
+        </w:tc>
+        <w:tc>
+          <w:tcPr>
+            <w:tcW w:type="dxa" w:w="1080"/>
+          </w:tcPr>
+          <w:p>
+            <w:r>
+              <w:t>0.063</w:t>
+            </w:r>
+          </w:p>
+        </w:tc>
+        <w:tc>
+          <w:tcPr>
+            <w:tcW w:type="dxa" w:w="1080"/>
+          </w:tcPr>
+          <w:p>
+            <w:r>
+              <w:t>0.00668</w:t>
+            </w:r>
+          </w:p>
+        </w:tc>
+        <w:tc>
+          <w:tcPr>
+            <w:tcW w:type="dxa" w:w="1080"/>
+          </w:tcPr>
+          <w:p>
+            <w:r>
+              <w:t>0.403</w:t>
+            </w:r>
+          </w:p>
+        </w:tc>
+        <w:tc>
+          <w:tcPr>
+            <w:tcW w:type="dxa" w:w="1080"/>
+          </w:tcPr>
+          <w:p>
+            <w:r>
+              <w:t>0.107</w:t>
+            </w:r>
+          </w:p>
+        </w:tc>
+      </w:tr>
+      <w:tr>
+        <w:tc>
+          <w:tcPr>
+            <w:tcW w:type="dxa" w:w="1080"/>
+          </w:tcPr>
+          <w:p>
+            <w:r>
+              <w:t>n=10000</w:t>
+            </w:r>
+          </w:p>
+        </w:tc>
+        <w:tc>
+          <w:tcPr>
+            <w:tcW w:type="dxa" w:w="1080"/>
+          </w:tcPr>
+          <w:p>
+            <w:r>
+              <w:t>GMM</w:t>
+            </w:r>
+          </w:p>
+        </w:tc>
+        <w:tc>
+          <w:tcPr>
+            <w:tcW w:type="dxa" w:w="1080"/>
+          </w:tcPr>
+          <w:p>
+            <w:r>
+              <w:t>0.005</w:t>
+            </w:r>
+          </w:p>
+        </w:tc>
+        <w:tc>
+          <w:tcPr>
+            <w:tcW w:type="dxa" w:w="1080"/>
+          </w:tcPr>
+          <w:p>
+            <w:r>
+              <w:t>0.890</w:t>
+            </w:r>
+          </w:p>
+        </w:tc>
+        <w:tc>
+          <w:tcPr>
+            <w:tcW w:type="dxa" w:w="1080"/>
+          </w:tcPr>
+          <w:p>
+            <w:r>
+              <w:t>0.043</w:t>
+            </w:r>
+          </w:p>
+        </w:tc>
+        <w:tc>
+          <w:tcPr>
+            <w:tcW w:type="dxa" w:w="1080"/>
+          </w:tcPr>
+          <w:p>
+            <w:r>
+              <w:t>0.01028</w:t>
+            </w:r>
+          </w:p>
+        </w:tc>
+        <w:tc>
+          <w:tcPr>
+            <w:tcW w:type="dxa" w:w="1080"/>
+          </w:tcPr>
+          <w:p>
+            <w:r>
+              <w:t>0.080</w:t>
+            </w:r>
+          </w:p>
+        </w:tc>
+        <w:tc>
+          <w:tcPr>
+            <w:tcW w:type="dxa" w:w="1080"/>
+          </w:tcPr>
+          <w:p>
+            <w:r>
+              <w:t>0.143</w:t>
+            </w:r>
+          </w:p>
+        </w:tc>
+      </w:tr>
+      <w:tr>
+        <w:tc>
+          <w:tcPr>
+            <w:tcW w:type="dxa" w:w="1080"/>
+          </w:tcPr>
+          <w:p>
+            <w:r>
+              <w:t>n=10000</w:t>
+            </w:r>
+          </w:p>
+        </w:tc>
+        <w:tc>
+          <w:tcPr>
+            <w:tcW w:type="dxa" w:w="1080"/>
+          </w:tcPr>
+          <w:p>
+            <w:r>
+              <w:t>Prognostic_score</w:t>
+            </w:r>
+          </w:p>
+        </w:tc>
+        <w:tc>
+          <w:tcPr>
+            <w:tcW w:type="dxa" w:w="1080"/>
+          </w:tcPr>
+          <w:p>
+            <w:r>
+              <w:t>0.031</w:t>
+            </w:r>
+          </w:p>
+        </w:tc>
+        <w:tc>
+          <w:tcPr>
+            <w:tcW w:type="dxa" w:w="1080"/>
+          </w:tcPr>
+          <w:p>
+            <w:r>
+              <w:t>0.879</w:t>
+            </w:r>
+          </w:p>
+        </w:tc>
+        <w:tc>
+          <w:tcPr>
+            <w:tcW w:type="dxa" w:w="1080"/>
+          </w:tcPr>
+          <w:p>
+            <w:r>
+              <w:t>0.167</w:t>
+            </w:r>
+          </w:p>
+        </w:tc>
+        <w:tc>
+          <w:tcPr>
+            <w:tcW w:type="dxa" w:w="1080"/>
+          </w:tcPr>
+          <w:p>
+            <w:r>
+              <w:t>0.00725</w:t>
+            </w:r>
+          </w:p>
+        </w:tc>
+        <w:tc>
+          <w:tcPr>
+            <w:tcW w:type="dxa" w:w="1080"/>
+          </w:tcPr>
+          <w:p>
+            <w:r>
+              <w:t>0.352</w:t>
+            </w:r>
+          </w:p>
+        </w:tc>
+        <w:tc>
+          <w:tcPr>
+            <w:tcW w:type="dxa" w:w="1080"/>
+          </w:tcPr>
+          <w:p>
+            <w:r>
+              <w:t>0.218</w:t>
+            </w:r>
+          </w:p>
+        </w:tc>
+      </w:tr>
+      <w:tr>
+        <w:tc>
+          <w:tcPr>
+            <w:tcW w:type="dxa" w:w="1080"/>
+          </w:tcPr>
+          <w:p>
+            <w:r>
+              <w:t>n=10000</w:t>
+            </w:r>
+          </w:p>
+        </w:tc>
+        <w:tc>
+          <w:tcPr>
+            <w:tcW w:type="dxa" w:w="1080"/>
+          </w:tcPr>
+          <w:p>
+            <w:r>
+              <w:t>2B_clustering</w:t>
+            </w:r>
+          </w:p>
+        </w:tc>
+        <w:tc>
+          <w:tcPr>
+            <w:tcW w:type="dxa" w:w="1080"/>
+          </w:tcPr>
+          <w:p>
+            <w:r>
+              <w:t>0.024</w:t>
+            </w:r>
+          </w:p>
+        </w:tc>
+        <w:tc>
+          <w:tcPr>
+            <w:tcW w:type="dxa" w:w="1080"/>
+          </w:tcPr>
+          <w:p>
+            <w:r>
+              <w:t>0.859</w:t>
+            </w:r>
+          </w:p>
+        </w:tc>
+        <w:tc>
+          <w:tcPr>
+            <w:tcW w:type="dxa" w:w="1080"/>
+          </w:tcPr>
+          <w:p>
+            <w:r>
+              <w:t>0.141</w:t>
+            </w:r>
+          </w:p>
+        </w:tc>
+        <w:tc>
+          <w:tcPr>
+            <w:tcW w:type="dxa" w:w="1080"/>
+          </w:tcPr>
+          <w:p>
+            <w:r>
+              <w:t>0.00667</w:t>
+            </w:r>
+          </w:p>
+        </w:tc>
+        <w:tc>
+          <w:tcPr>
+            <w:tcW w:type="dxa" w:w="1080"/>
+          </w:tcPr>
+          <w:p>
+            <w:r>
+              <w:t>0.403</w:t>
+            </w:r>
+          </w:p>
+        </w:tc>
+        <w:tc>
+          <w:tcPr>
+            <w:tcW w:type="dxa" w:w="1080"/>
+          </w:tcPr>
+          <w:p>
+            <w:r>
+              <w:t>0.162</w:t>
+            </w:r>
+          </w:p>
+        </w:tc>
+      </w:tr>
+    </w:tbl>
+    <w:p/>
+    <w:p>
+      <w:pPr>
+        <w:jc w:val="center"/>
+      </w:pPr>
+      <w:r>
+        <w:rPr>
+          <w:b/>
+        </w:rPr>
+        <w:t>Table 5. Sensitivity to Z-to-X influence strength (n=2000, K=5, z=1.0, zx=0.2, 0.5, 1.0): means over 10 simulations.</w:t>
+      </w:r>
+    </w:p>
+    <w:tbl>
+      <w:tblPr>
+        <w:tblStyle w:val="TableGrid"/>
+        <w:tblW w:type="auto" w:w="0"/>
+        <w:tblLook w:firstColumn="1" w:firstRow="1" w:lastColumn="0" w:lastRow="0" w:noHBand="0" w:noVBand="1" w:val="04A0"/>
+      </w:tblPr>
+      <w:tblGrid>
+        <w:gridCol w:w="1080"/>
+        <w:gridCol w:w="1080"/>
+        <w:gridCol w:w="1080"/>
+        <w:gridCol w:w="1080"/>
+        <w:gridCol w:w="1080"/>
+        <w:gridCol w:w="1080"/>
+        <w:gridCol w:w="1080"/>
+        <w:gridCol w:w="1080"/>
+      </w:tblGrid>
+      <w:tr>
+        <w:tc>
+          <w:tcPr>
+            <w:tcW w:type="dxa" w:w="1080"/>
+          </w:tcPr>
+          <w:p>
+            <w:r>
+              <w:rPr>
+                <w:b/>
+              </w:rPr>
+              <w:t>Condition</w:t>
+            </w:r>
+          </w:p>
+        </w:tc>
+        <w:tc>
+          <w:tcPr>
+            <w:tcW w:type="dxa" w:w="1080"/>
+          </w:tcPr>
+          <w:p>
+            <w:r>
+              <w:rPr>
+                <w:b/>
+              </w:rPr>
+              <w:t>Method</w:t>
+            </w:r>
+          </w:p>
+        </w:tc>
+        <w:tc>
+          <w:tcPr>
+            <w:tcW w:type="dxa" w:w="1080"/>
+          </w:tcPr>
+          <w:p>
+            <w:r>
+              <w:rPr>
+                <w:b/>
+              </w:rPr>
+              <w:t>ARI</w:t>
+            </w:r>
+          </w:p>
+        </w:tc>
+        <w:tc>
+          <w:tcPr>
+            <w:tcW w:type="dxa" w:w="1080"/>
+          </w:tcPr>
+          <w:p>
+            <w:r>
+              <w:rPr>
+                <w:b/>
+              </w:rPr>
+              <w:t>C1</w:t>
+            </w:r>
+          </w:p>
+        </w:tc>
+        <w:tc>
+          <w:tcPr>
+            <w:tcW w:type="dxa" w:w="1080"/>
+          </w:tcPr>
+          <w:p>
+            <w:r>
+              <w:rPr>
+                <w:b/>
+              </w:rPr>
+              <w:t>W_est</w:t>
+            </w:r>
+          </w:p>
+        </w:tc>
+        <w:tc>
+          <w:tcPr>
+            <w:tcW w:type="dxa" w:w="1080"/>
+          </w:tcPr>
+          <w:p>
+            <w:r>
+              <w:rPr>
+                <w:b/>
+              </w:rPr>
+              <w:t>RE bias</w:t>
+            </w:r>
+          </w:p>
+        </w:tc>
+        <w:tc>
+          <w:tcPr>
+            <w:tcW w:type="dxa" w:w="1080"/>
+          </w:tcPr>
+          <w:p>
+            <w:r>
+              <w:rPr>
+                <w:b/>
+              </w:rPr>
+              <w:t>Relative reduction RE</w:t>
+            </w:r>
+          </w:p>
+        </w:tc>
+        <w:tc>
+          <w:tcPr>
+            <w:tcW w:type="dxa" w:w="1080"/>
+          </w:tcPr>
+          <w:p>
+            <w:r>
+              <w:rPr>
+                <w:b/>
+              </w:rPr>
+              <w:t>RE I2</w:t>
+            </w:r>
+          </w:p>
+        </w:tc>
+      </w:tr>
+      <w:tr>
+        <w:tc>
+          <w:tcPr>
+            <w:tcW w:type="dxa" w:w="1080"/>
+          </w:tcPr>
+          <w:p>
+            <w:r>
+              <w:t>zx=0.2</w:t>
+            </w:r>
+          </w:p>
+        </w:tc>
+        <w:tc>
+          <w:tcPr>
+            <w:tcW w:type="dxa" w:w="1080"/>
+          </w:tcPr>
+          <w:p>
+            <w:r>
+              <w:t>1B_residual</w:t>
+            </w:r>
+          </w:p>
+        </w:tc>
+        <w:tc>
+          <w:tcPr>
+            <w:tcW w:type="dxa" w:w="1080"/>
+          </w:tcPr>
+          <w:p>
+            <w:r>
+              <w:t>0.010</w:t>
+            </w:r>
+          </w:p>
+        </w:tc>
+        <w:tc>
+          <w:tcPr>
+            <w:tcW w:type="dxa" w:w="1080"/>
+          </w:tcPr>
+          <w:p>
+            <w:r>
+              <w:t>1.000</w:t>
+            </w:r>
+          </w:p>
+        </w:tc>
+        <w:tc>
+          <w:tcPr>
+            <w:tcW w:type="dxa" w:w="1080"/>
+          </w:tcPr>
+          <w:p>
+            <w:r>
+              <w:t>0.068</w:t>
+            </w:r>
+          </w:p>
+        </w:tc>
+        <w:tc>
+          <w:tcPr>
+            <w:tcW w:type="dxa" w:w="1080"/>
+          </w:tcPr>
+          <w:p>
+            <w:r>
+              <w:t>0.00897</w:t>
+            </w:r>
+          </w:p>
+        </w:tc>
+        <w:tc>
+          <w:tcPr>
+            <w:tcW w:type="dxa" w:w="1080"/>
+          </w:tcPr>
+          <w:p>
+            <w:r>
+              <w:t>0.560</w:t>
+            </w:r>
+          </w:p>
+        </w:tc>
+        <w:tc>
+          <w:tcPr>
+            <w:tcW w:type="dxa" w:w="1080"/>
+          </w:tcPr>
+          <w:p>
+            <w:r>
+              <w:t>0.029</w:t>
+            </w:r>
+          </w:p>
+        </w:tc>
+      </w:tr>
+      <w:tr>
+        <w:tc>
+          <w:tcPr>
+            <w:tcW w:type="dxa" w:w="1080"/>
+          </w:tcPr>
+          <w:p>
+            <w:r>
+              <w:t>zx=0.2</w:t>
+            </w:r>
+          </w:p>
+        </w:tc>
+        <w:tc>
+          <w:tcPr>
+            <w:tcW w:type="dxa" w:w="1080"/>
+          </w:tcPr>
+          <w:p>
+            <w:r>
+              <w:t>PS_propensity_score</w:t>
+            </w:r>
+          </w:p>
+        </w:tc>
+        <w:tc>
+          <w:tcPr>
+            <w:tcW w:type="dxa" w:w="1080"/>
+          </w:tcPr>
+          <w:p>
+            <w:r>
+              <w:t>0.001</w:t>
+            </w:r>
+          </w:p>
+        </w:tc>
+        <w:tc>
+          <w:tcPr>
+            <w:tcW w:type="dxa" w:w="1080"/>
+          </w:tcPr>
+          <w:p>
+            <w:r>
+              <w:t>0.813</w:t>
+            </w:r>
+          </w:p>
+        </w:tc>
+        <w:tc>
+          <w:tcPr>
+            <w:tcW w:type="dxa" w:w="1080"/>
+          </w:tcPr>
+          <w:p>
+            <w:r>
+              <w:t>0.139</w:t>
+            </w:r>
+          </w:p>
+        </w:tc>
+        <w:tc>
+          <w:tcPr>
+            <w:tcW w:type="dxa" w:w="1080"/>
+          </w:tcPr>
+          <w:p>
+            <w:r>
+              <w:t>0.01900</w:t>
+            </w:r>
+          </w:p>
+        </w:tc>
+        <w:tc>
+          <w:tcPr>
+            <w:tcW w:type="dxa" w:w="1080"/>
+          </w:tcPr>
+          <w:p>
+            <w:r>
+              <w:t>0.067</w:t>
+            </w:r>
+          </w:p>
+        </w:tc>
+        <w:tc>
+          <w:tcPr>
+            <w:tcW w:type="dxa" w:w="1080"/>
+          </w:tcPr>
+          <w:p>
+            <w:r>
+              <w:t>0.191</w:t>
+            </w:r>
+          </w:p>
+        </w:tc>
+      </w:tr>
+      <w:tr>
+        <w:tc>
+          <w:tcPr>
+            <w:tcW w:type="dxa" w:w="1080"/>
+          </w:tcPr>
+          <w:p>
+            <w:r>
+              <w:t>zx=0.2</w:t>
+            </w:r>
+          </w:p>
+        </w:tc>
+        <w:tc>
+          <w:tcPr>
+            <w:tcW w:type="dxa" w:w="1080"/>
+          </w:tcPr>
+          <w:p>
+            <w:r>
+              <w:t>GMM</w:t>
+            </w:r>
+          </w:p>
+        </w:tc>
+        <w:tc>
+          <w:tcPr>
+            <w:tcW w:type="dxa" w:w="1080"/>
+          </w:tcPr>
+          <w:p>
+            <w:r>
+              <w:t>0.001</w:t>
+            </w:r>
+          </w:p>
+        </w:tc>
+        <w:tc>
+          <w:tcPr>
+            <w:tcW w:type="dxa" w:w="1080"/>
+          </w:tcPr>
+          <w:p>
+            <w:r>
+              <w:t>0.905</w:t>
+            </w:r>
+          </w:p>
+        </w:tc>
+        <w:tc>
+          <w:tcPr>
+            <w:tcW w:type="dxa" w:w="1080"/>
+          </w:tcPr>
+          <w:p>
+            <w:r>
+              <w:t>0.136</w:t>
+            </w:r>
+          </w:p>
+        </w:tc>
+        <w:tc>
+          <w:tcPr>
+            <w:tcW w:type="dxa" w:w="1080"/>
+          </w:tcPr>
+          <w:p>
+            <w:r>
+              <w:t>0.01931</w:t>
+            </w:r>
+          </w:p>
+        </w:tc>
+        <w:tc>
+          <w:tcPr>
+            <w:tcW w:type="dxa" w:w="1080"/>
+          </w:tcPr>
+          <w:p>
+            <w:r>
+              <w:t>0.052</w:t>
+            </w:r>
+          </w:p>
+        </w:tc>
+        <w:tc>
+          <w:tcPr>
+            <w:tcW w:type="dxa" w:w="1080"/>
+          </w:tcPr>
+          <w:p>
+            <w:r>
+              <w:t>0.110</w:t>
+            </w:r>
+          </w:p>
+        </w:tc>
+      </w:tr>
+      <w:tr>
+        <w:tc>
+          <w:tcPr>
+            <w:tcW w:type="dxa" w:w="1080"/>
+          </w:tcPr>
+          <w:p>
+            <w:r>
+              <w:t>zx=0.2</w:t>
+            </w:r>
+          </w:p>
+        </w:tc>
+        <w:tc>
+          <w:tcPr>
+            <w:tcW w:type="dxa" w:w="1080"/>
+          </w:tcPr>
+          <w:p>
+            <w:r>
+              <w:t>Prognostic_score</w:t>
+            </w:r>
+          </w:p>
+        </w:tc>
+        <w:tc>
+          <w:tcPr>
+            <w:tcW w:type="dxa" w:w="1080"/>
+          </w:tcPr>
+          <w:p>
+            <w:r>
+              <w:t>0.001</w:t>
+            </w:r>
+          </w:p>
+        </w:tc>
+        <w:tc>
+          <w:tcPr>
+            <w:tcW w:type="dxa" w:w="1080"/>
+          </w:tcPr>
+          <w:p>
+            <w:r>
+              <w:t>0.933</w:t>
+            </w:r>
+          </w:p>
+        </w:tc>
+        <w:tc>
+          <w:tcPr>
+            <w:tcW w:type="dxa" w:w="1080"/>
+          </w:tcPr>
+          <w:p>
+            <w:r>
+              <w:t>0.085</w:t>
+            </w:r>
+          </w:p>
+        </w:tc>
+        <w:tc>
+          <w:tcPr>
+            <w:tcW w:type="dxa" w:w="1080"/>
+          </w:tcPr>
+          <w:p>
+            <w:r>
+              <w:t>0.01894</w:t>
+            </w:r>
+          </w:p>
+        </w:tc>
+        <w:tc>
+          <w:tcPr>
+            <w:tcW w:type="dxa" w:w="1080"/>
+          </w:tcPr>
+          <w:p>
+            <w:r>
+              <w:t>0.070</w:t>
+            </w:r>
+          </w:p>
+        </w:tc>
+        <w:tc>
+          <w:tcPr>
+            <w:tcW w:type="dxa" w:w="1080"/>
+          </w:tcPr>
+          <w:p>
+            <w:r>
+              <w:t>0.064</w:t>
+            </w:r>
+          </w:p>
+        </w:tc>
+      </w:tr>
+      <w:tr>
+        <w:tc>
+          <w:tcPr>
+            <w:tcW w:type="dxa" w:w="1080"/>
+          </w:tcPr>
+          <w:p>
+            <w:r>
+              <w:t>zx=0.2</w:t>
+            </w:r>
+          </w:p>
+        </w:tc>
+        <w:tc>
+          <w:tcPr>
+            <w:tcW w:type="dxa" w:w="1080"/>
+          </w:tcPr>
+          <w:p>
+            <w:r>
+              <w:t>2B_clustering</w:t>
+            </w:r>
+          </w:p>
+        </w:tc>
+        <w:tc>
+          <w:tcPr>
+            <w:tcW w:type="dxa" w:w="1080"/>
+          </w:tcPr>
+          <w:p>
+            <w:r>
+              <w:t>0.001</w:t>
+            </w:r>
+          </w:p>
+        </w:tc>
+        <w:tc>
+          <w:tcPr>
+            <w:tcW w:type="dxa" w:w="1080"/>
+          </w:tcPr>
+          <w:p>
+            <w:r>
+              <w:t>0.764</w:t>
+            </w:r>
+          </w:p>
+        </w:tc>
+        <w:tc>
+          <w:tcPr>
+            <w:tcW w:type="dxa" w:w="1080"/>
+          </w:tcPr>
+          <w:p>
+            <w:r>
+              <w:t>0.153</w:t>
+            </w:r>
+          </w:p>
+        </w:tc>
+        <w:tc>
+          <w:tcPr>
+            <w:tcW w:type="dxa" w:w="1080"/>
+          </w:tcPr>
+          <w:p>
+            <w:r>
+              <w:t>0.01872</w:t>
+            </w:r>
+          </w:p>
+        </w:tc>
+        <w:tc>
+          <w:tcPr>
+            <w:tcW w:type="dxa" w:w="1080"/>
+          </w:tcPr>
+          <w:p>
+            <w:r>
+              <w:t>0.081</w:t>
+            </w:r>
+          </w:p>
+        </w:tc>
+        <w:tc>
+          <w:tcPr>
+            <w:tcW w:type="dxa" w:w="1080"/>
+          </w:tcPr>
+          <w:p>
+            <w:r>
+              <w:t>0.251</w:t>
+            </w:r>
+          </w:p>
+        </w:tc>
+      </w:tr>
+      <w:tr>
+        <w:tc>
+          <w:tcPr>
+            <w:tcW w:type="dxa" w:w="1080"/>
+          </w:tcPr>
+          <w:p>
+            <w:r>
+              <w:t>zx=0.5</w:t>
+            </w:r>
+          </w:p>
+        </w:tc>
+        <w:tc>
+          <w:tcPr>
+            <w:tcW w:type="dxa" w:w="1080"/>
+          </w:tcPr>
+          <w:p>
+            <w:r>
+              <w:t>1B_residual</w:t>
+            </w:r>
+          </w:p>
+        </w:tc>
+        <w:tc>
+          <w:tcPr>
+            <w:tcW w:type="dxa" w:w="1080"/>
+          </w:tcPr>
+          <w:p>
+            <w:r>
+              <w:t>0.017</w:t>
+            </w:r>
+          </w:p>
+        </w:tc>
+        <w:tc>
+          <w:tcPr>
+            <w:tcW w:type="dxa" w:w="1080"/>
+          </w:tcPr>
+          <w:p>
+            <w:r>
+              <w:t>1.000</w:t>
+            </w:r>
+          </w:p>
+        </w:tc>
+        <w:tc>
+          <w:tcPr>
+            <w:tcW w:type="dxa" w:w="1080"/>
+          </w:tcPr>
+          <w:p>
+            <w:r>
+              <w:t>0.055</w:t>
+            </w:r>
+          </w:p>
+        </w:tc>
+        <w:tc>
+          <w:tcPr>
+            <w:tcW w:type="dxa" w:w="1080"/>
+          </w:tcPr>
+          <w:p>
+            <w:r>
+              <w:t>0.00875</w:t>
+            </w:r>
+          </w:p>
+        </w:tc>
+        <w:tc>
+          <w:tcPr>
+            <w:tcW w:type="dxa" w:w="1080"/>
+          </w:tcPr>
+          <w:p>
+            <w:r>
+              <w:t>0.429</w:t>
+            </w:r>
+          </w:p>
+        </w:tc>
+        <w:tc>
+          <w:tcPr>
+            <w:tcW w:type="dxa" w:w="1080"/>
+          </w:tcPr>
+          <w:p>
+            <w:r>
+              <w:t>0.000</w:t>
+            </w:r>
+          </w:p>
+        </w:tc>
+      </w:tr>
+      <w:tr>
+        <w:tc>
+          <w:tcPr>
+            <w:tcW w:type="dxa" w:w="1080"/>
+          </w:tcPr>
+          <w:p>
+            <w:r>
+              <w:t>zx=0.5</w:t>
+            </w:r>
+          </w:p>
+        </w:tc>
+        <w:tc>
+          <w:tcPr>
+            <w:tcW w:type="dxa" w:w="1080"/>
+          </w:tcPr>
+          <w:p>
+            <w:r>
+              <w:t>PS_propensity_score</w:t>
+            </w:r>
+          </w:p>
+        </w:tc>
+        <w:tc>
+          <w:tcPr>
+            <w:tcW w:type="dxa" w:w="1080"/>
+          </w:tcPr>
+          <w:p>
+            <w:r>
+              <w:t>0.001</w:t>
+            </w:r>
+          </w:p>
+        </w:tc>
+        <w:tc>
+          <w:tcPr>
+            <w:tcW w:type="dxa" w:w="1080"/>
+          </w:tcPr>
+          <w:p>
+            <w:r>
+              <w:t>0.774</w:t>
+            </w:r>
+          </w:p>
+        </w:tc>
+        <w:tc>
+          <w:tcPr>
+            <w:tcW w:type="dxa" w:w="1080"/>
+          </w:tcPr>
+          <w:p>
+            <w:r>
+              <w:t>0.109</w:t>
+            </w:r>
+          </w:p>
+        </w:tc>
+        <w:tc>
+          <w:tcPr>
+            <w:tcW w:type="dxa" w:w="1080"/>
+          </w:tcPr>
+          <w:p>
+            <w:r>
+              <w:t>0.01536</w:t>
+            </w:r>
+          </w:p>
+        </w:tc>
+        <w:tc>
+          <w:tcPr>
+            <w:tcW w:type="dxa" w:w="1080"/>
+          </w:tcPr>
+          <w:p>
+            <w:r>
+              <w:t>-0.004</w:t>
+            </w:r>
+          </w:p>
+        </w:tc>
+        <w:tc>
+          <w:tcPr>
+            <w:tcW w:type="dxa" w:w="1080"/>
+          </w:tcPr>
+          <w:p>
+            <w:r>
+              <w:t>0.220</w:t>
+            </w:r>
+          </w:p>
+        </w:tc>
+      </w:tr>
+      <w:tr>
+        <w:tc>
+          <w:tcPr>
+            <w:tcW w:type="dxa" w:w="1080"/>
+          </w:tcPr>
+          <w:p>
+            <w:r>
+              <w:t>zx=0.5</w:t>
+            </w:r>
+          </w:p>
+        </w:tc>
+        <w:tc>
+          <w:tcPr>
+            <w:tcW w:type="dxa" w:w="1080"/>
+          </w:tcPr>
+          <w:p>
+            <w:r>
+              <w:t>GMM</w:t>
+            </w:r>
+          </w:p>
+        </w:tc>
+        <w:tc>
+          <w:tcPr>
+            <w:tcW w:type="dxa" w:w="1080"/>
+          </w:tcPr>
+          <w:p>
+            <w:r>
+              <w:t>0.002</w:t>
+            </w:r>
+          </w:p>
+        </w:tc>
+        <w:tc>
+          <w:tcPr>
+            <w:tcW w:type="dxa" w:w="1080"/>
+          </w:tcPr>
+          <w:p>
+            <w:r>
+              <w:t>0.909</w:t>
+            </w:r>
+          </w:p>
+        </w:tc>
+        <w:tc>
+          <w:tcPr>
+            <w:tcW w:type="dxa" w:w="1080"/>
+          </w:tcPr>
+          <w:p>
+            <w:r>
+              <w:t>0.072</w:t>
+            </w:r>
+          </w:p>
+        </w:tc>
+        <w:tc>
+          <w:tcPr>
+            <w:tcW w:type="dxa" w:w="1080"/>
+          </w:tcPr>
+          <w:p>
+            <w:r>
+              <w:t>0.01634</w:t>
+            </w:r>
+          </w:p>
+        </w:tc>
+        <w:tc>
+          <w:tcPr>
+            <w:tcW w:type="dxa" w:w="1080"/>
+          </w:tcPr>
+          <w:p>
+            <w:r>
+              <w:t>-0.068</w:t>
+            </w:r>
+          </w:p>
+        </w:tc>
+        <w:tc>
+          <w:tcPr>
+            <w:tcW w:type="dxa" w:w="1080"/>
+          </w:tcPr>
+          <w:p>
+            <w:r>
+              <w:t>0.097</w:t>
+            </w:r>
+          </w:p>
+        </w:tc>
+      </w:tr>
+      <w:tr>
+        <w:tc>
+          <w:tcPr>
+            <w:tcW w:type="dxa" w:w="1080"/>
+          </w:tcPr>
+          <w:p>
+            <w:r>
+              <w:t>zx=0.5</w:t>
+            </w:r>
+          </w:p>
+        </w:tc>
+        <w:tc>
+          <w:tcPr>
+            <w:tcW w:type="dxa" w:w="1080"/>
+          </w:tcPr>
+          <w:p>
+            <w:r>
+              <w:t>Prognostic_score</w:t>
+            </w:r>
+          </w:p>
+        </w:tc>
+        <w:tc>
+          <w:tcPr>
+            <w:tcW w:type="dxa" w:w="1080"/>
+          </w:tcPr>
+          <w:p>
+            <w:r>
+              <w:t>0.009</w:t>
+            </w:r>
+          </w:p>
+        </w:tc>
+        <w:tc>
+          <w:tcPr>
+            <w:tcW w:type="dxa" w:w="1080"/>
+          </w:tcPr>
+          <w:p>
+            <w:r>
+              <w:t>0.933</w:t>
+            </w:r>
+          </w:p>
+        </w:tc>
+        <w:tc>
+          <w:tcPr>
+            <w:tcW w:type="dxa" w:w="1080"/>
+          </w:tcPr>
+          <w:p>
+            <w:r>
+              <w:t>0.068</w:t>
+            </w:r>
+          </w:p>
+        </w:tc>
+        <w:tc>
+          <w:tcPr>
+            <w:tcW w:type="dxa" w:w="1080"/>
+          </w:tcPr>
+          <w:p>
+            <w:r>
+              <w:t>0.01465</w:t>
+            </w:r>
+          </w:p>
+        </w:tc>
+        <w:tc>
+          <w:tcPr>
+            <w:tcW w:type="dxa" w:w="1080"/>
+          </w:tcPr>
+          <w:p>
+            <w:r>
+              <w:t>0.043</w:t>
+            </w:r>
+          </w:p>
+        </w:tc>
+        <w:tc>
+          <w:tcPr>
+            <w:tcW w:type="dxa" w:w="1080"/>
+          </w:tcPr>
+          <w:p>
+            <w:r>
+              <w:t>0.086</w:t>
+            </w:r>
+          </w:p>
+        </w:tc>
+      </w:tr>
+      <w:tr>
+        <w:tc>
+          <w:tcPr>
+            <w:tcW w:type="dxa" w:w="1080"/>
+          </w:tcPr>
+          <w:p>
+            <w:r>
+              <w:t>zx=0.5</w:t>
+            </w:r>
+          </w:p>
+        </w:tc>
+        <w:tc>
+          <w:tcPr>
+            <w:tcW w:type="dxa" w:w="1080"/>
+          </w:tcPr>
+          <w:p>
+            <w:r>
+              <w:t>2B_clustering</w:t>
+            </w:r>
+          </w:p>
+        </w:tc>
+        <w:tc>
+          <w:tcPr>
+            <w:tcW w:type="dxa" w:w="1080"/>
+          </w:tcPr>
+          <w:p>
+            <w:r>
+              <w:t>0.006</w:t>
+            </w:r>
+          </w:p>
+        </w:tc>
+        <w:tc>
+          <w:tcPr>
+            <w:tcW w:type="dxa" w:w="1080"/>
+          </w:tcPr>
+          <w:p>
+            <w:r>
+              <w:t>0.835</w:t>
+            </w:r>
+          </w:p>
+        </w:tc>
+        <w:tc>
+          <w:tcPr>
+            <w:tcW w:type="dxa" w:w="1080"/>
+          </w:tcPr>
+          <w:p>
+            <w:r>
+              <w:t>0.146</w:t>
+            </w:r>
+          </w:p>
+        </w:tc>
+        <w:tc>
+          <w:tcPr>
+            <w:tcW w:type="dxa" w:w="1080"/>
+          </w:tcPr>
+          <w:p>
+            <w:r>
+              <w:t>0.01280</w:t>
+            </w:r>
+          </w:p>
+        </w:tc>
+        <w:tc>
+          <w:tcPr>
+            <w:tcW w:type="dxa" w:w="1080"/>
+          </w:tcPr>
+          <w:p>
+            <w:r>
+              <w:t>0.163</w:t>
+            </w:r>
+          </w:p>
+        </w:tc>
+        <w:tc>
+          <w:tcPr>
+            <w:tcW w:type="dxa" w:w="1080"/>
+          </w:tcPr>
+          <w:p>
+            <w:r>
+              <w:t>0.172</w:t>
+            </w:r>
+          </w:p>
+        </w:tc>
+      </w:tr>
+      <w:tr>
+        <w:tc>
+          <w:tcPr>
+            <w:tcW w:type="dxa" w:w="1080"/>
+          </w:tcPr>
+          <w:p>
+            <w:r>
+              <w:t>zx=1.0</w:t>
+            </w:r>
+          </w:p>
+        </w:tc>
+        <w:tc>
+          <w:tcPr>
+            <w:tcW w:type="dxa" w:w="1080"/>
+          </w:tcPr>
+          <w:p>
+            <w:r>
+              <w:t>1B_residual</w:t>
+            </w:r>
+          </w:p>
+        </w:tc>
+        <w:tc>
+          <w:tcPr>
+            <w:tcW w:type="dxa" w:w="1080"/>
+          </w:tcPr>
+          <w:p>
+            <w:r>
+              <w:t>0.032</w:t>
+            </w:r>
+          </w:p>
+        </w:tc>
+        <w:tc>
+          <w:tcPr>
+            <w:tcW w:type="dxa" w:w="1080"/>
+          </w:tcPr>
+          <w:p>
+            <w:r>
+              <w:t>0.976</w:t>
+            </w:r>
+          </w:p>
+        </w:tc>
+        <w:tc>
+          <w:tcPr>
+            <w:tcW w:type="dxa" w:w="1080"/>
+          </w:tcPr>
+          <w:p>
+            <w:r>
+              <w:t>0.064</w:t>
+            </w:r>
+          </w:p>
+        </w:tc>
+        <w:tc>
+          <w:tcPr>
+            <w:tcW w:type="dxa" w:w="1080"/>
+          </w:tcPr>
+          <w:p>
+            <w:r>
+              <w:t>0.00852</w:t>
+            </w:r>
+          </w:p>
+        </w:tc>
+        <w:tc>
+          <w:tcPr>
+            <w:tcW w:type="dxa" w:w="1080"/>
+          </w:tcPr>
+          <w:p>
+            <w:r>
+              <w:t>0.602</w:t>
+            </w:r>
+          </w:p>
+        </w:tc>
+        <w:tc>
+          <w:tcPr>
+            <w:tcW w:type="dxa" w:w="1080"/>
+          </w:tcPr>
+          <w:p>
+            <w:r>
+              <w:t>0.000</w:t>
+            </w:r>
+          </w:p>
+        </w:tc>
+      </w:tr>
+      <w:tr>
+        <w:tc>
+          <w:tcPr>
+            <w:tcW w:type="dxa" w:w="1080"/>
+          </w:tcPr>
+          <w:p>
+            <w:r>
+              <w:t>zx=1.0</w:t>
+            </w:r>
+          </w:p>
+        </w:tc>
+        <w:tc>
+          <w:tcPr>
+            <w:tcW w:type="dxa" w:w="1080"/>
+          </w:tcPr>
+          <w:p>
+            <w:r>
+              <w:t>PS_propensity_score</w:t>
+            </w:r>
+          </w:p>
+        </w:tc>
+        <w:tc>
+          <w:tcPr>
+            <w:tcW w:type="dxa" w:w="1080"/>
+          </w:tcPr>
+          <w:p>
+            <w:r>
+              <w:t>0.007</w:t>
+            </w:r>
+          </w:p>
+        </w:tc>
+        <w:tc>
+          <w:tcPr>
+            <w:tcW w:type="dxa" w:w="1080"/>
+          </w:tcPr>
+          <w:p>
+            <w:r>
+              <w:t>0.828</w:t>
+            </w:r>
+          </w:p>
+        </w:tc>
+        <w:tc>
+          <w:tcPr>
+            <w:tcW w:type="dxa" w:w="1080"/>
+          </w:tcPr>
+          <w:p>
+            <w:r>
+              <w:t>0.080</w:t>
+            </w:r>
+          </w:p>
+        </w:tc>
+        <w:tc>
+          <w:tcPr>
+            <w:tcW w:type="dxa" w:w="1080"/>
+          </w:tcPr>
+          <w:p>
+            <w:r>
+              <w:t>0.02162</w:t>
+            </w:r>
+          </w:p>
+        </w:tc>
+        <w:tc>
+          <w:tcPr>
+            <w:tcW w:type="dxa" w:w="1080"/>
+          </w:tcPr>
+          <w:p>
+            <w:r>
+              <w:t>-0.011</w:t>
+            </w:r>
+          </w:p>
+        </w:tc>
+        <w:tc>
+          <w:tcPr>
+            <w:tcW w:type="dxa" w:w="1080"/>
+          </w:tcPr>
+          <w:p>
+            <w:r>
+              <w:t>0.189</w:t>
+            </w:r>
+          </w:p>
+        </w:tc>
+      </w:tr>
+      <w:tr>
+        <w:tc>
+          <w:tcPr>
+            <w:tcW w:type="dxa" w:w="1080"/>
+          </w:tcPr>
+          <w:p>
+            <w:r>
+              <w:t>zx=1.0</w:t>
+            </w:r>
+          </w:p>
+        </w:tc>
+        <w:tc>
+          <w:tcPr>
+            <w:tcW w:type="dxa" w:w="1080"/>
+          </w:tcPr>
+          <w:p>
+            <w:r>
+              <w:t>GMM</w:t>
+            </w:r>
+          </w:p>
+        </w:tc>
+        <w:tc>
+          <w:tcPr>
+            <w:tcW w:type="dxa" w:w="1080"/>
+          </w:tcPr>
+          <w:p>
+            <w:r>
+              <w:t>0.006</w:t>
+            </w:r>
+          </w:p>
+        </w:tc>
+        <w:tc>
+          <w:tcPr>
+            <w:tcW w:type="dxa" w:w="1080"/>
+          </w:tcPr>
+          <w:p>
+            <w:r>
+              <w:t>0.956</w:t>
+            </w:r>
+          </w:p>
+        </w:tc>
+        <w:tc>
+          <w:tcPr>
+            <w:tcW w:type="dxa" w:w="1080"/>
+          </w:tcPr>
+          <w:p>
+            <w:r>
+              <w:t>0.057</w:t>
+            </w:r>
+          </w:p>
+        </w:tc>
+        <w:tc>
+          <w:tcPr>
+            <w:tcW w:type="dxa" w:w="1080"/>
+          </w:tcPr>
+          <w:p>
+            <w:r>
+              <w:t>0.02180</w:t>
+            </w:r>
+          </w:p>
+        </w:tc>
+        <w:tc>
+          <w:tcPr>
+            <w:tcW w:type="dxa" w:w="1080"/>
+          </w:tcPr>
+          <w:p>
+            <w:r>
+              <w:t>-0.020</w:t>
+            </w:r>
+          </w:p>
+        </w:tc>
+        <w:tc>
+          <w:tcPr>
+            <w:tcW w:type="dxa" w:w="1080"/>
+          </w:tcPr>
+          <w:p>
+            <w:r>
+              <w:t>0.074</w:t>
+            </w:r>
+          </w:p>
+        </w:tc>
+      </w:tr>
+      <w:tr>
+        <w:tc>
+          <w:tcPr>
+            <w:tcW w:type="dxa" w:w="1080"/>
+          </w:tcPr>
+          <w:p>
+            <w:r>
+              <w:t>zx=1.0</w:t>
+            </w:r>
+          </w:p>
+        </w:tc>
+        <w:tc>
+          <w:tcPr>
+            <w:tcW w:type="dxa" w:w="1080"/>
+          </w:tcPr>
+          <w:p>
+            <w:r>
+              <w:t>Prognostic_score</w:t>
+            </w:r>
+          </w:p>
+        </w:tc>
+        <w:tc>
+          <w:tcPr>
+            <w:tcW w:type="dxa" w:w="1080"/>
+          </w:tcPr>
+          <w:p>
+            <w:r>
+              <w:t>0.025</w:t>
+            </w:r>
+          </w:p>
+        </w:tc>
+        <w:tc>
+          <w:tcPr>
+            <w:tcW w:type="dxa" w:w="1080"/>
+          </w:tcPr>
+          <w:p>
+            <w:r>
+              <w:t>0.905</w:t>
+            </w:r>
+          </w:p>
+        </w:tc>
+        <w:tc>
+          <w:tcPr>
+            <w:tcW w:type="dxa" w:w="1080"/>
+          </w:tcPr>
+          <w:p>
+            <w:r>
+              <w:t>0.080</w:t>
+            </w:r>
+          </w:p>
+        </w:tc>
+        <w:tc>
+          <w:tcPr>
+            <w:tcW w:type="dxa" w:w="1080"/>
+          </w:tcPr>
+          <w:p>
+            <w:r>
+              <w:t>0.01536</w:t>
+            </w:r>
+          </w:p>
+        </w:tc>
+        <w:tc>
+          <w:tcPr>
+            <w:tcW w:type="dxa" w:w="1080"/>
+          </w:tcPr>
+          <w:p>
+            <w:r>
+              <w:t>0.281</w:t>
+            </w:r>
+          </w:p>
+        </w:tc>
+        <w:tc>
+          <w:tcPr>
+            <w:tcW w:type="dxa" w:w="1080"/>
+          </w:tcPr>
+          <w:p>
+            <w:r>
+              <w:t>0.141</w:t>
+            </w:r>
+          </w:p>
+        </w:tc>
+      </w:tr>
+      <w:tr>
+        <w:tc>
+          <w:tcPr>
+            <w:tcW w:type="dxa" w:w="1080"/>
+          </w:tcPr>
+          <w:p>
+            <w:r>
+              <w:t>zx=1.0</w:t>
+            </w:r>
+          </w:p>
+        </w:tc>
+        <w:tc>
+          <w:tcPr>
+            <w:tcW w:type="dxa" w:w="1080"/>
+          </w:tcPr>
+          <w:p>
+            <w:r>
+              <w:t>2B_clustering</w:t>
+            </w:r>
+          </w:p>
+        </w:tc>
+        <w:tc>
+          <w:tcPr>
+            <w:tcW w:type="dxa" w:w="1080"/>
+          </w:tcPr>
+          <w:p>
+            <w:r>
+              <w:t>0.022</w:t>
+            </w:r>
+          </w:p>
+        </w:tc>
+        <w:tc>
+          <w:tcPr>
+            <w:tcW w:type="dxa" w:w="1080"/>
+          </w:tcPr>
+          <w:p>
+            <w:r>
+              <w:t>0.914</w:t>
+            </w:r>
+          </w:p>
+        </w:tc>
+        <w:tc>
+          <w:tcPr>
+            <w:tcW w:type="dxa" w:w="1080"/>
+          </w:tcPr>
+          <w:p>
+            <w:r>
+              <w:t>0.108</w:t>
+            </w:r>
+          </w:p>
+        </w:tc>
+        <w:tc>
+          <w:tcPr>
+            <w:tcW w:type="dxa" w:w="1080"/>
+          </w:tcPr>
+          <w:p>
+            <w:r>
+              <w:t>0.02077</w:t>
+            </w:r>
+          </w:p>
+        </w:tc>
+        <w:tc>
+          <w:tcPr>
+            <w:tcW w:type="dxa" w:w="1080"/>
+          </w:tcPr>
+          <w:p>
+            <w:r>
+              <w:t>0.028</w:t>
+            </w:r>
+          </w:p>
+        </w:tc>
+        <w:tc>
+          <w:tcPr>
+            <w:tcW w:type="dxa" w:w="1080"/>
+          </w:tcPr>
+          <w:p>
+            <w:r>
+              <w:t>0.037</w:t>
+            </w:r>
+          </w:p>
+        </w:tc>
+      </w:tr>
+    </w:tbl>
+    <w:p/>
+    <w:p>
+      <w:pPr>
+        <w:jc w:val="center"/>
+      </w:pPr>
+      <w:r>
+        <w:rPr>
+          <w:b/>
+        </w:rPr>
+        <w:t>Table 6. Sensitivity to Z-to-Y effect strength (n=2000, K=5, zx=1.0, z=0.5, 1.0, 2.0): means over 10 simulations.</w:t>
+      </w:r>
+    </w:p>
+    <w:tbl>
+      <w:tblPr>
+        <w:tblStyle w:val="TableGrid"/>
+        <w:tblW w:type="auto" w:w="0"/>
+        <w:tblLook w:firstColumn="1" w:firstRow="1" w:lastColumn="0" w:lastRow="0" w:noHBand="0" w:noVBand="1" w:val="04A0"/>
+      </w:tblPr>
+      <w:tblGrid>
+        <w:gridCol w:w="1080"/>
+        <w:gridCol w:w="1080"/>
+        <w:gridCol w:w="1080"/>
+        <w:gridCol w:w="1080"/>
+        <w:gridCol w:w="1080"/>
+        <w:gridCol w:w="1080"/>
+        <w:gridCol w:w="1080"/>
+        <w:gridCol w:w="1080"/>
+      </w:tblGrid>
+      <w:tr>
+        <w:tc>
+          <w:tcPr>
+            <w:tcW w:type="dxa" w:w="1080"/>
+          </w:tcPr>
+          <w:p>
+            <w:r>
+              <w:rPr>
+                <w:b/>
+              </w:rPr>
+              <w:t>Condition</w:t>
+            </w:r>
+          </w:p>
+        </w:tc>
+        <w:tc>
+          <w:tcPr>
+            <w:tcW w:type="dxa" w:w="1080"/>
+          </w:tcPr>
+          <w:p>
+            <w:r>
+              <w:rPr>
+                <w:b/>
+              </w:rPr>
+              <w:t>Method</w:t>
+            </w:r>
+          </w:p>
+        </w:tc>
+        <w:tc>
+          <w:tcPr>
+            <w:tcW w:type="dxa" w:w="1080"/>
+          </w:tcPr>
+          <w:p>
+            <w:r>
+              <w:rPr>
+                <w:b/>
+              </w:rPr>
+              <w:t>ARI</w:t>
+            </w:r>
+          </w:p>
+        </w:tc>
+        <w:tc>
+          <w:tcPr>
+            <w:tcW w:type="dxa" w:w="1080"/>
+          </w:tcPr>
+          <w:p>
+            <w:r>
+              <w:rPr>
+                <w:b/>
+              </w:rPr>
+              <w:t>C1</w:t>
+            </w:r>
+          </w:p>
+        </w:tc>
+        <w:tc>
+          <w:tcPr>
+            <w:tcW w:type="dxa" w:w="1080"/>
+          </w:tcPr>
+          <w:p>
+            <w:r>
+              <w:rPr>
+                <w:b/>
+              </w:rPr>
+              <w:t>W_est</w:t>
+            </w:r>
+          </w:p>
+        </w:tc>
+        <w:tc>
+          <w:tcPr>
+            <w:tcW w:type="dxa" w:w="1080"/>
+          </w:tcPr>
+          <w:p>
+            <w:r>
+              <w:rPr>
+                <w:b/>
+              </w:rPr>
+              <w:t>RE bias</w:t>
+            </w:r>
+          </w:p>
+        </w:tc>
+        <w:tc>
+          <w:tcPr>
+            <w:tcW w:type="dxa" w:w="1080"/>
+          </w:tcPr>
+          <w:p>
+            <w:r>
+              <w:rPr>
+                <w:b/>
+              </w:rPr>
+              <w:t>Relative reduction RE</w:t>
+            </w:r>
+          </w:p>
+        </w:tc>
+        <w:tc>
+          <w:tcPr>
+            <w:tcW w:type="dxa" w:w="1080"/>
+          </w:tcPr>
+          <w:p>
+            <w:r>
+              <w:rPr>
+                <w:b/>
+              </w:rPr>
+              <w:t>RE I2</w:t>
+            </w:r>
+          </w:p>
+        </w:tc>
+      </w:tr>
+      <w:tr>
+        <w:tc>
+          <w:tcPr>
+            <w:tcW w:type="dxa" w:w="1080"/>
+          </w:tcPr>
+          <w:p>
+            <w:r>
+              <w:t>z=0.5</w:t>
+            </w:r>
+          </w:p>
+        </w:tc>
+        <w:tc>
+          <w:tcPr>
+            <w:tcW w:type="dxa" w:w="1080"/>
+          </w:tcPr>
+          <w:p>
+            <w:r>
+              <w:t>1B_residual</w:t>
+            </w:r>
+          </w:p>
+        </w:tc>
+        <w:tc>
+          <w:tcPr>
+            <w:tcW w:type="dxa" w:w="1080"/>
+          </w:tcPr>
+          <w:p>
+            <w:r>
+              <w:t>0.027</w:t>
+            </w:r>
+          </w:p>
+        </w:tc>
+        <w:tc>
+          <w:tcPr>
+            <w:tcW w:type="dxa" w:w="1080"/>
+          </w:tcPr>
+          <w:p>
+            <w:r>
+              <w:t>1.000</w:t>
+            </w:r>
+          </w:p>
+        </w:tc>
+        <w:tc>
+          <w:tcPr>
+            <w:tcW w:type="dxa" w:w="1080"/>
+          </w:tcPr>
+          <w:p>
+            <w:r>
+              <w:t>0.039</w:t>
+            </w:r>
+          </w:p>
+        </w:tc>
+        <w:tc>
+          <w:tcPr>
+            <w:tcW w:type="dxa" w:w="1080"/>
+          </w:tcPr>
+          <w:p>
+            <w:r>
+              <w:t>0.00959</w:t>
+            </w:r>
+          </w:p>
+        </w:tc>
+        <w:tc>
+          <w:tcPr>
+            <w:tcW w:type="dxa" w:w="1080"/>
+          </w:tcPr>
+          <w:p>
+            <w:r>
+              <w:t>0.578</w:t>
+            </w:r>
+          </w:p>
+        </w:tc>
+        <w:tc>
+          <w:tcPr>
+            <w:tcW w:type="dxa" w:w="1080"/>
+          </w:tcPr>
+          <w:p>
+            <w:r>
+              <w:t>0.002</w:t>
+            </w:r>
+          </w:p>
+        </w:tc>
+      </w:tr>
+      <w:tr>
+        <w:tc>
+          <w:tcPr>
+            <w:tcW w:type="dxa" w:w="1080"/>
+          </w:tcPr>
+          <w:p>
+            <w:r>
+              <w:t>z=0.5</w:t>
+            </w:r>
+          </w:p>
+        </w:tc>
+        <w:tc>
+          <w:tcPr>
+            <w:tcW w:type="dxa" w:w="1080"/>
+          </w:tcPr>
+          <w:p>
+            <w:r>
+              <w:t>PS_propensity_score</w:t>
+            </w:r>
+          </w:p>
+        </w:tc>
+        <w:tc>
+          <w:tcPr>
+            <w:tcW w:type="dxa" w:w="1080"/>
+          </w:tcPr>
+          <w:p>
+            <w:r>
+              <w:t>0.012</w:t>
+            </w:r>
+          </w:p>
+        </w:tc>
+        <w:tc>
+          <w:tcPr>
+            <w:tcW w:type="dxa" w:w="1080"/>
+          </w:tcPr>
+          <w:p>
+            <w:r>
+              <w:t>0.841</w:t>
+            </w:r>
+          </w:p>
+        </w:tc>
+        <w:tc>
+          <w:tcPr>
+            <w:tcW w:type="dxa" w:w="1080"/>
+          </w:tcPr>
+          <w:p>
+            <w:r>
+              <w:t>0.068</w:t>
+            </w:r>
+          </w:p>
+        </w:tc>
+        <w:tc>
+          <w:tcPr>
+            <w:tcW w:type="dxa" w:w="1080"/>
+          </w:tcPr>
+          <w:p>
+            <w:r>
+              <w:t>0.02281</w:t>
+            </w:r>
+          </w:p>
+        </w:tc>
+        <w:tc>
+          <w:tcPr>
+            <w:tcW w:type="dxa" w:w="1080"/>
+          </w:tcPr>
+          <w:p>
+            <w:r>
+              <w:t>-0.003</w:t>
+            </w:r>
+          </w:p>
+        </w:tc>
+        <w:tc>
+          <w:tcPr>
+            <w:tcW w:type="dxa" w:w="1080"/>
+          </w:tcPr>
+          <w:p>
+            <w:r>
+              <w:t>0.210</w:t>
+            </w:r>
+          </w:p>
+        </w:tc>
+      </w:tr>
+      <w:tr>
+        <w:tc>
+          <w:tcPr>
+            <w:tcW w:type="dxa" w:w="1080"/>
+          </w:tcPr>
+          <w:p>
+            <w:r>
+              <w:t>z=0.5</w:t>
+            </w:r>
+          </w:p>
+        </w:tc>
+        <w:tc>
+          <w:tcPr>
+            <w:tcW w:type="dxa" w:w="1080"/>
+          </w:tcPr>
+          <w:p>
+            <w:r>
+              <w:t>GMM</w:t>
+            </w:r>
+          </w:p>
+        </w:tc>
+        <w:tc>
+          <w:tcPr>
+            <w:tcW w:type="dxa" w:w="1080"/>
+          </w:tcPr>
+          <w:p>
+            <w:r>
+              <w:t>0.006</w:t>
+            </w:r>
+          </w:p>
+        </w:tc>
+        <w:tc>
+          <w:tcPr>
+            <w:tcW w:type="dxa" w:w="1080"/>
+          </w:tcPr>
+          <w:p>
+            <w:r>
+              <w:t>0.948</w:t>
+            </w:r>
+          </w:p>
+        </w:tc>
+        <w:tc>
+          <w:tcPr>
+            <w:tcW w:type="dxa" w:w="1080"/>
+          </w:tcPr>
+          <w:p>
+            <w:r>
+              <w:t>0.075</w:t>
+            </w:r>
+          </w:p>
+        </w:tc>
+        <w:tc>
+          <w:tcPr>
+            <w:tcW w:type="dxa" w:w="1080"/>
+          </w:tcPr>
+          <w:p>
+            <w:r>
+              <w:t>0.02043</w:t>
+            </w:r>
+          </w:p>
+        </w:tc>
+        <w:tc>
+          <w:tcPr>
+            <w:tcW w:type="dxa" w:w="1080"/>
+          </w:tcPr>
+          <w:p>
+            <w:r>
+              <w:t>0.102</w:t>
+            </w:r>
+          </w:p>
+        </w:tc>
+        <w:tc>
+          <w:tcPr>
+            <w:tcW w:type="dxa" w:w="1080"/>
+          </w:tcPr>
+          <w:p>
+            <w:r>
+              <w:t>0.047</w:t>
+            </w:r>
+          </w:p>
+        </w:tc>
+      </w:tr>
+      <w:tr>
+        <w:tc>
+          <w:tcPr>
+            <w:tcW w:type="dxa" w:w="1080"/>
+          </w:tcPr>
+          <w:p>
+            <w:r>
+              <w:t>z=0.5</w:t>
+            </w:r>
+          </w:p>
+        </w:tc>
+        <w:tc>
+          <w:tcPr>
+            <w:tcW w:type="dxa" w:w="1080"/>
+          </w:tcPr>
+          <w:p>
+            <w:r>
+              <w:t>Prognostic_score</w:t>
+            </w:r>
+          </w:p>
+        </w:tc>
+        <w:tc>
+          <w:tcPr>
+            <w:tcW w:type="dxa" w:w="1080"/>
+          </w:tcPr>
+          <w:p>
+            <w:r>
+              <w:t>0.024</w:t>
+            </w:r>
+          </w:p>
+        </w:tc>
+        <w:tc>
+          <w:tcPr>
+            <w:tcW w:type="dxa" w:w="1080"/>
+          </w:tcPr>
+          <w:p>
+            <w:r>
+              <w:t>0.908</w:t>
+            </w:r>
+          </w:p>
+        </w:tc>
+        <w:tc>
+          <w:tcPr>
+            <w:tcW w:type="dxa" w:w="1080"/>
+          </w:tcPr>
+          <w:p>
+            <w:r>
+              <w:t>0.058</w:t>
+            </w:r>
+          </w:p>
+        </w:tc>
+        <w:tc>
+          <w:tcPr>
+            <w:tcW w:type="dxa" w:w="1080"/>
+          </w:tcPr>
+          <w:p>
+            <w:r>
+              <w:t>0.02073</w:t>
+            </w:r>
+          </w:p>
+        </w:tc>
+        <w:tc>
+          <w:tcPr>
+            <w:tcW w:type="dxa" w:w="1080"/>
+          </w:tcPr>
+          <w:p>
+            <w:r>
+              <w:t>0.089</w:t>
+            </w:r>
+          </w:p>
+        </w:tc>
+        <w:tc>
+          <w:tcPr>
+            <w:tcW w:type="dxa" w:w="1080"/>
+          </w:tcPr>
+          <w:p>
+            <w:r>
+              <w:t>0.101</w:t>
+            </w:r>
+          </w:p>
+        </w:tc>
+      </w:tr>
+      <w:tr>
+        <w:tc>
+          <w:tcPr>
+            <w:tcW w:type="dxa" w:w="1080"/>
+          </w:tcPr>
+          <w:p>
+            <w:r>
+              <w:t>z=0.5</w:t>
+            </w:r>
+          </w:p>
+        </w:tc>
+        <w:tc>
+          <w:tcPr>
+            <w:tcW w:type="dxa" w:w="1080"/>
+          </w:tcPr>
+          <w:p>
+            <w:r>
+              <w:t>2B_clustering</w:t>
+            </w:r>
+          </w:p>
+        </w:tc>
+        <w:tc>
+          <w:tcPr>
+            <w:tcW w:type="dxa" w:w="1080"/>
+          </w:tcPr>
+          <w:p>
+            <w:r>
+              <w:t>0.024</w:t>
+            </w:r>
+          </w:p>
+        </w:tc>
+        <w:tc>
+          <w:tcPr>
+            <w:tcW w:type="dxa" w:w="1080"/>
+          </w:tcPr>
+          <w:p>
+            <w:r>
+              <w:t>0.857</w:t>
+            </w:r>
+          </w:p>
+        </w:tc>
+        <w:tc>
+          <w:tcPr>
+            <w:tcW w:type="dxa" w:w="1080"/>
+          </w:tcPr>
+          <w:p>
+            <w:r>
+              <w:t>0.112</w:t>
+            </w:r>
+          </w:p>
+        </w:tc>
+        <w:tc>
+          <w:tcPr>
+            <w:tcW w:type="dxa" w:w="1080"/>
+          </w:tcPr>
+          <w:p>
+            <w:r>
+              <w:t>0.02072</w:t>
+            </w:r>
+          </w:p>
+        </w:tc>
+        <w:tc>
+          <w:tcPr>
+            <w:tcW w:type="dxa" w:w="1080"/>
+          </w:tcPr>
+          <w:p>
+            <w:r>
+              <w:t>0.089</w:t>
+            </w:r>
+          </w:p>
+        </w:tc>
+        <w:tc>
+          <w:tcPr>
+            <w:tcW w:type="dxa" w:w="1080"/>
+          </w:tcPr>
+          <w:p>
+            <w:r>
+              <w:t>0.138</w:t>
+            </w:r>
+          </w:p>
+        </w:tc>
+      </w:tr>
+      <w:tr>
+        <w:tc>
+          <w:tcPr>
+            <w:tcW w:type="dxa" w:w="1080"/>
+          </w:tcPr>
+          <w:p>
+            <w:r>
+              <w:t>z=1.0</w:t>
+            </w:r>
+          </w:p>
+        </w:tc>
+        <w:tc>
+          <w:tcPr>
+            <w:tcW w:type="dxa" w:w="1080"/>
+          </w:tcPr>
+          <w:p>
+            <w:r>
+              <w:t>1B_residual</w:t>
+            </w:r>
+          </w:p>
+        </w:tc>
+        <w:tc>
+          <w:tcPr>
+            <w:tcW w:type="dxa" w:w="1080"/>
+          </w:tcPr>
+          <w:p>
+            <w:r>
+              <w:t>0.032</w:t>
+            </w:r>
+          </w:p>
+        </w:tc>
+        <w:tc>
+          <w:tcPr>
+            <w:tcW w:type="dxa" w:w="1080"/>
+          </w:tcPr>
+          <w:p>
+            <w:r>
+              <w:t>0.976</w:t>
+            </w:r>
+          </w:p>
+        </w:tc>
+        <w:tc>
+          <w:tcPr>
+            <w:tcW w:type="dxa" w:w="1080"/>
+          </w:tcPr>
+          <w:p>
+            <w:r>
+              <w:t>0.064</w:t>
+            </w:r>
+          </w:p>
+        </w:tc>
+        <w:tc>
+          <w:tcPr>
+            <w:tcW w:type="dxa" w:w="1080"/>
+          </w:tcPr>
+          <w:p>
+            <w:r>
+              <w:t>0.00852</w:t>
+            </w:r>
+          </w:p>
+        </w:tc>
+        <w:tc>
+          <w:tcPr>
+            <w:tcW w:type="dxa" w:w="1080"/>
+          </w:tcPr>
+          <w:p>
+            <w:r>
+              <w:t>0.602</w:t>
+            </w:r>
+          </w:p>
+        </w:tc>
+        <w:tc>
+          <w:tcPr>
+            <w:tcW w:type="dxa" w:w="1080"/>
+          </w:tcPr>
+          <w:p>
+            <w:r>
+              <w:t>0.000</w:t>
+            </w:r>
+          </w:p>
+        </w:tc>
+      </w:tr>
+      <w:tr>
+        <w:tc>
+          <w:tcPr>
+            <w:tcW w:type="dxa" w:w="1080"/>
+          </w:tcPr>
+          <w:p>
+            <w:r>
+              <w:t>z=1.0</w:t>
+            </w:r>
+          </w:p>
+        </w:tc>
+        <w:tc>
+          <w:tcPr>
+            <w:tcW w:type="dxa" w:w="1080"/>
+          </w:tcPr>
+          <w:p>
+            <w:r>
+              <w:t>PS_propensity_score</w:t>
+            </w:r>
+          </w:p>
+        </w:tc>
+        <w:tc>
+          <w:tcPr>
+            <w:tcW w:type="dxa" w:w="1080"/>
+          </w:tcPr>
+          <w:p>
+            <w:r>
+              <w:t>0.007</w:t>
+            </w:r>
+          </w:p>
+        </w:tc>
+        <w:tc>
+          <w:tcPr>
+            <w:tcW w:type="dxa" w:w="1080"/>
+          </w:tcPr>
+          <w:p>
+            <w:r>
+              <w:t>0.828</w:t>
+            </w:r>
+          </w:p>
+        </w:tc>
+        <w:tc>
+          <w:tcPr>
+            <w:tcW w:type="dxa" w:w="1080"/>
+          </w:tcPr>
+          <w:p>
+            <w:r>
+              <w:t>0.080</w:t>
+            </w:r>
+          </w:p>
+        </w:tc>
+        <w:tc>
+          <w:tcPr>
+            <w:tcW w:type="dxa" w:w="1080"/>
+          </w:tcPr>
+          <w:p>
+            <w:r>
+              <w:t>0.02162</w:t>
+            </w:r>
+          </w:p>
+        </w:tc>
+        <w:tc>
+          <w:tcPr>
+            <w:tcW w:type="dxa" w:w="1080"/>
+          </w:tcPr>
+          <w:p>
+            <w:r>
+              <w:t>-0.011</w:t>
+            </w:r>
+          </w:p>
+        </w:tc>
+        <w:tc>
+          <w:tcPr>
+            <w:tcW w:type="dxa" w:w="1080"/>
+          </w:tcPr>
+          <w:p>
+            <w:r>
+              <w:t>0.189</w:t>
+            </w:r>
+          </w:p>
+        </w:tc>
+      </w:tr>
+      <w:tr>
+        <w:tc>
+          <w:tcPr>
+            <w:tcW w:type="dxa" w:w="1080"/>
+          </w:tcPr>
+          <w:p>
+            <w:r>
+              <w:t>z=1.0</w:t>
+            </w:r>
+          </w:p>
+        </w:tc>
+        <w:tc>
+          <w:tcPr>
+            <w:tcW w:type="dxa" w:w="1080"/>
+          </w:tcPr>
+          <w:p>
+            <w:r>
+              <w:t>GMM</w:t>
+            </w:r>
+          </w:p>
+        </w:tc>
+        <w:tc>
+          <w:tcPr>
+            <w:tcW w:type="dxa" w:w="1080"/>
+          </w:tcPr>
+          <w:p>
+            <w:r>
+              <w:t>0.006</w:t>
+            </w:r>
+          </w:p>
+        </w:tc>
+        <w:tc>
+          <w:tcPr>
+            <w:tcW w:type="dxa" w:w="1080"/>
+          </w:tcPr>
+          <w:p>
+            <w:r>
+              <w:t>0.956</w:t>
+            </w:r>
+          </w:p>
+        </w:tc>
+        <w:tc>
+          <w:tcPr>
+            <w:tcW w:type="dxa" w:w="1080"/>
+          </w:tcPr>
+          <w:p>
+            <w:r>
+              <w:t>0.057</w:t>
+            </w:r>
+          </w:p>
+        </w:tc>
+        <w:tc>
+          <w:tcPr>
+            <w:tcW w:type="dxa" w:w="1080"/>
+          </w:tcPr>
+          <w:p>
+            <w:r>
+              <w:t>0.02180</w:t>
+            </w:r>
+          </w:p>
+        </w:tc>
+        <w:tc>
+          <w:tcPr>
+            <w:tcW w:type="dxa" w:w="1080"/>
+          </w:tcPr>
+          <w:p>
+            <w:r>
+              <w:t>-0.020</w:t>
+            </w:r>
+          </w:p>
+        </w:tc>
+        <w:tc>
+          <w:tcPr>
+            <w:tcW w:type="dxa" w:w="1080"/>
+          </w:tcPr>
+          <w:p>
+            <w:r>
+              <w:t>0.074</w:t>
+            </w:r>
+          </w:p>
+        </w:tc>
+      </w:tr>
+      <w:tr>
+        <w:tc>
+          <w:tcPr>
+            <w:tcW w:type="dxa" w:w="1080"/>
+          </w:tcPr>
+          <w:p>
+            <w:r>
+              <w:t>z=1.0</w:t>
+            </w:r>
+          </w:p>
+        </w:tc>
+        <w:tc>
+          <w:tcPr>
+            <w:tcW w:type="dxa" w:w="1080"/>
+          </w:tcPr>
+          <w:p>
+            <w:r>
+              <w:t>Prognostic_score</w:t>
+            </w:r>
+          </w:p>
+        </w:tc>
+        <w:tc>
+          <w:tcPr>
+            <w:tcW w:type="dxa" w:w="1080"/>
+          </w:tcPr>
+          <w:p>
+            <w:r>
+              <w:t>0.025</w:t>
+            </w:r>
+          </w:p>
+        </w:tc>
+        <w:tc>
+          <w:tcPr>
+            <w:tcW w:type="dxa" w:w="1080"/>
+          </w:tcPr>
+          <w:p>
+            <w:r>
+              <w:t>0.905</w:t>
+            </w:r>
+          </w:p>
+        </w:tc>
+        <w:tc>
+          <w:tcPr>
+            <w:tcW w:type="dxa" w:w="1080"/>
+          </w:tcPr>
+          <w:p>
+            <w:r>
+              <w:t>0.080</w:t>
+            </w:r>
+          </w:p>
+        </w:tc>
+        <w:tc>
+          <w:tcPr>
+            <w:tcW w:type="dxa" w:w="1080"/>
+          </w:tcPr>
+          <w:p>
+            <w:r>
+              <w:t>0.01536</w:t>
+            </w:r>
+          </w:p>
+        </w:tc>
+        <w:tc>
+          <w:tcPr>
+            <w:tcW w:type="dxa" w:w="1080"/>
+          </w:tcPr>
+          <w:p>
+            <w:r>
+              <w:t>0.281</w:t>
+            </w:r>
+          </w:p>
+        </w:tc>
+        <w:tc>
+          <w:tcPr>
+            <w:tcW w:type="dxa" w:w="1080"/>
+          </w:tcPr>
+          <w:p>
+            <w:r>
+              <w:t>0.141</w:t>
+            </w:r>
+          </w:p>
+        </w:tc>
+      </w:tr>
+      <w:tr>
+        <w:tc>
+          <w:tcPr>
+            <w:tcW w:type="dxa" w:w="1080"/>
+          </w:tcPr>
+          <w:p>
+            <w:r>
+              <w:t>z=1.0</w:t>
+            </w:r>
+          </w:p>
+        </w:tc>
+        <w:tc>
+          <w:tcPr>
+            <w:tcW w:type="dxa" w:w="1080"/>
+          </w:tcPr>
+          <w:p>
+            <w:r>
+              <w:t>2B_clustering</w:t>
+            </w:r>
+          </w:p>
+        </w:tc>
+        <w:tc>
+          <w:tcPr>
+            <w:tcW w:type="dxa" w:w="1080"/>
+          </w:tcPr>
+          <w:p>
+            <w:r>
+              <w:t>0.022</w:t>
+            </w:r>
+          </w:p>
+        </w:tc>
+        <w:tc>
+          <w:tcPr>
+            <w:tcW w:type="dxa" w:w="1080"/>
+          </w:tcPr>
+          <w:p>
+            <w:r>
+              <w:t>0.914</w:t>
+            </w:r>
+          </w:p>
+        </w:tc>
+        <w:tc>
+          <w:tcPr>
+            <w:tcW w:type="dxa" w:w="1080"/>
+          </w:tcPr>
+          <w:p>
+            <w:r>
+              <w:t>0.108</w:t>
+            </w:r>
+          </w:p>
+        </w:tc>
+        <w:tc>
+          <w:tcPr>
+            <w:tcW w:type="dxa" w:w="1080"/>
+          </w:tcPr>
+          <w:p>
+            <w:r>
+              <w:t>0.02077</w:t>
+            </w:r>
+          </w:p>
+        </w:tc>
+        <w:tc>
+          <w:tcPr>
+            <w:tcW w:type="dxa" w:w="1080"/>
+          </w:tcPr>
+          <w:p>
+            <w:r>
+              <w:t>0.028</w:t>
+            </w:r>
+          </w:p>
+        </w:tc>
+        <w:tc>
+          <w:tcPr>
+            <w:tcW w:type="dxa" w:w="1080"/>
+          </w:tcPr>
+          <w:p>
+            <w:r>
+              <w:t>0.037</w:t>
+            </w:r>
+          </w:p>
+        </w:tc>
+      </w:tr>
+      <w:tr>
+        <w:tc>
+          <w:tcPr>
+            <w:tcW w:type="dxa" w:w="1080"/>
+          </w:tcPr>
+          <w:p>
+            <w:r>
+              <w:t>z=2.0</w:t>
+            </w:r>
+          </w:p>
+        </w:tc>
+        <w:tc>
+          <w:tcPr>
+            <w:tcW w:type="dxa" w:w="1080"/>
+          </w:tcPr>
+          <w:p>
+            <w:r>
+              <w:t>1B_residual</w:t>
+            </w:r>
+          </w:p>
+        </w:tc>
+        <w:tc>
+          <w:tcPr>
+            <w:tcW w:type="dxa" w:w="1080"/>
+          </w:tcPr>
+          <w:p>
+            <w:r>
+              <w:t>0.035</w:t>
+            </w:r>
+          </w:p>
+        </w:tc>
+        <w:tc>
+          <w:tcPr>
+            <w:tcW w:type="dxa" w:w="1080"/>
+          </w:tcPr>
+          <w:p>
+            <w:r>
+              <w:t>0.921</w:t>
+            </w:r>
+          </w:p>
+        </w:tc>
+        <w:tc>
+          <w:tcPr>
+            <w:tcW w:type="dxa" w:w="1080"/>
+          </w:tcPr>
+          <w:p>
+            <w:r>
+              <w:t>0.062</w:t>
+            </w:r>
+          </w:p>
+        </w:tc>
+        <w:tc>
+          <w:tcPr>
+            <w:tcW w:type="dxa" w:w="1080"/>
+          </w:tcPr>
+          <w:p>
+            <w:r>
+              <w:t>0.00498</w:t>
+            </w:r>
+          </w:p>
+        </w:tc>
+        <w:tc>
+          <w:tcPr>
+            <w:tcW w:type="dxa" w:w="1080"/>
+          </w:tcPr>
+          <w:p>
+            <w:r>
+              <w:t>0.807</w:t>
+            </w:r>
+          </w:p>
+        </w:tc>
+        <w:tc>
+          <w:tcPr>
+            <w:tcW w:type="dxa" w:w="1080"/>
+          </w:tcPr>
+          <w:p>
+            <w:r>
+              <w:t>0.007</w:t>
+            </w:r>
+          </w:p>
+        </w:tc>
+      </w:tr>
+      <w:tr>
+        <w:tc>
+          <w:tcPr>
+            <w:tcW w:type="dxa" w:w="1080"/>
+          </w:tcPr>
+          <w:p>
+            <w:r>
+              <w:t>z=2.0</w:t>
+            </w:r>
+          </w:p>
+        </w:tc>
+        <w:tc>
+          <w:tcPr>
+            <w:tcW w:type="dxa" w:w="1080"/>
+          </w:tcPr>
+          <w:p>
+            <w:r>
+              <w:t>PS_propensity_score</w:t>
+            </w:r>
+          </w:p>
+        </w:tc>
+        <w:tc>
+          <w:tcPr>
+            <w:tcW w:type="dxa" w:w="1080"/>
+          </w:tcPr>
+          <w:p>
+            <w:r>
+              <w:t>0.009</w:t>
+            </w:r>
+          </w:p>
+        </w:tc>
+        <w:tc>
+          <w:tcPr>
+            <w:tcW w:type="dxa" w:w="1080"/>
+          </w:tcPr>
+          <w:p>
+            <w:r>
+              <w:t>0.975</w:t>
+            </w:r>
+          </w:p>
+        </w:tc>
+        <w:tc>
+          <w:tcPr>
+            <w:tcW w:type="dxa" w:w="1080"/>
+          </w:tcPr>
+          <w:p>
+            <w:r>
+              <w:t>0.072</w:t>
+            </w:r>
+          </w:p>
+        </w:tc>
+        <w:tc>
+          <w:tcPr>
+            <w:tcW w:type="dxa" w:w="1080"/>
+          </w:tcPr>
+          <w:p>
+            <w:r>
+              <w:t>0.01613</w:t>
+            </w:r>
+          </w:p>
+        </w:tc>
+        <w:tc>
+          <w:tcPr>
+            <w:tcW w:type="dxa" w:w="1080"/>
+          </w:tcPr>
+          <w:p>
+            <w:r>
+              <w:t>0.376</w:t>
+            </w:r>
+          </w:p>
+        </w:tc>
+        <w:tc>
+          <w:tcPr>
+            <w:tcW w:type="dxa" w:w="1080"/>
+          </w:tcPr>
+          <w:p>
+            <w:r>
+              <w:t>0.069</w:t>
+            </w:r>
+          </w:p>
+        </w:tc>
+      </w:tr>
+      <w:tr>
+        <w:tc>
+          <w:tcPr>
+            <w:tcW w:type="dxa" w:w="1080"/>
+          </w:tcPr>
+          <w:p>
+            <w:r>
+              <w:t>z=2.0</w:t>
+            </w:r>
+          </w:p>
+        </w:tc>
+        <w:tc>
+          <w:tcPr>
+            <w:tcW w:type="dxa" w:w="1080"/>
+          </w:tcPr>
+          <w:p>
+            <w:r>
+              <w:t>GMM</w:t>
+            </w:r>
+          </w:p>
+        </w:tc>
+        <w:tc>
+          <w:tcPr>
+            <w:tcW w:type="dxa" w:w="1080"/>
+          </w:tcPr>
+          <w:p>
+            <w:r>
+              <w:t>0.004</w:t>
+            </w:r>
+          </w:p>
+        </w:tc>
+        <w:tc>
+          <w:tcPr>
+            <w:tcW w:type="dxa" w:w="1080"/>
+          </w:tcPr>
+          <w:p>
+            <w:r>
+              <w:t>0.925</w:t>
+            </w:r>
+          </w:p>
+        </w:tc>
+        <w:tc>
+          <w:tcPr>
+            <w:tcW w:type="dxa" w:w="1080"/>
+          </w:tcPr>
+          <w:p>
+            <w:r>
+              <w:t>0.062</w:t>
+            </w:r>
+          </w:p>
+        </w:tc>
+        <w:tc>
+          <w:tcPr>
+            <w:tcW w:type="dxa" w:w="1080"/>
+          </w:tcPr>
+          <w:p>
+            <w:r>
+              <w:t>0.01914</w:t>
+            </w:r>
+          </w:p>
+        </w:tc>
+        <w:tc>
+          <w:tcPr>
+            <w:tcW w:type="dxa" w:w="1080"/>
+          </w:tcPr>
+          <w:p>
+            <w:r>
+              <w:t>0.259</w:t>
+            </w:r>
+          </w:p>
+        </w:tc>
+        <w:tc>
+          <w:tcPr>
+            <w:tcW w:type="dxa" w:w="1080"/>
+          </w:tcPr>
+          <w:p>
+            <w:r>
+              <w:t>0.101</w:t>
+            </w:r>
+          </w:p>
+        </w:tc>
+      </w:tr>
+      <w:tr>
+        <w:tc>
+          <w:tcPr>
+            <w:tcW w:type="dxa" w:w="1080"/>
+          </w:tcPr>
+          <w:p>
+            <w:r>
+              <w:t>z=2.0</w:t>
+            </w:r>
+          </w:p>
+        </w:tc>
+        <w:tc>
+          <w:tcPr>
+            <w:tcW w:type="dxa" w:w="1080"/>
+          </w:tcPr>
+          <w:p>
+            <w:r>
+              <w:t>Prognostic_score</w:t>
+            </w:r>
+          </w:p>
+        </w:tc>
+        <w:tc>
+          <w:tcPr>
+            <w:tcW w:type="dxa" w:w="1080"/>
+          </w:tcPr>
+          <w:p>
+            <w:r>
+              <w:t>0.027</w:t>
+            </w:r>
+          </w:p>
+        </w:tc>
+        <w:tc>
+          <w:tcPr>
+            <w:tcW w:type="dxa" w:w="1080"/>
+          </w:tcPr>
+          <w:p>
+            <w:r>
+              <w:t>1.000</w:t>
+            </w:r>
+          </w:p>
+        </w:tc>
+        <w:tc>
+          <w:tcPr>
+            <w:tcW w:type="dxa" w:w="1080"/>
+          </w:tcPr>
+          <w:p>
+            <w:r>
+              <w:t>0.088</w:t>
+            </w:r>
+          </w:p>
+        </w:tc>
+        <w:tc>
+          <w:tcPr>
+            <w:tcW w:type="dxa" w:w="1080"/>
+          </w:tcPr>
+          <w:p>
+            <w:r>
+              <w:t>0.00855</w:t>
+            </w:r>
+          </w:p>
+        </w:tc>
+        <w:tc>
+          <w:tcPr>
+            <w:tcW w:type="dxa" w:w="1080"/>
+          </w:tcPr>
+          <w:p>
+            <w:r>
+              <w:t>0.669</w:t>
+            </w:r>
+          </w:p>
+        </w:tc>
+        <w:tc>
+          <w:tcPr>
+            <w:tcW w:type="dxa" w:w="1080"/>
+          </w:tcPr>
+          <w:p>
+            <w:r>
+              <w:t>0.039</w:t>
+            </w:r>
+          </w:p>
+        </w:tc>
+      </w:tr>
+      <w:tr>
+        <w:tc>
+          <w:tcPr>
+            <w:tcW w:type="dxa" w:w="1080"/>
+          </w:tcPr>
+          <w:p>
+            <w:r>
+              <w:t>z=2.0</w:t>
+            </w:r>
+          </w:p>
+        </w:tc>
+        <w:tc>
+          <w:tcPr>
+            <w:tcW w:type="dxa" w:w="1080"/>
+          </w:tcPr>
+          <w:p>
+            <w:r>
+              <w:t>2B_clustering</w:t>
+            </w:r>
+          </w:p>
+        </w:tc>
+        <w:tc>
+          <w:tcPr>
+            <w:tcW w:type="dxa" w:w="1080"/>
+          </w:tcPr>
+          <w:p>
+            <w:r>
+              <w:t>0.022</w:t>
+            </w:r>
+          </w:p>
+        </w:tc>
+        <w:tc>
+          <w:tcPr>
+            <w:tcW w:type="dxa" w:w="1080"/>
+          </w:tcPr>
+          <w:p>
+            <w:r>
+              <w:t>0.900</w:t>
+            </w:r>
+          </w:p>
+        </w:tc>
+        <w:tc>
+          <w:tcPr>
+            <w:tcW w:type="dxa" w:w="1080"/>
+          </w:tcPr>
+          <w:p>
+            <w:r>
+              <w:t>0.063</w:t>
+            </w:r>
+          </w:p>
+        </w:tc>
+        <w:tc>
+          <w:tcPr>
+            <w:tcW w:type="dxa" w:w="1080"/>
+          </w:tcPr>
+          <w:p>
+            <w:r>
+              <w:t>0.01606</w:t>
+            </w:r>
+          </w:p>
+        </w:tc>
+        <w:tc>
+          <w:tcPr>
+            <w:tcW w:type="dxa" w:w="1080"/>
+          </w:tcPr>
+          <w:p>
+            <w:r>
+              <w:t>0.379</w:t>
+            </w:r>
+          </w:p>
+        </w:tc>
+        <w:tc>
+          <w:tcPr>
+            <w:tcW w:type="dxa" w:w="1080"/>
+          </w:tcPr>
+          <w:p>
+            <w:r>
+              <w:t>0.163</w:t>
+            </w:r>
+          </w:p>
+        </w:tc>
+      </w:tr>
+    </w:tbl>
+    <w:p/>
+    <w:p>
+      <w:pPr>
+        <w:jc w:val="center"/>
+      </w:pPr>
+      <w:r>
+        <w:rPr>
+          <w:b/>
+        </w:rPr>
+        <w:t>Table 7. Linear versus non-linear Z-to-X mapping (n=2000, K=5, z=1.0, zx=1.0).</w:t>
+      </w:r>
+    </w:p>
+    <w:tbl>
+      <w:tblPr>
+        <w:tblStyle w:val="TableGrid"/>
+        <w:tblW w:type="auto" w:w="0"/>
+        <w:tblLook w:firstColumn="1" w:firstRow="1" w:lastColumn="0" w:lastRow="0" w:noHBand="0" w:noVBand="1" w:val="04A0"/>
+      </w:tblPr>
+      <w:tblGrid>
+        <w:gridCol w:w="1728"/>
+        <w:gridCol w:w="1728"/>
+        <w:gridCol w:w="1728"/>
+        <w:gridCol w:w="1728"/>
+        <w:gridCol w:w="1728"/>
+      </w:tblGrid>
+      <w:tr>
+        <w:tc>
+          <w:tcPr>
+            <w:tcW w:type="dxa" w:w="1728"/>
+          </w:tcPr>
+          <w:p>
+            <w:r>
+              <w:rPr>
+                <w:b/>
+              </w:rPr>
+              <w:t>Method</w:t>
+            </w:r>
+          </w:p>
+        </w:tc>
+        <w:tc>
+          <w:tcPr>
+            <w:tcW w:type="dxa" w:w="1728"/>
+          </w:tcPr>
+          <w:p>
+            <w:r>
+              <w:rPr>
+                <w:b/>
+              </w:rPr>
+              <w:t>Linear RE bias</w:t>
+            </w:r>
+          </w:p>
+        </w:tc>
+        <w:tc>
+          <w:tcPr>
+            <w:tcW w:type="dxa" w:w="1728"/>
+          </w:tcPr>
+          <w:p>
+            <w:r>
+              <w:rPr>
+                <w:b/>
+              </w:rPr>
+              <w:t>Linear rel reduction</w:t>
+            </w:r>
+          </w:p>
+        </w:tc>
+        <w:tc>
+          <w:tcPr>
+            <w:tcW w:type="dxa" w:w="1728"/>
+          </w:tcPr>
+          <w:p>
+            <w:r>
+              <w:rPr>
+                <w:b/>
+              </w:rPr>
+              <w:t>Non-linear RE bias</w:t>
+            </w:r>
+          </w:p>
+        </w:tc>
+        <w:tc>
+          <w:tcPr>
+            <w:tcW w:type="dxa" w:w="1728"/>
+          </w:tcPr>
+          <w:p>
+            <w:r>
+              <w:rPr>
+                <w:b/>
+              </w:rPr>
+              <w:t>Non-linear rel reduction</w:t>
+            </w:r>
+          </w:p>
+        </w:tc>
+      </w:tr>
+      <w:tr>
+        <w:tc>
+          <w:tcPr>
+            <w:tcW w:type="dxa" w:w="1728"/>
+          </w:tcPr>
+          <w:p>
+            <w:r>
+              <w:t>1B_residual</w:t>
+            </w:r>
+          </w:p>
+        </w:tc>
+        <w:tc>
+          <w:tcPr>
+            <w:tcW w:type="dxa" w:w="1728"/>
+          </w:tcPr>
+          <w:p>
+            <w:r>
+              <w:t>0.00852</w:t>
+            </w:r>
+          </w:p>
+        </w:tc>
+        <w:tc>
+          <w:tcPr>
+            <w:tcW w:type="dxa" w:w="1728"/>
+          </w:tcPr>
+          <w:p>
+            <w:r>
+              <w:t>0.602</w:t>
+            </w:r>
+          </w:p>
+        </w:tc>
+        <w:tc>
+          <w:tcPr>
+            <w:tcW w:type="dxa" w:w="1728"/>
+          </w:tcPr>
+          <w:p>
+            <w:r>
+              <w:t>0.00664</w:t>
+            </w:r>
+          </w:p>
+        </w:tc>
+        <w:tc>
+          <w:tcPr>
+            <w:tcW w:type="dxa" w:w="1728"/>
+          </w:tcPr>
+          <w:p>
+            <w:r>
+              <w:t>0.690</w:t>
+            </w:r>
+          </w:p>
+        </w:tc>
+      </w:tr>
+      <w:tr>
+        <w:tc>
+          <w:tcPr>
+            <w:tcW w:type="dxa" w:w="1728"/>
+          </w:tcPr>
+          <w:p>
+            <w:r>
+              <w:t>PS_propensity_score</w:t>
+            </w:r>
+          </w:p>
+        </w:tc>
+        <w:tc>
+          <w:tcPr>
+            <w:tcW w:type="dxa" w:w="1728"/>
+          </w:tcPr>
+          <w:p>
+            <w:r>
+              <w:t>0.02162</w:t>
+            </w:r>
+          </w:p>
+        </w:tc>
+        <w:tc>
+          <w:tcPr>
+            <w:tcW w:type="dxa" w:w="1728"/>
+          </w:tcPr>
+          <w:p>
+            <w:r>
+              <w:t>-0.011</w:t>
+            </w:r>
+          </w:p>
+        </w:tc>
+        <w:tc>
+          <w:tcPr>
+            <w:tcW w:type="dxa" w:w="1728"/>
+          </w:tcPr>
+          <w:p>
+            <w:r>
+              <w:t>0.02084</w:t>
+            </w:r>
+          </w:p>
+        </w:tc>
+        <w:tc>
+          <w:tcPr>
+            <w:tcW w:type="dxa" w:w="1728"/>
+          </w:tcPr>
+          <w:p>
+            <w:r>
+              <w:t>0.027</w:t>
+            </w:r>
+          </w:p>
+        </w:tc>
+      </w:tr>
+      <w:tr>
+        <w:tc>
+          <w:tcPr>
+            <w:tcW w:type="dxa" w:w="1728"/>
+          </w:tcPr>
+          <w:p>
+            <w:r>
+              <w:t>GMM</w:t>
+            </w:r>
+          </w:p>
+        </w:tc>
+        <w:tc>
+          <w:tcPr>
+            <w:tcW w:type="dxa" w:w="1728"/>
+          </w:tcPr>
+          <w:p>
+            <w:r>
+              <w:t>0.02180</w:t>
+            </w:r>
+          </w:p>
+        </w:tc>
+        <w:tc>
+          <w:tcPr>
+            <w:tcW w:type="dxa" w:w="1728"/>
+          </w:tcPr>
+          <w:p>
+            <w:r>
+              <w:t>-0.020</w:t>
+            </w:r>
+          </w:p>
+        </w:tc>
+        <w:tc>
+          <w:tcPr>
+            <w:tcW w:type="dxa" w:w="1728"/>
+          </w:tcPr>
+          <w:p>
+            <w:r>
+              <w:t>0.01746</w:t>
+            </w:r>
+          </w:p>
+        </w:tc>
+        <w:tc>
+          <w:tcPr>
+            <w:tcW w:type="dxa" w:w="1728"/>
+          </w:tcPr>
+          <w:p>
+            <w:r>
+              <w:t>0.185</w:t>
+            </w:r>
+          </w:p>
+        </w:tc>
+      </w:tr>
+      <w:tr>
+        <w:tc>
+          <w:tcPr>
+            <w:tcW w:type="dxa" w:w="1728"/>
+          </w:tcPr>
+          <w:p>
+            <w:r>
+              <w:t>Prognostic_score</w:t>
+            </w:r>
+          </w:p>
+        </w:tc>
+        <w:tc>
+          <w:tcPr>
+            <w:tcW w:type="dxa" w:w="1728"/>
+          </w:tcPr>
+          <w:p>
+            <w:r>
+              <w:t>0.01536</w:t>
+            </w:r>
+          </w:p>
+        </w:tc>
+        <w:tc>
+          <w:tcPr>
+            <w:tcW w:type="dxa" w:w="1728"/>
+          </w:tcPr>
+          <w:p>
+            <w:r>
+              <w:t>0.281</w:t>
+            </w:r>
+          </w:p>
+        </w:tc>
+        <w:tc>
+          <w:tcPr>
+            <w:tcW w:type="dxa" w:w="1728"/>
+          </w:tcPr>
+          <w:p>
+            <w:r>
+              <w:t>0.01762</w:t>
+            </w:r>
+          </w:p>
+        </w:tc>
+        <w:tc>
+          <w:tcPr>
+            <w:tcW w:type="dxa" w:w="1728"/>
+          </w:tcPr>
+          <w:p>
+            <w:r>
+              <w:t>0.178</w:t>
+            </w:r>
+          </w:p>
+        </w:tc>
+      </w:tr>
+      <w:tr>
+        <w:tc>
+          <w:tcPr>
+            <w:tcW w:type="dxa" w:w="1728"/>
+          </w:tcPr>
+          <w:p>
+            <w:r>
+              <w:t>2B_clustering</w:t>
+            </w:r>
+          </w:p>
+        </w:tc>
+        <w:tc>
+          <w:tcPr>
+            <w:tcW w:type="dxa" w:w="1728"/>
+          </w:tcPr>
+          <w:p>
+            <w:r>
+              <w:t>0.02077</w:t>
+            </w:r>
+          </w:p>
+        </w:tc>
+        <w:tc>
+          <w:tcPr>
+            <w:tcW w:type="dxa" w:w="1728"/>
+          </w:tcPr>
+          <w:p>
+            <w:r>
+              <w:t>0.028</w:t>
+            </w:r>
+          </w:p>
+        </w:tc>
+        <w:tc>
+          <w:tcPr>
+            <w:tcW w:type="dxa" w:w="1728"/>
+          </w:tcPr>
+          <w:p>
+            <w:r>
+              <w:t>0.01649</w:t>
+            </w:r>
+          </w:p>
+        </w:tc>
+        <w:tc>
+          <w:tcPr>
+            <w:tcW w:type="dxa" w:w="1728"/>
+          </w:tcPr>
+          <w:p>
+            <w:r>
+              <w:t>0.230</w:t>
             </w:r>
           </w:p>
         </w:tc>

--- a/results/manuscript/rsm_submission/rsm_tables_separate.docx
+++ b/results/manuscript/rsm_submission/rsm_tables_separate.docx
@@ -2783,19 +2783,24 @@
         <w:tblLook w:firstColumn="1" w:firstRow="1" w:lastColumn="0" w:lastRow="0" w:noHBand="0" w:noVBand="1" w:val="04A0"/>
       </w:tblPr>
       <w:tblGrid>
-        <w:gridCol w:w="1080"/>
-        <w:gridCol w:w="1080"/>
-        <w:gridCol w:w="1080"/>
-        <w:gridCol w:w="1080"/>
-        <w:gridCol w:w="1080"/>
-        <w:gridCol w:w="1080"/>
-        <w:gridCol w:w="1080"/>
-        <w:gridCol w:w="1080"/>
+        <w:gridCol w:w="665"/>
+        <w:gridCol w:w="665"/>
+        <w:gridCol w:w="665"/>
+        <w:gridCol w:w="665"/>
+        <w:gridCol w:w="665"/>
+        <w:gridCol w:w="665"/>
+        <w:gridCol w:w="665"/>
+        <w:gridCol w:w="665"/>
+        <w:gridCol w:w="665"/>
+        <w:gridCol w:w="665"/>
+        <w:gridCol w:w="665"/>
+        <w:gridCol w:w="665"/>
+        <w:gridCol w:w="665"/>
       </w:tblGrid>
       <w:tr>
         <w:tc>
           <w:tcPr>
-            <w:tcW w:type="dxa" w:w="1080"/>
+            <w:tcW w:type="dxa" w:w="665"/>
           </w:tcPr>
           <w:p>
             <w:r>
@@ -2808,7 +2813,7 @@
         </w:tc>
         <w:tc>
           <w:tcPr>
-            <w:tcW w:type="dxa" w:w="1080"/>
+            <w:tcW w:type="dxa" w:w="665"/>
           </w:tcPr>
           <w:p>
             <w:r>
@@ -2821,7 +2826,7 @@
         </w:tc>
         <w:tc>
           <w:tcPr>
-            <w:tcW w:type="dxa" w:w="1080"/>
+            <w:tcW w:type="dxa" w:w="665"/>
           </w:tcPr>
           <w:p>
             <w:r>
@@ -2834,7 +2839,20 @@
         </w:tc>
         <w:tc>
           <w:tcPr>
-            <w:tcW w:type="dxa" w:w="1080"/>
+            <w:tcW w:type="dxa" w:w="665"/>
+          </w:tcPr>
+          <w:p>
+            <w:r>
+              <w:rPr>
+                <w:b/>
+              </w:rPr>
+              <w:t>ARI SE</w:t>
+            </w:r>
+          </w:p>
+        </w:tc>
+        <w:tc>
+          <w:tcPr>
+            <w:tcW w:type="dxa" w:w="665"/>
           </w:tcPr>
           <w:p>
             <w:r>
@@ -2847,7 +2865,20 @@
         </w:tc>
         <w:tc>
           <w:tcPr>
-            <w:tcW w:type="dxa" w:w="1080"/>
+            <w:tcW w:type="dxa" w:w="665"/>
+          </w:tcPr>
+          <w:p>
+            <w:r>
+              <w:rPr>
+                <w:b/>
+              </w:rPr>
+              <w:t>C1 SE</w:t>
+            </w:r>
+          </w:p>
+        </w:tc>
+        <w:tc>
+          <w:tcPr>
+            <w:tcW w:type="dxa" w:w="665"/>
           </w:tcPr>
           <w:p>
             <w:r>
@@ -2860,7 +2891,20 @@
         </w:tc>
         <w:tc>
           <w:tcPr>
-            <w:tcW w:type="dxa" w:w="1080"/>
+            <w:tcW w:type="dxa" w:w="665"/>
+          </w:tcPr>
+          <w:p>
+            <w:r>
+              <w:rPr>
+                <w:b/>
+              </w:rPr>
+              <w:t>W_est SE</w:t>
+            </w:r>
+          </w:p>
+        </w:tc>
+        <w:tc>
+          <w:tcPr>
+            <w:tcW w:type="dxa" w:w="665"/>
           </w:tcPr>
           <w:p>
             <w:r>
@@ -2873,7 +2917,20 @@
         </w:tc>
         <w:tc>
           <w:tcPr>
-            <w:tcW w:type="dxa" w:w="1080"/>
+            <w:tcW w:type="dxa" w:w="665"/>
+          </w:tcPr>
+          <w:p>
+            <w:r>
+              <w:rPr>
+                <w:b/>
+              </w:rPr>
+              <w:t>RE bias SE</w:t>
+            </w:r>
+          </w:p>
+        </w:tc>
+        <w:tc>
+          <w:tcPr>
+            <w:tcW w:type="dxa" w:w="665"/>
           </w:tcPr>
           <w:p>
             <w:r>
@@ -2886,7 +2943,20 @@
         </w:tc>
         <w:tc>
           <w:tcPr>
-            <w:tcW w:type="dxa" w:w="1080"/>
+            <w:tcW w:type="dxa" w:w="665"/>
+          </w:tcPr>
+          <w:p>
+            <w:r>
+              <w:rPr>
+                <w:b/>
+              </w:rPr>
+              <w:t>Relative reduction RE SE</w:t>
+            </w:r>
+          </w:p>
+        </w:tc>
+        <w:tc>
+          <w:tcPr>
+            <w:tcW w:type="dxa" w:w="665"/>
           </w:tcPr>
           <w:p>
             <w:r>
@@ -2901,7 +2971,7 @@
       <w:tr>
         <w:tc>
           <w:tcPr>
-            <w:tcW w:type="dxa" w:w="1080"/>
+            <w:tcW w:type="dxa" w:w="665"/>
           </w:tcPr>
           <w:p>
             <w:r>
@@ -2911,7 +2981,7 @@
         </w:tc>
         <w:tc>
           <w:tcPr>
-            <w:tcW w:type="dxa" w:w="1080"/>
+            <w:tcW w:type="dxa" w:w="665"/>
           </w:tcPr>
           <w:p>
             <w:r>
@@ -2921,7 +2991,7 @@
         </w:tc>
         <w:tc>
           <w:tcPr>
-            <w:tcW w:type="dxa" w:w="1080"/>
+            <w:tcW w:type="dxa" w:w="665"/>
           </w:tcPr>
           <w:p>
             <w:r>
@@ -2931,7 +3001,17 @@
         </w:tc>
         <w:tc>
           <w:tcPr>
-            <w:tcW w:type="dxa" w:w="1080"/>
+            <w:tcW w:type="dxa" w:w="665"/>
+          </w:tcPr>
+          <w:p>
+            <w:r>
+              <w:t>0.003</w:t>
+            </w:r>
+          </w:p>
+        </w:tc>
+        <w:tc>
+          <w:tcPr>
+            <w:tcW w:type="dxa" w:w="665"/>
           </w:tcPr>
           <w:p>
             <w:r>
@@ -2941,7 +3021,17 @@
         </w:tc>
         <w:tc>
           <w:tcPr>
-            <w:tcW w:type="dxa" w:w="1080"/>
+            <w:tcW w:type="dxa" w:w="665"/>
+          </w:tcPr>
+          <w:p>
+            <w:r>
+              <w:t>0.038</w:t>
+            </w:r>
+          </w:p>
+        </w:tc>
+        <w:tc>
+          <w:tcPr>
+            <w:tcW w:type="dxa" w:w="665"/>
           </w:tcPr>
           <w:p>
             <w:r>
@@ -2951,7 +3041,17 @@
         </w:tc>
         <w:tc>
           <w:tcPr>
-            <w:tcW w:type="dxa" w:w="1080"/>
+            <w:tcW w:type="dxa" w:w="665"/>
+          </w:tcPr>
+          <w:p>
+            <w:r>
+              <w:t>0.029</w:t>
+            </w:r>
+          </w:p>
+        </w:tc>
+        <w:tc>
+          <w:tcPr>
+            <w:tcW w:type="dxa" w:w="665"/>
           </w:tcPr>
           <w:p>
             <w:r>
@@ -2961,7 +3061,17 @@
         </w:tc>
         <w:tc>
           <w:tcPr>
-            <w:tcW w:type="dxa" w:w="1080"/>
+            <w:tcW w:type="dxa" w:w="665"/>
+          </w:tcPr>
+          <w:p>
+            <w:r>
+              <w:t>—</w:t>
+            </w:r>
+          </w:p>
+        </w:tc>
+        <w:tc>
+          <w:tcPr>
+            <w:tcW w:type="dxa" w:w="665"/>
           </w:tcPr>
           <w:p>
             <w:r>
@@ -2971,7 +3081,17 @@
         </w:tc>
         <w:tc>
           <w:tcPr>
-            <w:tcW w:type="dxa" w:w="1080"/>
+            <w:tcW w:type="dxa" w:w="665"/>
+          </w:tcPr>
+          <w:p>
+            <w:r>
+              <w:t>0.166</w:t>
+            </w:r>
+          </w:p>
+        </w:tc>
+        <w:tc>
+          <w:tcPr>
+            <w:tcW w:type="dxa" w:w="665"/>
           </w:tcPr>
           <w:p>
             <w:r>
@@ -2983,7 +3103,7 @@
       <w:tr>
         <w:tc>
           <w:tcPr>
-            <w:tcW w:type="dxa" w:w="1080"/>
+            <w:tcW w:type="dxa" w:w="665"/>
           </w:tcPr>
           <w:p>
             <w:r>
@@ -2993,7 +3113,7 @@
         </w:tc>
         <w:tc>
           <w:tcPr>
-            <w:tcW w:type="dxa" w:w="1080"/>
+            <w:tcW w:type="dxa" w:w="665"/>
           </w:tcPr>
           <w:p>
             <w:r>
@@ -3003,7 +3123,7 @@
         </w:tc>
         <w:tc>
           <w:tcPr>
-            <w:tcW w:type="dxa" w:w="1080"/>
+            <w:tcW w:type="dxa" w:w="665"/>
           </w:tcPr>
           <w:p>
             <w:r>
@@ -3013,7 +3133,17 @@
         </w:tc>
         <w:tc>
           <w:tcPr>
-            <w:tcW w:type="dxa" w:w="1080"/>
+            <w:tcW w:type="dxa" w:w="665"/>
+          </w:tcPr>
+          <w:p>
+            <w:r>
+              <w:t>0.002</w:t>
+            </w:r>
+          </w:p>
+        </w:tc>
+        <w:tc>
+          <w:tcPr>
+            <w:tcW w:type="dxa" w:w="665"/>
           </w:tcPr>
           <w:p>
             <w:r>
@@ -3023,7 +3153,17 @@
         </w:tc>
         <w:tc>
           <w:tcPr>
-            <w:tcW w:type="dxa" w:w="1080"/>
+            <w:tcW w:type="dxa" w:w="665"/>
+          </w:tcPr>
+          <w:p>
+            <w:r>
+              <w:t>0.049</w:t>
+            </w:r>
+          </w:p>
+        </w:tc>
+        <w:tc>
+          <w:tcPr>
+            <w:tcW w:type="dxa" w:w="665"/>
           </w:tcPr>
           <w:p>
             <w:r>
@@ -3033,7 +3173,17 @@
         </w:tc>
         <w:tc>
           <w:tcPr>
-            <w:tcW w:type="dxa" w:w="1080"/>
+            <w:tcW w:type="dxa" w:w="665"/>
+          </w:tcPr>
+          <w:p>
+            <w:r>
+              <w:t>0.030</w:t>
+            </w:r>
+          </w:p>
+        </w:tc>
+        <w:tc>
+          <w:tcPr>
+            <w:tcW w:type="dxa" w:w="665"/>
           </w:tcPr>
           <w:p>
             <w:r>
@@ -3043,7 +3193,17 @@
         </w:tc>
         <w:tc>
           <w:tcPr>
-            <w:tcW w:type="dxa" w:w="1080"/>
+            <w:tcW w:type="dxa" w:w="665"/>
+          </w:tcPr>
+          <w:p>
+            <w:r>
+              <w:t>—</w:t>
+            </w:r>
+          </w:p>
+        </w:tc>
+        <w:tc>
+          <w:tcPr>
+            <w:tcW w:type="dxa" w:w="665"/>
           </w:tcPr>
           <w:p>
             <w:r>
@@ -3053,7 +3213,17 @@
         </w:tc>
         <w:tc>
           <w:tcPr>
-            <w:tcW w:type="dxa" w:w="1080"/>
+            <w:tcW w:type="dxa" w:w="665"/>
+          </w:tcPr>
+          <w:p>
+            <w:r>
+              <w:t>0.386</w:t>
+            </w:r>
+          </w:p>
+        </w:tc>
+        <w:tc>
+          <w:tcPr>
+            <w:tcW w:type="dxa" w:w="665"/>
           </w:tcPr>
           <w:p>
             <w:r>
@@ -3065,7 +3235,7 @@
       <w:tr>
         <w:tc>
           <w:tcPr>
-            <w:tcW w:type="dxa" w:w="1080"/>
+            <w:tcW w:type="dxa" w:w="665"/>
           </w:tcPr>
           <w:p>
             <w:r>
@@ -3075,7 +3245,7 @@
         </w:tc>
         <w:tc>
           <w:tcPr>
-            <w:tcW w:type="dxa" w:w="1080"/>
+            <w:tcW w:type="dxa" w:w="665"/>
           </w:tcPr>
           <w:p>
             <w:r>
@@ -3085,7 +3255,7 @@
         </w:tc>
         <w:tc>
           <w:tcPr>
-            <w:tcW w:type="dxa" w:w="1080"/>
+            <w:tcW w:type="dxa" w:w="665"/>
           </w:tcPr>
           <w:p>
             <w:r>
@@ -3095,7 +3265,17 @@
         </w:tc>
         <w:tc>
           <w:tcPr>
-            <w:tcW w:type="dxa" w:w="1080"/>
+            <w:tcW w:type="dxa" w:w="665"/>
+          </w:tcPr>
+          <w:p>
+            <w:r>
+              <w:t>0.002</w:t>
+            </w:r>
+          </w:p>
+        </w:tc>
+        <w:tc>
+          <w:tcPr>
+            <w:tcW w:type="dxa" w:w="665"/>
           </w:tcPr>
           <w:p>
             <w:r>
@@ -3105,7 +3285,17 @@
         </w:tc>
         <w:tc>
           <w:tcPr>
-            <w:tcW w:type="dxa" w:w="1080"/>
+            <w:tcW w:type="dxa" w:w="665"/>
+          </w:tcPr>
+          <w:p>
+            <w:r>
+              <w:t>0.021</w:t>
+            </w:r>
+          </w:p>
+        </w:tc>
+        <w:tc>
+          <w:tcPr>
+            <w:tcW w:type="dxa" w:w="665"/>
           </w:tcPr>
           <w:p>
             <w:r>
@@ -3115,7 +3305,17 @@
         </w:tc>
         <w:tc>
           <w:tcPr>
-            <w:tcW w:type="dxa" w:w="1080"/>
+            <w:tcW w:type="dxa" w:w="665"/>
+          </w:tcPr>
+          <w:p>
+            <w:r>
+              <w:t>0.018</w:t>
+            </w:r>
+          </w:p>
+        </w:tc>
+        <w:tc>
+          <w:tcPr>
+            <w:tcW w:type="dxa" w:w="665"/>
           </w:tcPr>
           <w:p>
             <w:r>
@@ -3125,7 +3325,17 @@
         </w:tc>
         <w:tc>
           <w:tcPr>
-            <w:tcW w:type="dxa" w:w="1080"/>
+            <w:tcW w:type="dxa" w:w="665"/>
+          </w:tcPr>
+          <w:p>
+            <w:r>
+              <w:t>—</w:t>
+            </w:r>
+          </w:p>
+        </w:tc>
+        <w:tc>
+          <w:tcPr>
+            <w:tcW w:type="dxa" w:w="665"/>
           </w:tcPr>
           <w:p>
             <w:r>
@@ -3135,7 +3345,17 @@
         </w:tc>
         <w:tc>
           <w:tcPr>
-            <w:tcW w:type="dxa" w:w="1080"/>
+            <w:tcW w:type="dxa" w:w="665"/>
+          </w:tcPr>
+          <w:p>
+            <w:r>
+              <w:t>0.236</w:t>
+            </w:r>
+          </w:p>
+        </w:tc>
+        <w:tc>
+          <w:tcPr>
+            <w:tcW w:type="dxa" w:w="665"/>
           </w:tcPr>
           <w:p>
             <w:r>
@@ -3147,7 +3367,7 @@
       <w:tr>
         <w:tc>
           <w:tcPr>
-            <w:tcW w:type="dxa" w:w="1080"/>
+            <w:tcW w:type="dxa" w:w="665"/>
           </w:tcPr>
           <w:p>
             <w:r>
@@ -3157,7 +3377,7 @@
         </w:tc>
         <w:tc>
           <w:tcPr>
-            <w:tcW w:type="dxa" w:w="1080"/>
+            <w:tcW w:type="dxa" w:w="665"/>
           </w:tcPr>
           <w:p>
             <w:r>
@@ -3167,7 +3387,7 @@
         </w:tc>
         <w:tc>
           <w:tcPr>
-            <w:tcW w:type="dxa" w:w="1080"/>
+            <w:tcW w:type="dxa" w:w="665"/>
           </w:tcPr>
           <w:p>
             <w:r>
@@ -3177,7 +3397,17 @@
         </w:tc>
         <w:tc>
           <w:tcPr>
-            <w:tcW w:type="dxa" w:w="1080"/>
+            <w:tcW w:type="dxa" w:w="665"/>
+          </w:tcPr>
+          <w:p>
+            <w:r>
+              <w:t>0.003</w:t>
+            </w:r>
+          </w:p>
+        </w:tc>
+        <w:tc>
+          <w:tcPr>
+            <w:tcW w:type="dxa" w:w="665"/>
           </w:tcPr>
           <w:p>
             <w:r>
@@ -3187,7 +3417,17 @@
         </w:tc>
         <w:tc>
           <w:tcPr>
-            <w:tcW w:type="dxa" w:w="1080"/>
+            <w:tcW w:type="dxa" w:w="665"/>
+          </w:tcPr>
+          <w:p>
+            <w:r>
+              <w:t>0.053</w:t>
+            </w:r>
+          </w:p>
+        </w:tc>
+        <w:tc>
+          <w:tcPr>
+            <w:tcW w:type="dxa" w:w="665"/>
           </w:tcPr>
           <w:p>
             <w:r>
@@ -3197,7 +3437,17 @@
         </w:tc>
         <w:tc>
           <w:tcPr>
-            <w:tcW w:type="dxa" w:w="1080"/>
+            <w:tcW w:type="dxa" w:w="665"/>
+          </w:tcPr>
+          <w:p>
+            <w:r>
+              <w:t>0.035</w:t>
+            </w:r>
+          </w:p>
+        </w:tc>
+        <w:tc>
+          <w:tcPr>
+            <w:tcW w:type="dxa" w:w="665"/>
           </w:tcPr>
           <w:p>
             <w:r>
@@ -3207,7 +3457,17 @@
         </w:tc>
         <w:tc>
           <w:tcPr>
-            <w:tcW w:type="dxa" w:w="1080"/>
+            <w:tcW w:type="dxa" w:w="665"/>
+          </w:tcPr>
+          <w:p>
+            <w:r>
+              <w:t>—</w:t>
+            </w:r>
+          </w:p>
+        </w:tc>
+        <w:tc>
+          <w:tcPr>
+            <w:tcW w:type="dxa" w:w="665"/>
           </w:tcPr>
           <w:p>
             <w:r>
@@ -3217,7 +3477,17 @@
         </w:tc>
         <w:tc>
           <w:tcPr>
-            <w:tcW w:type="dxa" w:w="1080"/>
+            <w:tcW w:type="dxa" w:w="665"/>
+          </w:tcPr>
+          <w:p>
+            <w:r>
+              <w:t>0.426</w:t>
+            </w:r>
+          </w:p>
+        </w:tc>
+        <w:tc>
+          <w:tcPr>
+            <w:tcW w:type="dxa" w:w="665"/>
           </w:tcPr>
           <w:p>
             <w:r>
@@ -3229,7 +3499,7 @@
       <w:tr>
         <w:tc>
           <w:tcPr>
-            <w:tcW w:type="dxa" w:w="1080"/>
+            <w:tcW w:type="dxa" w:w="665"/>
           </w:tcPr>
           <w:p>
             <w:r>
@@ -3239,7 +3509,7 @@
         </w:tc>
         <w:tc>
           <w:tcPr>
-            <w:tcW w:type="dxa" w:w="1080"/>
+            <w:tcW w:type="dxa" w:w="665"/>
           </w:tcPr>
           <w:p>
             <w:r>
@@ -3249,7 +3519,7 @@
         </w:tc>
         <w:tc>
           <w:tcPr>
-            <w:tcW w:type="dxa" w:w="1080"/>
+            <w:tcW w:type="dxa" w:w="665"/>
           </w:tcPr>
           <w:p>
             <w:r>
@@ -3259,7 +3529,17 @@
         </w:tc>
         <w:tc>
           <w:tcPr>
-            <w:tcW w:type="dxa" w:w="1080"/>
+            <w:tcW w:type="dxa" w:w="665"/>
+          </w:tcPr>
+          <w:p>
+            <w:r>
+              <w:t>0.002</w:t>
+            </w:r>
+          </w:p>
+        </w:tc>
+        <w:tc>
+          <w:tcPr>
+            <w:tcW w:type="dxa" w:w="665"/>
           </w:tcPr>
           <w:p>
             <w:r>
@@ -3269,7 +3549,17 @@
         </w:tc>
         <w:tc>
           <w:tcPr>
-            <w:tcW w:type="dxa" w:w="1080"/>
+            <w:tcW w:type="dxa" w:w="665"/>
+          </w:tcPr>
+          <w:p>
+            <w:r>
+              <w:t>0.064</w:t>
+            </w:r>
+          </w:p>
+        </w:tc>
+        <w:tc>
+          <w:tcPr>
+            <w:tcW w:type="dxa" w:w="665"/>
           </w:tcPr>
           <w:p>
             <w:r>
@@ -3279,7 +3569,17 @@
         </w:tc>
         <w:tc>
           <w:tcPr>
-            <w:tcW w:type="dxa" w:w="1080"/>
+            <w:tcW w:type="dxa" w:w="665"/>
+          </w:tcPr>
+          <w:p>
+            <w:r>
+              <w:t>0.033</w:t>
+            </w:r>
+          </w:p>
+        </w:tc>
+        <w:tc>
+          <w:tcPr>
+            <w:tcW w:type="dxa" w:w="665"/>
           </w:tcPr>
           <w:p>
             <w:r>
@@ -3289,7 +3589,17 @@
         </w:tc>
         <w:tc>
           <w:tcPr>
-            <w:tcW w:type="dxa" w:w="1080"/>
+            <w:tcW w:type="dxa" w:w="665"/>
+          </w:tcPr>
+          <w:p>
+            <w:r>
+              <w:t>—</w:t>
+            </w:r>
+          </w:p>
+        </w:tc>
+        <w:tc>
+          <w:tcPr>
+            <w:tcW w:type="dxa" w:w="665"/>
           </w:tcPr>
           <w:p>
             <w:r>
@@ -3299,7 +3609,17 @@
         </w:tc>
         <w:tc>
           <w:tcPr>
-            <w:tcW w:type="dxa" w:w="1080"/>
+            <w:tcW w:type="dxa" w:w="665"/>
+          </w:tcPr>
+          <w:p>
+            <w:r>
+              <w:t>0.463</w:t>
+            </w:r>
+          </w:p>
+        </w:tc>
+        <w:tc>
+          <w:tcPr>
+            <w:tcW w:type="dxa" w:w="665"/>
           </w:tcPr>
           <w:p>
             <w:r>
@@ -3311,7 +3631,7 @@
       <w:tr>
         <w:tc>
           <w:tcPr>
-            <w:tcW w:type="dxa" w:w="1080"/>
+            <w:tcW w:type="dxa" w:w="665"/>
           </w:tcPr>
           <w:p>
             <w:r>
@@ -3321,7 +3641,7 @@
         </w:tc>
         <w:tc>
           <w:tcPr>
-            <w:tcW w:type="dxa" w:w="1080"/>
+            <w:tcW w:type="dxa" w:w="665"/>
           </w:tcPr>
           <w:p>
             <w:r>
@@ -3331,7 +3651,7 @@
         </w:tc>
         <w:tc>
           <w:tcPr>
-            <w:tcW w:type="dxa" w:w="1080"/>
+            <w:tcW w:type="dxa" w:w="665"/>
           </w:tcPr>
           <w:p>
             <w:r>
@@ -3341,7 +3661,17 @@
         </w:tc>
         <w:tc>
           <w:tcPr>
-            <w:tcW w:type="dxa" w:w="1080"/>
+            <w:tcW w:type="dxa" w:w="665"/>
+          </w:tcPr>
+          <w:p>
+            <w:r>
+              <w:t>0.001</w:t>
+            </w:r>
+          </w:p>
+        </w:tc>
+        <w:tc>
+          <w:tcPr>
+            <w:tcW w:type="dxa" w:w="665"/>
           </w:tcPr>
           <w:p>
             <w:r>
@@ -3351,7 +3681,17 @@
         </w:tc>
         <w:tc>
           <w:tcPr>
-            <w:tcW w:type="dxa" w:w="1080"/>
+            <w:tcW w:type="dxa" w:w="665"/>
+          </w:tcPr>
+          <w:p>
+            <w:r>
+              <w:t>0.021</w:t>
+            </w:r>
+          </w:p>
+        </w:tc>
+        <w:tc>
+          <w:tcPr>
+            <w:tcW w:type="dxa" w:w="665"/>
           </w:tcPr>
           <w:p>
             <w:r>
@@ -3361,7 +3701,17 @@
         </w:tc>
         <w:tc>
           <w:tcPr>
-            <w:tcW w:type="dxa" w:w="1080"/>
+            <w:tcW w:type="dxa" w:w="665"/>
+          </w:tcPr>
+          <w:p>
+            <w:r>
+              <w:t>0.023</w:t>
+            </w:r>
+          </w:p>
+        </w:tc>
+        <w:tc>
+          <w:tcPr>
+            <w:tcW w:type="dxa" w:w="665"/>
           </w:tcPr>
           <w:p>
             <w:r>
@@ -3371,7 +3721,17 @@
         </w:tc>
         <w:tc>
           <w:tcPr>
-            <w:tcW w:type="dxa" w:w="1080"/>
+            <w:tcW w:type="dxa" w:w="665"/>
+          </w:tcPr>
+          <w:p>
+            <w:r>
+              <w:t>—</w:t>
+            </w:r>
+          </w:p>
+        </w:tc>
+        <w:tc>
+          <w:tcPr>
+            <w:tcW w:type="dxa" w:w="665"/>
           </w:tcPr>
           <w:p>
             <w:r>
@@ -3381,7 +3741,17 @@
         </w:tc>
         <w:tc>
           <w:tcPr>
-            <w:tcW w:type="dxa" w:w="1080"/>
+            <w:tcW w:type="dxa" w:w="665"/>
+          </w:tcPr>
+          <w:p>
+            <w:r>
+              <w:t>0.313</w:t>
+            </w:r>
+          </w:p>
+        </w:tc>
+        <w:tc>
+          <w:tcPr>
+            <w:tcW w:type="dxa" w:w="665"/>
           </w:tcPr>
           <w:p>
             <w:r>
@@ -3393,7 +3763,7 @@
       <w:tr>
         <w:tc>
           <w:tcPr>
-            <w:tcW w:type="dxa" w:w="1080"/>
+            <w:tcW w:type="dxa" w:w="665"/>
           </w:tcPr>
           <w:p>
             <w:r>
@@ -3403,7 +3773,7 @@
         </w:tc>
         <w:tc>
           <w:tcPr>
-            <w:tcW w:type="dxa" w:w="1080"/>
+            <w:tcW w:type="dxa" w:w="665"/>
           </w:tcPr>
           <w:p>
             <w:r>
@@ -3413,7 +3783,7 @@
         </w:tc>
         <w:tc>
           <w:tcPr>
-            <w:tcW w:type="dxa" w:w="1080"/>
+            <w:tcW w:type="dxa" w:w="665"/>
           </w:tcPr>
           <w:p>
             <w:r>
@@ -3423,7 +3793,17 @@
         </w:tc>
         <w:tc>
           <w:tcPr>
-            <w:tcW w:type="dxa" w:w="1080"/>
+            <w:tcW w:type="dxa" w:w="665"/>
+          </w:tcPr>
+          <w:p>
+            <w:r>
+              <w:t>0.002</w:t>
+            </w:r>
+          </w:p>
+        </w:tc>
+        <w:tc>
+          <w:tcPr>
+            <w:tcW w:type="dxa" w:w="665"/>
           </w:tcPr>
           <w:p>
             <w:r>
@@ -3433,7 +3813,17 @@
         </w:tc>
         <w:tc>
           <w:tcPr>
-            <w:tcW w:type="dxa" w:w="1080"/>
+            <w:tcW w:type="dxa" w:w="665"/>
+          </w:tcPr>
+          <w:p>
+            <w:r>
+              <w:t>0.079</w:t>
+            </w:r>
+          </w:p>
+        </w:tc>
+        <w:tc>
+          <w:tcPr>
+            <w:tcW w:type="dxa" w:w="665"/>
           </w:tcPr>
           <w:p>
             <w:r>
@@ -3443,7 +3833,17 @@
         </w:tc>
         <w:tc>
           <w:tcPr>
-            <w:tcW w:type="dxa" w:w="1080"/>
+            <w:tcW w:type="dxa" w:w="665"/>
+          </w:tcPr>
+          <w:p>
+            <w:r>
+              <w:t>0.024</w:t>
+            </w:r>
+          </w:p>
+        </w:tc>
+        <w:tc>
+          <w:tcPr>
+            <w:tcW w:type="dxa" w:w="665"/>
           </w:tcPr>
           <w:p>
             <w:r>
@@ -3453,7 +3853,17 @@
         </w:tc>
         <w:tc>
           <w:tcPr>
-            <w:tcW w:type="dxa" w:w="1080"/>
+            <w:tcW w:type="dxa" w:w="665"/>
+          </w:tcPr>
+          <w:p>
+            <w:r>
+              <w:t>—</w:t>
+            </w:r>
+          </w:p>
+        </w:tc>
+        <w:tc>
+          <w:tcPr>
+            <w:tcW w:type="dxa" w:w="665"/>
           </w:tcPr>
           <w:p>
             <w:r>
@@ -3463,7 +3873,17 @@
         </w:tc>
         <w:tc>
           <w:tcPr>
-            <w:tcW w:type="dxa" w:w="1080"/>
+            <w:tcW w:type="dxa" w:w="665"/>
+          </w:tcPr>
+          <w:p>
+            <w:r>
+              <w:t>1.230</w:t>
+            </w:r>
+          </w:p>
+        </w:tc>
+        <w:tc>
+          <w:tcPr>
+            <w:tcW w:type="dxa" w:w="665"/>
           </w:tcPr>
           <w:p>
             <w:r>
@@ -3475,7 +3895,7 @@
       <w:tr>
         <w:tc>
           <w:tcPr>
-            <w:tcW w:type="dxa" w:w="1080"/>
+            <w:tcW w:type="dxa" w:w="665"/>
           </w:tcPr>
           <w:p>
             <w:r>
@@ -3485,7 +3905,7 @@
         </w:tc>
         <w:tc>
           <w:tcPr>
-            <w:tcW w:type="dxa" w:w="1080"/>
+            <w:tcW w:type="dxa" w:w="665"/>
           </w:tcPr>
           <w:p>
             <w:r>
@@ -3495,7 +3915,7 @@
         </w:tc>
         <w:tc>
           <w:tcPr>
-            <w:tcW w:type="dxa" w:w="1080"/>
+            <w:tcW w:type="dxa" w:w="665"/>
           </w:tcPr>
           <w:p>
             <w:r>
@@ -3505,7 +3925,17 @@
         </w:tc>
         <w:tc>
           <w:tcPr>
-            <w:tcW w:type="dxa" w:w="1080"/>
+            <w:tcW w:type="dxa" w:w="665"/>
+          </w:tcPr>
+          <w:p>
+            <w:r>
+              <w:t>0.001</w:t>
+            </w:r>
+          </w:p>
+        </w:tc>
+        <w:tc>
+          <w:tcPr>
+            <w:tcW w:type="dxa" w:w="665"/>
           </w:tcPr>
           <w:p>
             <w:r>
@@ -3515,7 +3945,17 @@
         </w:tc>
         <w:tc>
           <w:tcPr>
-            <w:tcW w:type="dxa" w:w="1080"/>
+            <w:tcW w:type="dxa" w:w="665"/>
+          </w:tcPr>
+          <w:p>
+            <w:r>
+              <w:t>0.023</w:t>
+            </w:r>
+          </w:p>
+        </w:tc>
+        <w:tc>
+          <w:tcPr>
+            <w:tcW w:type="dxa" w:w="665"/>
           </w:tcPr>
           <w:p>
             <w:r>
@@ -3525,7 +3965,17 @@
         </w:tc>
         <w:tc>
           <w:tcPr>
-            <w:tcW w:type="dxa" w:w="1080"/>
+            <w:tcW w:type="dxa" w:w="665"/>
+          </w:tcPr>
+          <w:p>
+            <w:r>
+              <w:t>0.015</w:t>
+            </w:r>
+          </w:p>
+        </w:tc>
+        <w:tc>
+          <w:tcPr>
+            <w:tcW w:type="dxa" w:w="665"/>
           </w:tcPr>
           <w:p>
             <w:r>
@@ -3535,7 +3985,17 @@
         </w:tc>
         <w:tc>
           <w:tcPr>
-            <w:tcW w:type="dxa" w:w="1080"/>
+            <w:tcW w:type="dxa" w:w="665"/>
+          </w:tcPr>
+          <w:p>
+            <w:r>
+              <w:t>—</w:t>
+            </w:r>
+          </w:p>
+        </w:tc>
+        <w:tc>
+          <w:tcPr>
+            <w:tcW w:type="dxa" w:w="665"/>
           </w:tcPr>
           <w:p>
             <w:r>
@@ -3545,7 +4005,17 @@
         </w:tc>
         <w:tc>
           <w:tcPr>
-            <w:tcW w:type="dxa" w:w="1080"/>
+            <w:tcW w:type="dxa" w:w="665"/>
+          </w:tcPr>
+          <w:p>
+            <w:r>
+              <w:t>0.544</w:t>
+            </w:r>
+          </w:p>
+        </w:tc>
+        <w:tc>
+          <w:tcPr>
+            <w:tcW w:type="dxa" w:w="665"/>
           </w:tcPr>
           <w:p>
             <w:r>
@@ -3557,7 +4027,7 @@
       <w:tr>
         <w:tc>
           <w:tcPr>
-            <w:tcW w:type="dxa" w:w="1080"/>
+            <w:tcW w:type="dxa" w:w="665"/>
           </w:tcPr>
           <w:p>
             <w:r>
@@ -3567,7 +4037,7 @@
         </w:tc>
         <w:tc>
           <w:tcPr>
-            <w:tcW w:type="dxa" w:w="1080"/>
+            <w:tcW w:type="dxa" w:w="665"/>
           </w:tcPr>
           <w:p>
             <w:r>
@@ -3577,7 +4047,7 @@
         </w:tc>
         <w:tc>
           <w:tcPr>
-            <w:tcW w:type="dxa" w:w="1080"/>
+            <w:tcW w:type="dxa" w:w="665"/>
           </w:tcPr>
           <w:p>
             <w:r>
@@ -3587,7 +4057,17 @@
         </w:tc>
         <w:tc>
           <w:tcPr>
-            <w:tcW w:type="dxa" w:w="1080"/>
+            <w:tcW w:type="dxa" w:w="665"/>
+          </w:tcPr>
+          <w:p>
+            <w:r>
+              <w:t>0.002</w:t>
+            </w:r>
+          </w:p>
+        </w:tc>
+        <w:tc>
+          <w:tcPr>
+            <w:tcW w:type="dxa" w:w="665"/>
           </w:tcPr>
           <w:p>
             <w:r>
@@ -3597,7 +4077,17 @@
         </w:tc>
         <w:tc>
           <w:tcPr>
-            <w:tcW w:type="dxa" w:w="1080"/>
+            <w:tcW w:type="dxa" w:w="665"/>
+          </w:tcPr>
+          <w:p>
+            <w:r>
+              <w:t>0.065</w:t>
+            </w:r>
+          </w:p>
+        </w:tc>
+        <w:tc>
+          <w:tcPr>
+            <w:tcW w:type="dxa" w:w="665"/>
           </w:tcPr>
           <w:p>
             <w:r>
@@ -3607,7 +4097,17 @@
         </w:tc>
         <w:tc>
           <w:tcPr>
-            <w:tcW w:type="dxa" w:w="1080"/>
+            <w:tcW w:type="dxa" w:w="665"/>
+          </w:tcPr>
+          <w:p>
+            <w:r>
+              <w:t>0.023</w:t>
+            </w:r>
+          </w:p>
+        </w:tc>
+        <w:tc>
+          <w:tcPr>
+            <w:tcW w:type="dxa" w:w="665"/>
           </w:tcPr>
           <w:p>
             <w:r>
@@ -3617,7 +4117,17 @@
         </w:tc>
         <w:tc>
           <w:tcPr>
-            <w:tcW w:type="dxa" w:w="1080"/>
+            <w:tcW w:type="dxa" w:w="665"/>
+          </w:tcPr>
+          <w:p>
+            <w:r>
+              <w:t>—</w:t>
+            </w:r>
+          </w:p>
+        </w:tc>
+        <w:tc>
+          <w:tcPr>
+            <w:tcW w:type="dxa" w:w="665"/>
           </w:tcPr>
           <w:p>
             <w:r>
@@ -3627,7 +4137,17 @@
         </w:tc>
         <w:tc>
           <w:tcPr>
-            <w:tcW w:type="dxa" w:w="1080"/>
+            <w:tcW w:type="dxa" w:w="665"/>
+          </w:tcPr>
+          <w:p>
+            <w:r>
+              <w:t>0.230</w:t>
+            </w:r>
+          </w:p>
+        </w:tc>
+        <w:tc>
+          <w:tcPr>
+            <w:tcW w:type="dxa" w:w="665"/>
           </w:tcPr>
           <w:p>
             <w:r>
@@ -3639,7 +4159,7 @@
       <w:tr>
         <w:tc>
           <w:tcPr>
-            <w:tcW w:type="dxa" w:w="1080"/>
+            <w:tcW w:type="dxa" w:w="665"/>
           </w:tcPr>
           <w:p>
             <w:r>
@@ -3649,7 +4169,7 @@
         </w:tc>
         <w:tc>
           <w:tcPr>
-            <w:tcW w:type="dxa" w:w="1080"/>
+            <w:tcW w:type="dxa" w:w="665"/>
           </w:tcPr>
           <w:p>
             <w:r>
@@ -3659,7 +4179,7 @@
         </w:tc>
         <w:tc>
           <w:tcPr>
-            <w:tcW w:type="dxa" w:w="1080"/>
+            <w:tcW w:type="dxa" w:w="665"/>
           </w:tcPr>
           <w:p>
             <w:r>
@@ -3669,7 +4189,17 @@
         </w:tc>
         <w:tc>
           <w:tcPr>
-            <w:tcW w:type="dxa" w:w="1080"/>
+            <w:tcW w:type="dxa" w:w="665"/>
+          </w:tcPr>
+          <w:p>
+            <w:r>
+              <w:t>0.002</w:t>
+            </w:r>
+          </w:p>
+        </w:tc>
+        <w:tc>
+          <w:tcPr>
+            <w:tcW w:type="dxa" w:w="665"/>
           </w:tcPr>
           <w:p>
             <w:r>
@@ -3679,7 +4209,17 @@
         </w:tc>
         <w:tc>
           <w:tcPr>
-            <w:tcW w:type="dxa" w:w="1080"/>
+            <w:tcW w:type="dxa" w:w="665"/>
+          </w:tcPr>
+          <w:p>
+            <w:r>
+              <w:t>0.042</w:t>
+            </w:r>
+          </w:p>
+        </w:tc>
+        <w:tc>
+          <w:tcPr>
+            <w:tcW w:type="dxa" w:w="665"/>
           </w:tcPr>
           <w:p>
             <w:r>
@@ -3689,7 +4229,17 @@
         </w:tc>
         <w:tc>
           <w:tcPr>
-            <w:tcW w:type="dxa" w:w="1080"/>
+            <w:tcW w:type="dxa" w:w="665"/>
+          </w:tcPr>
+          <w:p>
+            <w:r>
+              <w:t>0.027</w:t>
+            </w:r>
+          </w:p>
+        </w:tc>
+        <w:tc>
+          <w:tcPr>
+            <w:tcW w:type="dxa" w:w="665"/>
           </w:tcPr>
           <w:p>
             <w:r>
@@ -3699,7 +4249,17 @@
         </w:tc>
         <w:tc>
           <w:tcPr>
-            <w:tcW w:type="dxa" w:w="1080"/>
+            <w:tcW w:type="dxa" w:w="665"/>
+          </w:tcPr>
+          <w:p>
+            <w:r>
+              <w:t>—</w:t>
+            </w:r>
+          </w:p>
+        </w:tc>
+        <w:tc>
+          <w:tcPr>
+            <w:tcW w:type="dxa" w:w="665"/>
           </w:tcPr>
           <w:p>
             <w:r>
@@ -3709,7 +4269,17 @@
         </w:tc>
         <w:tc>
           <w:tcPr>
-            <w:tcW w:type="dxa" w:w="1080"/>
+            <w:tcW w:type="dxa" w:w="665"/>
+          </w:tcPr>
+          <w:p>
+            <w:r>
+              <w:t>0.514</w:t>
+            </w:r>
+          </w:p>
+        </w:tc>
+        <w:tc>
+          <w:tcPr>
+            <w:tcW w:type="dxa" w:w="665"/>
           </w:tcPr>
           <w:p>
             <w:r>
@@ -3721,7 +4291,7 @@
       <w:tr>
         <w:tc>
           <w:tcPr>
-            <w:tcW w:type="dxa" w:w="1080"/>
+            <w:tcW w:type="dxa" w:w="665"/>
           </w:tcPr>
           <w:p>
             <w:r>
@@ -3731,7 +4301,7 @@
         </w:tc>
         <w:tc>
           <w:tcPr>
-            <w:tcW w:type="dxa" w:w="1080"/>
+            <w:tcW w:type="dxa" w:w="665"/>
           </w:tcPr>
           <w:p>
             <w:r>
@@ -3741,7 +4311,7 @@
         </w:tc>
         <w:tc>
           <w:tcPr>
-            <w:tcW w:type="dxa" w:w="1080"/>
+            <w:tcW w:type="dxa" w:w="665"/>
           </w:tcPr>
           <w:p>
             <w:r>
@@ -3751,7 +4321,17 @@
         </w:tc>
         <w:tc>
           <w:tcPr>
-            <w:tcW w:type="dxa" w:w="1080"/>
+            <w:tcW w:type="dxa" w:w="665"/>
+          </w:tcPr>
+          <w:p>
+            <w:r>
+              <w:t>0.001</w:t>
+            </w:r>
+          </w:p>
+        </w:tc>
+        <w:tc>
+          <w:tcPr>
+            <w:tcW w:type="dxa" w:w="665"/>
           </w:tcPr>
           <w:p>
             <w:r>
@@ -3761,7 +4341,17 @@
         </w:tc>
         <w:tc>
           <w:tcPr>
-            <w:tcW w:type="dxa" w:w="1080"/>
+            <w:tcW w:type="dxa" w:w="665"/>
+          </w:tcPr>
+          <w:p>
+            <w:r>
+              <w:t>0.027</w:t>
+            </w:r>
+          </w:p>
+        </w:tc>
+        <w:tc>
+          <w:tcPr>
+            <w:tcW w:type="dxa" w:w="665"/>
           </w:tcPr>
           <w:p>
             <w:r>
@@ -3771,7 +4361,17 @@
         </w:tc>
         <w:tc>
           <w:tcPr>
-            <w:tcW w:type="dxa" w:w="1080"/>
+            <w:tcW w:type="dxa" w:w="665"/>
+          </w:tcPr>
+          <w:p>
+            <w:r>
+              <w:t>0.025</w:t>
+            </w:r>
+          </w:p>
+        </w:tc>
+        <w:tc>
+          <w:tcPr>
+            <w:tcW w:type="dxa" w:w="665"/>
           </w:tcPr>
           <w:p>
             <w:r>
@@ -3781,7 +4381,17 @@
         </w:tc>
         <w:tc>
           <w:tcPr>
-            <w:tcW w:type="dxa" w:w="1080"/>
+            <w:tcW w:type="dxa" w:w="665"/>
+          </w:tcPr>
+          <w:p>
+            <w:r>
+              <w:t>—</w:t>
+            </w:r>
+          </w:p>
+        </w:tc>
+        <w:tc>
+          <w:tcPr>
+            <w:tcW w:type="dxa" w:w="665"/>
           </w:tcPr>
           <w:p>
             <w:r>
@@ -3791,7 +4401,17 @@
         </w:tc>
         <w:tc>
           <w:tcPr>
-            <w:tcW w:type="dxa" w:w="1080"/>
+            <w:tcW w:type="dxa" w:w="665"/>
+          </w:tcPr>
+          <w:p>
+            <w:r>
+              <w:t>0.381</w:t>
+            </w:r>
+          </w:p>
+        </w:tc>
+        <w:tc>
+          <w:tcPr>
+            <w:tcW w:type="dxa" w:w="665"/>
           </w:tcPr>
           <w:p>
             <w:r>
@@ -3803,7 +4423,7 @@
       <w:tr>
         <w:tc>
           <w:tcPr>
-            <w:tcW w:type="dxa" w:w="1080"/>
+            <w:tcW w:type="dxa" w:w="665"/>
           </w:tcPr>
           <w:p>
             <w:r>
@@ -3813,7 +4433,7 @@
         </w:tc>
         <w:tc>
           <w:tcPr>
-            <w:tcW w:type="dxa" w:w="1080"/>
+            <w:tcW w:type="dxa" w:w="665"/>
           </w:tcPr>
           <w:p>
             <w:r>
@@ -3823,7 +4443,7 @@
         </w:tc>
         <w:tc>
           <w:tcPr>
-            <w:tcW w:type="dxa" w:w="1080"/>
+            <w:tcW w:type="dxa" w:w="665"/>
           </w:tcPr>
           <w:p>
             <w:r>
@@ -3833,7 +4453,17 @@
         </w:tc>
         <w:tc>
           <w:tcPr>
-            <w:tcW w:type="dxa" w:w="1080"/>
+            <w:tcW w:type="dxa" w:w="665"/>
+          </w:tcPr>
+          <w:p>
+            <w:r>
+              <w:t>0.002</w:t>
+            </w:r>
+          </w:p>
+        </w:tc>
+        <w:tc>
+          <w:tcPr>
+            <w:tcW w:type="dxa" w:w="665"/>
           </w:tcPr>
           <w:p>
             <w:r>
@@ -3843,7 +4473,17 @@
         </w:tc>
         <w:tc>
           <w:tcPr>
-            <w:tcW w:type="dxa" w:w="1080"/>
+            <w:tcW w:type="dxa" w:w="665"/>
+          </w:tcPr>
+          <w:p>
+            <w:r>
+              <w:t>0.070</w:t>
+            </w:r>
+          </w:p>
+        </w:tc>
+        <w:tc>
+          <w:tcPr>
+            <w:tcW w:type="dxa" w:w="665"/>
           </w:tcPr>
           <w:p>
             <w:r>
@@ -3853,7 +4493,17 @@
         </w:tc>
         <w:tc>
           <w:tcPr>
-            <w:tcW w:type="dxa" w:w="1080"/>
+            <w:tcW w:type="dxa" w:w="665"/>
+          </w:tcPr>
+          <w:p>
+            <w:r>
+              <w:t>0.026</w:t>
+            </w:r>
+          </w:p>
+        </w:tc>
+        <w:tc>
+          <w:tcPr>
+            <w:tcW w:type="dxa" w:w="665"/>
           </w:tcPr>
           <w:p>
             <w:r>
@@ -3863,7 +4513,17 @@
         </w:tc>
         <w:tc>
           <w:tcPr>
-            <w:tcW w:type="dxa" w:w="1080"/>
+            <w:tcW w:type="dxa" w:w="665"/>
+          </w:tcPr>
+          <w:p>
+            <w:r>
+              <w:t>—</w:t>
+            </w:r>
+          </w:p>
+        </w:tc>
+        <w:tc>
+          <w:tcPr>
+            <w:tcW w:type="dxa" w:w="665"/>
           </w:tcPr>
           <w:p>
             <w:r>
@@ -3873,7 +4533,17 @@
         </w:tc>
         <w:tc>
           <w:tcPr>
-            <w:tcW w:type="dxa" w:w="1080"/>
+            <w:tcW w:type="dxa" w:w="665"/>
+          </w:tcPr>
+          <w:p>
+            <w:r>
+              <w:t>0.352</w:t>
+            </w:r>
+          </w:p>
+        </w:tc>
+        <w:tc>
+          <w:tcPr>
+            <w:tcW w:type="dxa" w:w="665"/>
           </w:tcPr>
           <w:p>
             <w:r>
@@ -3885,7 +4555,7 @@
       <w:tr>
         <w:tc>
           <w:tcPr>
-            <w:tcW w:type="dxa" w:w="1080"/>
+            <w:tcW w:type="dxa" w:w="665"/>
           </w:tcPr>
           <w:p>
             <w:r>
@@ -3895,7 +4565,7 @@
         </w:tc>
         <w:tc>
           <w:tcPr>
-            <w:tcW w:type="dxa" w:w="1080"/>
+            <w:tcW w:type="dxa" w:w="665"/>
           </w:tcPr>
           <w:p>
             <w:r>
@@ -3905,7 +4575,7 @@
         </w:tc>
         <w:tc>
           <w:tcPr>
-            <w:tcW w:type="dxa" w:w="1080"/>
+            <w:tcW w:type="dxa" w:w="665"/>
           </w:tcPr>
           <w:p>
             <w:r>
@@ -3915,7 +4585,17 @@
         </w:tc>
         <w:tc>
           <w:tcPr>
-            <w:tcW w:type="dxa" w:w="1080"/>
+            <w:tcW w:type="dxa" w:w="665"/>
+          </w:tcPr>
+          <w:p>
+            <w:r>
+              <w:t>0.001</w:t>
+            </w:r>
+          </w:p>
+        </w:tc>
+        <w:tc>
+          <w:tcPr>
+            <w:tcW w:type="dxa" w:w="665"/>
           </w:tcPr>
           <w:p>
             <w:r>
@@ -3925,7 +4605,17 @@
         </w:tc>
         <w:tc>
           <w:tcPr>
-            <w:tcW w:type="dxa" w:w="1080"/>
+            <w:tcW w:type="dxa" w:w="665"/>
+          </w:tcPr>
+          <w:p>
+            <w:r>
+              <w:t>0.053</w:t>
+            </w:r>
+          </w:p>
+        </w:tc>
+        <w:tc>
+          <w:tcPr>
+            <w:tcW w:type="dxa" w:w="665"/>
           </w:tcPr>
           <w:p>
             <w:r>
@@ -3935,7 +4625,17 @@
         </w:tc>
         <w:tc>
           <w:tcPr>
-            <w:tcW w:type="dxa" w:w="1080"/>
+            <w:tcW w:type="dxa" w:w="665"/>
+          </w:tcPr>
+          <w:p>
+            <w:r>
+              <w:t>0.008</w:t>
+            </w:r>
+          </w:p>
+        </w:tc>
+        <w:tc>
+          <w:tcPr>
+            <w:tcW w:type="dxa" w:w="665"/>
           </w:tcPr>
           <w:p>
             <w:r>
@@ -3945,7 +4645,17 @@
         </w:tc>
         <w:tc>
           <w:tcPr>
-            <w:tcW w:type="dxa" w:w="1080"/>
+            <w:tcW w:type="dxa" w:w="665"/>
+          </w:tcPr>
+          <w:p>
+            <w:r>
+              <w:t>—</w:t>
+            </w:r>
+          </w:p>
+        </w:tc>
+        <w:tc>
+          <w:tcPr>
+            <w:tcW w:type="dxa" w:w="665"/>
           </w:tcPr>
           <w:p>
             <w:r>
@@ -3955,7 +4665,17 @@
         </w:tc>
         <w:tc>
           <w:tcPr>
-            <w:tcW w:type="dxa" w:w="1080"/>
+            <w:tcW w:type="dxa" w:w="665"/>
+          </w:tcPr>
+          <w:p>
+            <w:r>
+              <w:t>0.180</w:t>
+            </w:r>
+          </w:p>
+        </w:tc>
+        <w:tc>
+          <w:tcPr>
+            <w:tcW w:type="dxa" w:w="665"/>
           </w:tcPr>
           <w:p>
             <w:r>
@@ -3967,7 +4687,7 @@
       <w:tr>
         <w:tc>
           <w:tcPr>
-            <w:tcW w:type="dxa" w:w="1080"/>
+            <w:tcW w:type="dxa" w:w="665"/>
           </w:tcPr>
           <w:p>
             <w:r>
@@ -3977,7 +4697,7 @@
         </w:tc>
         <w:tc>
           <w:tcPr>
-            <w:tcW w:type="dxa" w:w="1080"/>
+            <w:tcW w:type="dxa" w:w="665"/>
           </w:tcPr>
           <w:p>
             <w:r>
@@ -3987,7 +4707,7 @@
         </w:tc>
         <w:tc>
           <w:tcPr>
-            <w:tcW w:type="dxa" w:w="1080"/>
+            <w:tcW w:type="dxa" w:w="665"/>
           </w:tcPr>
           <w:p>
             <w:r>
@@ -3997,7 +4717,17 @@
         </w:tc>
         <w:tc>
           <w:tcPr>
-            <w:tcW w:type="dxa" w:w="1080"/>
+            <w:tcW w:type="dxa" w:w="665"/>
+          </w:tcPr>
+          <w:p>
+            <w:r>
+              <w:t>0.001</w:t>
+            </w:r>
+          </w:p>
+        </w:tc>
+        <w:tc>
+          <w:tcPr>
+            <w:tcW w:type="dxa" w:w="665"/>
           </w:tcPr>
           <w:p>
             <w:r>
@@ -4007,7 +4737,17 @@
         </w:tc>
         <w:tc>
           <w:tcPr>
-            <w:tcW w:type="dxa" w:w="1080"/>
+            <w:tcW w:type="dxa" w:w="665"/>
+          </w:tcPr>
+          <w:p>
+            <w:r>
+              <w:t>0.079</w:t>
+            </w:r>
+          </w:p>
+        </w:tc>
+        <w:tc>
+          <w:tcPr>
+            <w:tcW w:type="dxa" w:w="665"/>
           </w:tcPr>
           <w:p>
             <w:r>
@@ -4017,7 +4757,17 @@
         </w:tc>
         <w:tc>
           <w:tcPr>
-            <w:tcW w:type="dxa" w:w="1080"/>
+            <w:tcW w:type="dxa" w:w="665"/>
+          </w:tcPr>
+          <w:p>
+            <w:r>
+              <w:t>0.040</w:t>
+            </w:r>
+          </w:p>
+        </w:tc>
+        <w:tc>
+          <w:tcPr>
+            <w:tcW w:type="dxa" w:w="665"/>
           </w:tcPr>
           <w:p>
             <w:r>
@@ -4027,7 +4777,17 @@
         </w:tc>
         <w:tc>
           <w:tcPr>
-            <w:tcW w:type="dxa" w:w="1080"/>
+            <w:tcW w:type="dxa" w:w="665"/>
+          </w:tcPr>
+          <w:p>
+            <w:r>
+              <w:t>—</w:t>
+            </w:r>
+          </w:p>
+        </w:tc>
+        <w:tc>
+          <w:tcPr>
+            <w:tcW w:type="dxa" w:w="665"/>
           </w:tcPr>
           <w:p>
             <w:r>
@@ -4037,7 +4797,17 @@
         </w:tc>
         <w:tc>
           <w:tcPr>
-            <w:tcW w:type="dxa" w:w="1080"/>
+            <w:tcW w:type="dxa" w:w="665"/>
+          </w:tcPr>
+          <w:p>
+            <w:r>
+              <w:t>0.551</w:t>
+            </w:r>
+          </w:p>
+        </w:tc>
+        <w:tc>
+          <w:tcPr>
+            <w:tcW w:type="dxa" w:w="665"/>
           </w:tcPr>
           <w:p>
             <w:r>
@@ -4049,7 +4819,7 @@
       <w:tr>
         <w:tc>
           <w:tcPr>
-            <w:tcW w:type="dxa" w:w="1080"/>
+            <w:tcW w:type="dxa" w:w="665"/>
           </w:tcPr>
           <w:p>
             <w:r>
@@ -4059,7 +4829,7 @@
         </w:tc>
         <w:tc>
           <w:tcPr>
-            <w:tcW w:type="dxa" w:w="1080"/>
+            <w:tcW w:type="dxa" w:w="665"/>
           </w:tcPr>
           <w:p>
             <w:r>
@@ -4069,7 +4839,7 @@
         </w:tc>
         <w:tc>
           <w:tcPr>
-            <w:tcW w:type="dxa" w:w="1080"/>
+            <w:tcW w:type="dxa" w:w="665"/>
           </w:tcPr>
           <w:p>
             <w:r>
@@ -4079,7 +4849,17 @@
         </w:tc>
         <w:tc>
           <w:tcPr>
-            <w:tcW w:type="dxa" w:w="1080"/>
+            <w:tcW w:type="dxa" w:w="665"/>
+          </w:tcPr>
+          <w:p>
+            <w:r>
+              <w:t>0.001</w:t>
+            </w:r>
+          </w:p>
+        </w:tc>
+        <w:tc>
+          <w:tcPr>
+            <w:tcW w:type="dxa" w:w="665"/>
           </w:tcPr>
           <w:p>
             <w:r>
@@ -4089,7 +4869,17 @@
         </w:tc>
         <w:tc>
           <w:tcPr>
-            <w:tcW w:type="dxa" w:w="1080"/>
+            <w:tcW w:type="dxa" w:w="665"/>
+          </w:tcPr>
+          <w:p>
+            <w:r>
+              <w:t>0.073</w:t>
+            </w:r>
+          </w:p>
+        </w:tc>
+        <w:tc>
+          <w:tcPr>
+            <w:tcW w:type="dxa" w:w="665"/>
           </w:tcPr>
           <w:p>
             <w:r>
@@ -4099,7 +4889,17 @@
         </w:tc>
         <w:tc>
           <w:tcPr>
-            <w:tcW w:type="dxa" w:w="1080"/>
+            <w:tcW w:type="dxa" w:w="665"/>
+          </w:tcPr>
+          <w:p>
+            <w:r>
+              <w:t>0.022</w:t>
+            </w:r>
+          </w:p>
+        </w:tc>
+        <w:tc>
+          <w:tcPr>
+            <w:tcW w:type="dxa" w:w="665"/>
           </w:tcPr>
           <w:p>
             <w:r>
@@ -4109,7 +4909,17 @@
         </w:tc>
         <w:tc>
           <w:tcPr>
-            <w:tcW w:type="dxa" w:w="1080"/>
+            <w:tcW w:type="dxa" w:w="665"/>
+          </w:tcPr>
+          <w:p>
+            <w:r>
+              <w:t>—</w:t>
+            </w:r>
+          </w:p>
+        </w:tc>
+        <w:tc>
+          <w:tcPr>
+            <w:tcW w:type="dxa" w:w="665"/>
           </w:tcPr>
           <w:p>
             <w:r>
@@ -4119,7 +4929,17 @@
         </w:tc>
         <w:tc>
           <w:tcPr>
-            <w:tcW w:type="dxa" w:w="1080"/>
+            <w:tcW w:type="dxa" w:w="665"/>
+          </w:tcPr>
+          <w:p>
+            <w:r>
+              <w:t>0.393</w:t>
+            </w:r>
+          </w:p>
+        </w:tc>
+        <w:tc>
+          <w:tcPr>
+            <w:tcW w:type="dxa" w:w="665"/>
           </w:tcPr>
           <w:p>
             <w:r>
@@ -4148,19 +4968,24 @@
         <w:tblLook w:firstColumn="1" w:firstRow="1" w:lastColumn="0" w:lastRow="0" w:noHBand="0" w:noVBand="1" w:val="04A0"/>
       </w:tblPr>
       <w:tblGrid>
-        <w:gridCol w:w="1080"/>
-        <w:gridCol w:w="1080"/>
-        <w:gridCol w:w="1080"/>
-        <w:gridCol w:w="1080"/>
-        <w:gridCol w:w="1080"/>
-        <w:gridCol w:w="1080"/>
-        <w:gridCol w:w="1080"/>
-        <w:gridCol w:w="1080"/>
+        <w:gridCol w:w="665"/>
+        <w:gridCol w:w="665"/>
+        <w:gridCol w:w="665"/>
+        <w:gridCol w:w="665"/>
+        <w:gridCol w:w="665"/>
+        <w:gridCol w:w="665"/>
+        <w:gridCol w:w="665"/>
+        <w:gridCol w:w="665"/>
+        <w:gridCol w:w="665"/>
+        <w:gridCol w:w="665"/>
+        <w:gridCol w:w="665"/>
+        <w:gridCol w:w="665"/>
+        <w:gridCol w:w="665"/>
       </w:tblGrid>
       <w:tr>
         <w:tc>
           <w:tcPr>
-            <w:tcW w:type="dxa" w:w="1080"/>
+            <w:tcW w:type="dxa" w:w="665"/>
           </w:tcPr>
           <w:p>
             <w:r>
@@ -4173,7 +4998,7 @@
         </w:tc>
         <w:tc>
           <w:tcPr>
-            <w:tcW w:type="dxa" w:w="1080"/>
+            <w:tcW w:type="dxa" w:w="665"/>
           </w:tcPr>
           <w:p>
             <w:r>
@@ -4186,7 +5011,7 @@
         </w:tc>
         <w:tc>
           <w:tcPr>
-            <w:tcW w:type="dxa" w:w="1080"/>
+            <w:tcW w:type="dxa" w:w="665"/>
           </w:tcPr>
           <w:p>
             <w:r>
@@ -4199,7 +5024,20 @@
         </w:tc>
         <w:tc>
           <w:tcPr>
-            <w:tcW w:type="dxa" w:w="1080"/>
+            <w:tcW w:type="dxa" w:w="665"/>
+          </w:tcPr>
+          <w:p>
+            <w:r>
+              <w:rPr>
+                <w:b/>
+              </w:rPr>
+              <w:t>ARI SE</w:t>
+            </w:r>
+          </w:p>
+        </w:tc>
+        <w:tc>
+          <w:tcPr>
+            <w:tcW w:type="dxa" w:w="665"/>
           </w:tcPr>
           <w:p>
             <w:r>
@@ -4212,7 +5050,20 @@
         </w:tc>
         <w:tc>
           <w:tcPr>
-            <w:tcW w:type="dxa" w:w="1080"/>
+            <w:tcW w:type="dxa" w:w="665"/>
+          </w:tcPr>
+          <w:p>
+            <w:r>
+              <w:rPr>
+                <w:b/>
+              </w:rPr>
+              <w:t>C1 SE</w:t>
+            </w:r>
+          </w:p>
+        </w:tc>
+        <w:tc>
+          <w:tcPr>
+            <w:tcW w:type="dxa" w:w="665"/>
           </w:tcPr>
           <w:p>
             <w:r>
@@ -4225,7 +5076,20 @@
         </w:tc>
         <w:tc>
           <w:tcPr>
-            <w:tcW w:type="dxa" w:w="1080"/>
+            <w:tcW w:type="dxa" w:w="665"/>
+          </w:tcPr>
+          <w:p>
+            <w:r>
+              <w:rPr>
+                <w:b/>
+              </w:rPr>
+              <w:t>W_est SE</w:t>
+            </w:r>
+          </w:p>
+        </w:tc>
+        <w:tc>
+          <w:tcPr>
+            <w:tcW w:type="dxa" w:w="665"/>
           </w:tcPr>
           <w:p>
             <w:r>
@@ -4238,7 +5102,20 @@
         </w:tc>
         <w:tc>
           <w:tcPr>
-            <w:tcW w:type="dxa" w:w="1080"/>
+            <w:tcW w:type="dxa" w:w="665"/>
+          </w:tcPr>
+          <w:p>
+            <w:r>
+              <w:rPr>
+                <w:b/>
+              </w:rPr>
+              <w:t>RE bias SE</w:t>
+            </w:r>
+          </w:p>
+        </w:tc>
+        <w:tc>
+          <w:tcPr>
+            <w:tcW w:type="dxa" w:w="665"/>
           </w:tcPr>
           <w:p>
             <w:r>
@@ -4251,7 +5128,20 @@
         </w:tc>
         <w:tc>
           <w:tcPr>
-            <w:tcW w:type="dxa" w:w="1080"/>
+            <w:tcW w:type="dxa" w:w="665"/>
+          </w:tcPr>
+          <w:p>
+            <w:r>
+              <w:rPr>
+                <w:b/>
+              </w:rPr>
+              <w:t>Relative reduction RE SE</w:t>
+            </w:r>
+          </w:p>
+        </w:tc>
+        <w:tc>
+          <w:tcPr>
+            <w:tcW w:type="dxa" w:w="665"/>
           </w:tcPr>
           <w:p>
             <w:r>
@@ -4266,7 +5156,7 @@
       <w:tr>
         <w:tc>
           <w:tcPr>
-            <w:tcW w:type="dxa" w:w="1080"/>
+            <w:tcW w:type="dxa" w:w="665"/>
           </w:tcPr>
           <w:p>
             <w:r>
@@ -4276,7 +5166,7 @@
         </w:tc>
         <w:tc>
           <w:tcPr>
-            <w:tcW w:type="dxa" w:w="1080"/>
+            <w:tcW w:type="dxa" w:w="665"/>
           </w:tcPr>
           <w:p>
             <w:r>
@@ -4286,7 +5176,7 @@
         </w:tc>
         <w:tc>
           <w:tcPr>
-            <w:tcW w:type="dxa" w:w="1080"/>
+            <w:tcW w:type="dxa" w:w="665"/>
           </w:tcPr>
           <w:p>
             <w:r>
@@ -4296,7 +5186,17 @@
         </w:tc>
         <w:tc>
           <w:tcPr>
-            <w:tcW w:type="dxa" w:w="1080"/>
+            <w:tcW w:type="dxa" w:w="665"/>
+          </w:tcPr>
+          <w:p>
+            <w:r>
+              <w:t>0.001</w:t>
+            </w:r>
+          </w:p>
+        </w:tc>
+        <w:tc>
+          <w:tcPr>
+            <w:tcW w:type="dxa" w:w="665"/>
           </w:tcPr>
           <w:p>
             <w:r>
@@ -4306,7 +5206,17 @@
         </w:tc>
         <w:tc>
           <w:tcPr>
-            <w:tcW w:type="dxa" w:w="1080"/>
+            <w:tcW w:type="dxa" w:w="665"/>
+          </w:tcPr>
+          <w:p>
+            <w:r>
+              <w:t>0.000</w:t>
+            </w:r>
+          </w:p>
+        </w:tc>
+        <w:tc>
+          <w:tcPr>
+            <w:tcW w:type="dxa" w:w="665"/>
           </w:tcPr>
           <w:p>
             <w:r>
@@ -4316,7 +5226,17 @@
         </w:tc>
         <w:tc>
           <w:tcPr>
-            <w:tcW w:type="dxa" w:w="1080"/>
+            <w:tcW w:type="dxa" w:w="665"/>
+          </w:tcPr>
+          <w:p>
+            <w:r>
+              <w:t>0.023</w:t>
+            </w:r>
+          </w:p>
+        </w:tc>
+        <w:tc>
+          <w:tcPr>
+            <w:tcW w:type="dxa" w:w="665"/>
           </w:tcPr>
           <w:p>
             <w:r>
@@ -4326,7 +5246,17 @@
         </w:tc>
         <w:tc>
           <w:tcPr>
-            <w:tcW w:type="dxa" w:w="1080"/>
+            <w:tcW w:type="dxa" w:w="665"/>
+          </w:tcPr>
+          <w:p>
+            <w:r>
+              <w:t>—</w:t>
+            </w:r>
+          </w:p>
+        </w:tc>
+        <w:tc>
+          <w:tcPr>
+            <w:tcW w:type="dxa" w:w="665"/>
           </w:tcPr>
           <w:p>
             <w:r>
@@ -4336,7 +5266,17 @@
         </w:tc>
         <w:tc>
           <w:tcPr>
-            <w:tcW w:type="dxa" w:w="1080"/>
+            <w:tcW w:type="dxa" w:w="665"/>
+          </w:tcPr>
+          <w:p>
+            <w:r>
+              <w:t>0.213</w:t>
+            </w:r>
+          </w:p>
+        </w:tc>
+        <w:tc>
+          <w:tcPr>
+            <w:tcW w:type="dxa" w:w="665"/>
           </w:tcPr>
           <w:p>
             <w:r>
@@ -4348,7 +5288,7 @@
       <w:tr>
         <w:tc>
           <w:tcPr>
-            <w:tcW w:type="dxa" w:w="1080"/>
+            <w:tcW w:type="dxa" w:w="665"/>
           </w:tcPr>
           <w:p>
             <w:r>
@@ -4358,7 +5298,7 @@
         </w:tc>
         <w:tc>
           <w:tcPr>
-            <w:tcW w:type="dxa" w:w="1080"/>
+            <w:tcW w:type="dxa" w:w="665"/>
           </w:tcPr>
           <w:p>
             <w:r>
@@ -4368,7 +5308,7 @@
         </w:tc>
         <w:tc>
           <w:tcPr>
-            <w:tcW w:type="dxa" w:w="1080"/>
+            <w:tcW w:type="dxa" w:w="665"/>
           </w:tcPr>
           <w:p>
             <w:r>
@@ -4378,7 +5318,17 @@
         </w:tc>
         <w:tc>
           <w:tcPr>
-            <w:tcW w:type="dxa" w:w="1080"/>
+            <w:tcW w:type="dxa" w:w="665"/>
+          </w:tcPr>
+          <w:p>
+            <w:r>
+              <w:t>0.000</w:t>
+            </w:r>
+          </w:p>
+        </w:tc>
+        <w:tc>
+          <w:tcPr>
+            <w:tcW w:type="dxa" w:w="665"/>
           </w:tcPr>
           <w:p>
             <w:r>
@@ -4388,7 +5338,17 @@
         </w:tc>
         <w:tc>
           <w:tcPr>
-            <w:tcW w:type="dxa" w:w="1080"/>
+            <w:tcW w:type="dxa" w:w="665"/>
+          </w:tcPr>
+          <w:p>
+            <w:r>
+              <w:t>0.068</w:t>
+            </w:r>
+          </w:p>
+        </w:tc>
+        <w:tc>
+          <w:tcPr>
+            <w:tcW w:type="dxa" w:w="665"/>
           </w:tcPr>
           <w:p>
             <w:r>
@@ -4398,7 +5358,17 @@
         </w:tc>
         <w:tc>
           <w:tcPr>
-            <w:tcW w:type="dxa" w:w="1080"/>
+            <w:tcW w:type="dxa" w:w="665"/>
+          </w:tcPr>
+          <w:p>
+            <w:r>
+              <w:t>0.040</w:t>
+            </w:r>
+          </w:p>
+        </w:tc>
+        <w:tc>
+          <w:tcPr>
+            <w:tcW w:type="dxa" w:w="665"/>
           </w:tcPr>
           <w:p>
             <w:r>
@@ -4408,7 +5378,17 @@
         </w:tc>
         <w:tc>
           <w:tcPr>
-            <w:tcW w:type="dxa" w:w="1080"/>
+            <w:tcW w:type="dxa" w:w="665"/>
+          </w:tcPr>
+          <w:p>
+            <w:r>
+              <w:t>—</w:t>
+            </w:r>
+          </w:p>
+        </w:tc>
+        <w:tc>
+          <w:tcPr>
+            <w:tcW w:type="dxa" w:w="665"/>
           </w:tcPr>
           <w:p>
             <w:r>
@@ -4418,7 +5398,17 @@
         </w:tc>
         <w:tc>
           <w:tcPr>
-            <w:tcW w:type="dxa" w:w="1080"/>
+            <w:tcW w:type="dxa" w:w="665"/>
+          </w:tcPr>
+          <w:p>
+            <w:r>
+              <w:t>0.222</w:t>
+            </w:r>
+          </w:p>
+        </w:tc>
+        <w:tc>
+          <w:tcPr>
+            <w:tcW w:type="dxa" w:w="665"/>
           </w:tcPr>
           <w:p>
             <w:r>
@@ -4430,7 +5420,7 @@
       <w:tr>
         <w:tc>
           <w:tcPr>
-            <w:tcW w:type="dxa" w:w="1080"/>
+            <w:tcW w:type="dxa" w:w="665"/>
           </w:tcPr>
           <w:p>
             <w:r>
@@ -4440,7 +5430,7 @@
         </w:tc>
         <w:tc>
           <w:tcPr>
-            <w:tcW w:type="dxa" w:w="1080"/>
+            <w:tcW w:type="dxa" w:w="665"/>
           </w:tcPr>
           <w:p>
             <w:r>
@@ -4450,7 +5440,7 @@
         </w:tc>
         <w:tc>
           <w:tcPr>
-            <w:tcW w:type="dxa" w:w="1080"/>
+            <w:tcW w:type="dxa" w:w="665"/>
           </w:tcPr>
           <w:p>
             <w:r>
@@ -4460,7 +5450,17 @@
         </w:tc>
         <w:tc>
           <w:tcPr>
-            <w:tcW w:type="dxa" w:w="1080"/>
+            <w:tcW w:type="dxa" w:w="665"/>
+          </w:tcPr>
+          <w:p>
+            <w:r>
+              <w:t>0.001</w:t>
+            </w:r>
+          </w:p>
+        </w:tc>
+        <w:tc>
+          <w:tcPr>
+            <w:tcW w:type="dxa" w:w="665"/>
           </w:tcPr>
           <w:p>
             <w:r>
@@ -4470,7 +5470,17 @@
         </w:tc>
         <w:tc>
           <w:tcPr>
-            <w:tcW w:type="dxa" w:w="1080"/>
+            <w:tcW w:type="dxa" w:w="665"/>
+          </w:tcPr>
+          <w:p>
+            <w:r>
+              <w:t>0.050</w:t>
+            </w:r>
+          </w:p>
+        </w:tc>
+        <w:tc>
+          <w:tcPr>
+            <w:tcW w:type="dxa" w:w="665"/>
           </w:tcPr>
           <w:p>
             <w:r>
@@ -4480,7 +5490,17 @@
         </w:tc>
         <w:tc>
           <w:tcPr>
-            <w:tcW w:type="dxa" w:w="1080"/>
+            <w:tcW w:type="dxa" w:w="665"/>
+          </w:tcPr>
+          <w:p>
+            <w:r>
+              <w:t>0.038</w:t>
+            </w:r>
+          </w:p>
+        </w:tc>
+        <w:tc>
+          <w:tcPr>
+            <w:tcW w:type="dxa" w:w="665"/>
           </w:tcPr>
           <w:p>
             <w:r>
@@ -4490,7 +5510,17 @@
         </w:tc>
         <w:tc>
           <w:tcPr>
-            <w:tcW w:type="dxa" w:w="1080"/>
+            <w:tcW w:type="dxa" w:w="665"/>
+          </w:tcPr>
+          <w:p>
+            <w:r>
+              <w:t>—</w:t>
+            </w:r>
+          </w:p>
+        </w:tc>
+        <w:tc>
+          <w:tcPr>
+            <w:tcW w:type="dxa" w:w="665"/>
           </w:tcPr>
           <w:p>
             <w:r>
@@ -4500,7 +5530,17 @@
         </w:tc>
         <w:tc>
           <w:tcPr>
-            <w:tcW w:type="dxa" w:w="1080"/>
+            <w:tcW w:type="dxa" w:w="665"/>
+          </w:tcPr>
+          <w:p>
+            <w:r>
+              <w:t>0.074</w:t>
+            </w:r>
+          </w:p>
+        </w:tc>
+        <w:tc>
+          <w:tcPr>
+            <w:tcW w:type="dxa" w:w="665"/>
           </w:tcPr>
           <w:p>
             <w:r>
@@ -4512,7 +5552,7 @@
       <w:tr>
         <w:tc>
           <w:tcPr>
-            <w:tcW w:type="dxa" w:w="1080"/>
+            <w:tcW w:type="dxa" w:w="665"/>
           </w:tcPr>
           <w:p>
             <w:r>
@@ -4522,7 +5562,7 @@
         </w:tc>
         <w:tc>
           <w:tcPr>
-            <w:tcW w:type="dxa" w:w="1080"/>
+            <w:tcW w:type="dxa" w:w="665"/>
           </w:tcPr>
           <w:p>
             <w:r>
@@ -4532,7 +5572,7 @@
         </w:tc>
         <w:tc>
           <w:tcPr>
-            <w:tcW w:type="dxa" w:w="1080"/>
+            <w:tcW w:type="dxa" w:w="665"/>
           </w:tcPr>
           <w:p>
             <w:r>
@@ -4542,7 +5582,17 @@
         </w:tc>
         <w:tc>
           <w:tcPr>
-            <w:tcW w:type="dxa" w:w="1080"/>
+            <w:tcW w:type="dxa" w:w="665"/>
+          </w:tcPr>
+          <w:p>
+            <w:r>
+              <w:t>0.000</w:t>
+            </w:r>
+          </w:p>
+        </w:tc>
+        <w:tc>
+          <w:tcPr>
+            <w:tcW w:type="dxa" w:w="665"/>
           </w:tcPr>
           <w:p>
             <w:r>
@@ -4552,7 +5602,17 @@
         </w:tc>
         <w:tc>
           <w:tcPr>
-            <w:tcW w:type="dxa" w:w="1080"/>
+            <w:tcW w:type="dxa" w:w="665"/>
+          </w:tcPr>
+          <w:p>
+            <w:r>
+              <w:t>0.067</w:t>
+            </w:r>
+          </w:p>
+        </w:tc>
+        <w:tc>
+          <w:tcPr>
+            <w:tcW w:type="dxa" w:w="665"/>
           </w:tcPr>
           <w:p>
             <w:r>
@@ -4562,7 +5622,17 @@
         </w:tc>
         <w:tc>
           <w:tcPr>
-            <w:tcW w:type="dxa" w:w="1080"/>
+            <w:tcW w:type="dxa" w:w="665"/>
+          </w:tcPr>
+          <w:p>
+            <w:r>
+              <w:t>0.039</w:t>
+            </w:r>
+          </w:p>
+        </w:tc>
+        <w:tc>
+          <w:tcPr>
+            <w:tcW w:type="dxa" w:w="665"/>
           </w:tcPr>
           <w:p>
             <w:r>
@@ -4572,7 +5642,17 @@
         </w:tc>
         <w:tc>
           <w:tcPr>
-            <w:tcW w:type="dxa" w:w="1080"/>
+            <w:tcW w:type="dxa" w:w="665"/>
+          </w:tcPr>
+          <w:p>
+            <w:r>
+              <w:t>—</w:t>
+            </w:r>
+          </w:p>
+        </w:tc>
+        <w:tc>
+          <w:tcPr>
+            <w:tcW w:type="dxa" w:w="665"/>
           </w:tcPr>
           <w:p>
             <w:r>
@@ -4582,7 +5662,17 @@
         </w:tc>
         <w:tc>
           <w:tcPr>
-            <w:tcW w:type="dxa" w:w="1080"/>
+            <w:tcW w:type="dxa" w:w="665"/>
+          </w:tcPr>
+          <w:p>
+            <w:r>
+              <w:t>0.116</w:t>
+            </w:r>
+          </w:p>
+        </w:tc>
+        <w:tc>
+          <w:tcPr>
+            <w:tcW w:type="dxa" w:w="665"/>
           </w:tcPr>
           <w:p>
             <w:r>
@@ -4594,7 +5684,7 @@
       <w:tr>
         <w:tc>
           <w:tcPr>
-            <w:tcW w:type="dxa" w:w="1080"/>
+            <w:tcW w:type="dxa" w:w="665"/>
           </w:tcPr>
           <w:p>
             <w:r>
@@ -4604,7 +5694,7 @@
         </w:tc>
         <w:tc>
           <w:tcPr>
-            <w:tcW w:type="dxa" w:w="1080"/>
+            <w:tcW w:type="dxa" w:w="665"/>
           </w:tcPr>
           <w:p>
             <w:r>
@@ -4614,7 +5704,7 @@
         </w:tc>
         <w:tc>
           <w:tcPr>
-            <w:tcW w:type="dxa" w:w="1080"/>
+            <w:tcW w:type="dxa" w:w="665"/>
           </w:tcPr>
           <w:p>
             <w:r>
@@ -4624,7 +5714,17 @@
         </w:tc>
         <w:tc>
           <w:tcPr>
-            <w:tcW w:type="dxa" w:w="1080"/>
+            <w:tcW w:type="dxa" w:w="665"/>
+          </w:tcPr>
+          <w:p>
+            <w:r>
+              <w:t>0.001</w:t>
+            </w:r>
+          </w:p>
+        </w:tc>
+        <w:tc>
+          <w:tcPr>
+            <w:tcW w:type="dxa" w:w="665"/>
           </w:tcPr>
           <w:p>
             <w:r>
@@ -4634,7 +5734,17 @@
         </w:tc>
         <w:tc>
           <w:tcPr>
-            <w:tcW w:type="dxa" w:w="1080"/>
+            <w:tcW w:type="dxa" w:w="665"/>
+          </w:tcPr>
+          <w:p>
+            <w:r>
+              <w:t>0.083</w:t>
+            </w:r>
+          </w:p>
+        </w:tc>
+        <w:tc>
+          <w:tcPr>
+            <w:tcW w:type="dxa" w:w="665"/>
           </w:tcPr>
           <w:p>
             <w:r>
@@ -4644,7 +5754,17 @@
         </w:tc>
         <w:tc>
           <w:tcPr>
-            <w:tcW w:type="dxa" w:w="1080"/>
+            <w:tcW w:type="dxa" w:w="665"/>
+          </w:tcPr>
+          <w:p>
+            <w:r>
+              <w:t>0.031</w:t>
+            </w:r>
+          </w:p>
+        </w:tc>
+        <w:tc>
+          <w:tcPr>
+            <w:tcW w:type="dxa" w:w="665"/>
           </w:tcPr>
           <w:p>
             <w:r>
@@ -4654,7 +5774,17 @@
         </w:tc>
         <w:tc>
           <w:tcPr>
-            <w:tcW w:type="dxa" w:w="1080"/>
+            <w:tcW w:type="dxa" w:w="665"/>
+          </w:tcPr>
+          <w:p>
+            <w:r>
+              <w:t>—</w:t>
+            </w:r>
+          </w:p>
+        </w:tc>
+        <w:tc>
+          <w:tcPr>
+            <w:tcW w:type="dxa" w:w="665"/>
           </w:tcPr>
           <w:p>
             <w:r>
@@ -4664,7 +5794,17 @@
         </w:tc>
         <w:tc>
           <w:tcPr>
-            <w:tcW w:type="dxa" w:w="1080"/>
+            <w:tcW w:type="dxa" w:w="665"/>
+          </w:tcPr>
+          <w:p>
+            <w:r>
+              <w:t>0.037</w:t>
+            </w:r>
+          </w:p>
+        </w:tc>
+        <w:tc>
+          <w:tcPr>
+            <w:tcW w:type="dxa" w:w="665"/>
           </w:tcPr>
           <w:p>
             <w:r>
@@ -4676,7 +5816,7 @@
       <w:tr>
         <w:tc>
           <w:tcPr>
-            <w:tcW w:type="dxa" w:w="1080"/>
+            <w:tcW w:type="dxa" w:w="665"/>
           </w:tcPr>
           <w:p>
             <w:r>
@@ -4686,7 +5826,7 @@
         </w:tc>
         <w:tc>
           <w:tcPr>
-            <w:tcW w:type="dxa" w:w="1080"/>
+            <w:tcW w:type="dxa" w:w="665"/>
           </w:tcPr>
           <w:p>
             <w:r>
@@ -4696,7 +5836,7 @@
         </w:tc>
         <w:tc>
           <w:tcPr>
-            <w:tcW w:type="dxa" w:w="1080"/>
+            <w:tcW w:type="dxa" w:w="665"/>
           </w:tcPr>
           <w:p>
             <w:r>
@@ -4706,7 +5846,17 @@
         </w:tc>
         <w:tc>
           <w:tcPr>
-            <w:tcW w:type="dxa" w:w="1080"/>
+            <w:tcW w:type="dxa" w:w="665"/>
+          </w:tcPr>
+          <w:p>
+            <w:r>
+              <w:t>0.001</w:t>
+            </w:r>
+          </w:p>
+        </w:tc>
+        <w:tc>
+          <w:tcPr>
+            <w:tcW w:type="dxa" w:w="665"/>
           </w:tcPr>
           <w:p>
             <w:r>
@@ -4716,7 +5866,17 @@
         </w:tc>
         <w:tc>
           <w:tcPr>
-            <w:tcW w:type="dxa" w:w="1080"/>
+            <w:tcW w:type="dxa" w:w="665"/>
+          </w:tcPr>
+          <w:p>
+            <w:r>
+              <w:t>0.000</w:t>
+            </w:r>
+          </w:p>
+        </w:tc>
+        <w:tc>
+          <w:tcPr>
+            <w:tcW w:type="dxa" w:w="665"/>
           </w:tcPr>
           <w:p>
             <w:r>
@@ -4726,7 +5886,17 @@
         </w:tc>
         <w:tc>
           <w:tcPr>
-            <w:tcW w:type="dxa" w:w="1080"/>
+            <w:tcW w:type="dxa" w:w="665"/>
+          </w:tcPr>
+          <w:p>
+            <w:r>
+              <w:t>0.021</w:t>
+            </w:r>
+          </w:p>
+        </w:tc>
+        <w:tc>
+          <w:tcPr>
+            <w:tcW w:type="dxa" w:w="665"/>
           </w:tcPr>
           <w:p>
             <w:r>
@@ -4736,7 +5906,17 @@
         </w:tc>
         <w:tc>
           <w:tcPr>
-            <w:tcW w:type="dxa" w:w="1080"/>
+            <w:tcW w:type="dxa" w:w="665"/>
+          </w:tcPr>
+          <w:p>
+            <w:r>
+              <w:t>—</w:t>
+            </w:r>
+          </w:p>
+        </w:tc>
+        <w:tc>
+          <w:tcPr>
+            <w:tcW w:type="dxa" w:w="665"/>
           </w:tcPr>
           <w:p>
             <w:r>
@@ -4746,7 +5926,17 @@
         </w:tc>
         <w:tc>
           <w:tcPr>
-            <w:tcW w:type="dxa" w:w="1080"/>
+            <w:tcW w:type="dxa" w:w="665"/>
+          </w:tcPr>
+          <w:p>
+            <w:r>
+              <w:t>0.311</w:t>
+            </w:r>
+          </w:p>
+        </w:tc>
+        <w:tc>
+          <w:tcPr>
+            <w:tcW w:type="dxa" w:w="665"/>
           </w:tcPr>
           <w:p>
             <w:r>
@@ -4758,7 +5948,7 @@
       <w:tr>
         <w:tc>
           <w:tcPr>
-            <w:tcW w:type="dxa" w:w="1080"/>
+            <w:tcW w:type="dxa" w:w="665"/>
           </w:tcPr>
           <w:p>
             <w:r>
@@ -4768,7 +5958,7 @@
         </w:tc>
         <w:tc>
           <w:tcPr>
-            <w:tcW w:type="dxa" w:w="1080"/>
+            <w:tcW w:type="dxa" w:w="665"/>
           </w:tcPr>
           <w:p>
             <w:r>
@@ -4778,7 +5968,7 @@
         </w:tc>
         <w:tc>
           <w:tcPr>
-            <w:tcW w:type="dxa" w:w="1080"/>
+            <w:tcW w:type="dxa" w:w="665"/>
           </w:tcPr>
           <w:p>
             <w:r>
@@ -4788,7 +5978,17 @@
         </w:tc>
         <w:tc>
           <w:tcPr>
-            <w:tcW w:type="dxa" w:w="1080"/>
+            <w:tcW w:type="dxa" w:w="665"/>
+          </w:tcPr>
+          <w:p>
+            <w:r>
+              <w:t>0.001</w:t>
+            </w:r>
+          </w:p>
+        </w:tc>
+        <w:tc>
+          <w:tcPr>
+            <w:tcW w:type="dxa" w:w="665"/>
           </w:tcPr>
           <w:p>
             <w:r>
@@ -4798,7 +5998,17 @@
         </w:tc>
         <w:tc>
           <w:tcPr>
-            <w:tcW w:type="dxa" w:w="1080"/>
+            <w:tcW w:type="dxa" w:w="665"/>
+          </w:tcPr>
+          <w:p>
+            <w:r>
+              <w:t>0.073</w:t>
+            </w:r>
+          </w:p>
+        </w:tc>
+        <w:tc>
+          <w:tcPr>
+            <w:tcW w:type="dxa" w:w="665"/>
           </w:tcPr>
           <w:p>
             <w:r>
@@ -4808,7 +6018,17 @@
         </w:tc>
         <w:tc>
           <w:tcPr>
-            <w:tcW w:type="dxa" w:w="1080"/>
+            <w:tcW w:type="dxa" w:w="665"/>
+          </w:tcPr>
+          <w:p>
+            <w:r>
+              <w:t>0.032</w:t>
+            </w:r>
+          </w:p>
+        </w:tc>
+        <w:tc>
+          <w:tcPr>
+            <w:tcW w:type="dxa" w:w="665"/>
           </w:tcPr>
           <w:p>
             <w:r>
@@ -4818,7 +6038,17 @@
         </w:tc>
         <w:tc>
           <w:tcPr>
-            <w:tcW w:type="dxa" w:w="1080"/>
+            <w:tcW w:type="dxa" w:w="665"/>
+          </w:tcPr>
+          <w:p>
+            <w:r>
+              <w:t>—</w:t>
+            </w:r>
+          </w:p>
+        </w:tc>
+        <w:tc>
+          <w:tcPr>
+            <w:tcW w:type="dxa" w:w="665"/>
           </w:tcPr>
           <w:p>
             <w:r>
@@ -4828,7 +6058,17 @@
         </w:tc>
         <w:tc>
           <w:tcPr>
-            <w:tcW w:type="dxa" w:w="1080"/>
+            <w:tcW w:type="dxa" w:w="665"/>
+          </w:tcPr>
+          <w:p>
+            <w:r>
+              <w:t>0.240</w:t>
+            </w:r>
+          </w:p>
+        </w:tc>
+        <w:tc>
+          <w:tcPr>
+            <w:tcW w:type="dxa" w:w="665"/>
           </w:tcPr>
           <w:p>
             <w:r>
@@ -4840,7 +6080,7 @@
       <w:tr>
         <w:tc>
           <w:tcPr>
-            <w:tcW w:type="dxa" w:w="1080"/>
+            <w:tcW w:type="dxa" w:w="665"/>
           </w:tcPr>
           <w:p>
             <w:r>
@@ -4850,7 +6090,7 @@
         </w:tc>
         <w:tc>
           <w:tcPr>
-            <w:tcW w:type="dxa" w:w="1080"/>
+            <w:tcW w:type="dxa" w:w="665"/>
           </w:tcPr>
           <w:p>
             <w:r>
@@ -4860,7 +6100,7 @@
         </w:tc>
         <w:tc>
           <w:tcPr>
-            <w:tcW w:type="dxa" w:w="1080"/>
+            <w:tcW w:type="dxa" w:w="665"/>
           </w:tcPr>
           <w:p>
             <w:r>
@@ -4870,7 +6110,17 @@
         </w:tc>
         <w:tc>
           <w:tcPr>
-            <w:tcW w:type="dxa" w:w="1080"/>
+            <w:tcW w:type="dxa" w:w="665"/>
+          </w:tcPr>
+          <w:p>
+            <w:r>
+              <w:t>0.001</w:t>
+            </w:r>
+          </w:p>
+        </w:tc>
+        <w:tc>
+          <w:tcPr>
+            <w:tcW w:type="dxa" w:w="665"/>
           </w:tcPr>
           <w:p>
             <w:r>
@@ -4880,7 +6130,17 @@
         </w:tc>
         <w:tc>
           <w:tcPr>
-            <w:tcW w:type="dxa" w:w="1080"/>
+            <w:tcW w:type="dxa" w:w="665"/>
+          </w:tcPr>
+          <w:p>
+            <w:r>
+              <w:t>0.061</w:t>
+            </w:r>
+          </w:p>
+        </w:tc>
+        <w:tc>
+          <w:tcPr>
+            <w:tcW w:type="dxa" w:w="665"/>
           </w:tcPr>
           <w:p>
             <w:r>
@@ -4890,7 +6150,17 @@
         </w:tc>
         <w:tc>
           <w:tcPr>
-            <w:tcW w:type="dxa" w:w="1080"/>
+            <w:tcW w:type="dxa" w:w="665"/>
+          </w:tcPr>
+          <w:p>
+            <w:r>
+              <w:t>0.017</w:t>
+            </w:r>
+          </w:p>
+        </w:tc>
+        <w:tc>
+          <w:tcPr>
+            <w:tcW w:type="dxa" w:w="665"/>
           </w:tcPr>
           <w:p>
             <w:r>
@@ -4900,7 +6170,17 @@
         </w:tc>
         <w:tc>
           <w:tcPr>
-            <w:tcW w:type="dxa" w:w="1080"/>
+            <w:tcW w:type="dxa" w:w="665"/>
+          </w:tcPr>
+          <w:p>
+            <w:r>
+              <w:t>—</w:t>
+            </w:r>
+          </w:p>
+        </w:tc>
+        <w:tc>
+          <w:tcPr>
+            <w:tcW w:type="dxa" w:w="665"/>
           </w:tcPr>
           <w:p>
             <w:r>
@@ -4910,7 +6190,17 @@
         </w:tc>
         <w:tc>
           <w:tcPr>
-            <w:tcW w:type="dxa" w:w="1080"/>
+            <w:tcW w:type="dxa" w:w="665"/>
+          </w:tcPr>
+          <w:p>
+            <w:r>
+              <w:t>0.243</w:t>
+            </w:r>
+          </w:p>
+        </w:tc>
+        <w:tc>
+          <w:tcPr>
+            <w:tcW w:type="dxa" w:w="665"/>
           </w:tcPr>
           <w:p>
             <w:r>
@@ -4922,7 +6212,7 @@
       <w:tr>
         <w:tc>
           <w:tcPr>
-            <w:tcW w:type="dxa" w:w="1080"/>
+            <w:tcW w:type="dxa" w:w="665"/>
           </w:tcPr>
           <w:p>
             <w:r>
@@ -4932,7 +6222,7 @@
         </w:tc>
         <w:tc>
           <w:tcPr>
-            <w:tcW w:type="dxa" w:w="1080"/>
+            <w:tcW w:type="dxa" w:w="665"/>
           </w:tcPr>
           <w:p>
             <w:r>
@@ -4942,7 +6232,7 @@
         </w:tc>
         <w:tc>
           <w:tcPr>
-            <w:tcW w:type="dxa" w:w="1080"/>
+            <w:tcW w:type="dxa" w:w="665"/>
           </w:tcPr>
           <w:p>
             <w:r>
@@ -4952,7 +6242,17 @@
         </w:tc>
         <w:tc>
           <w:tcPr>
-            <w:tcW w:type="dxa" w:w="1080"/>
+            <w:tcW w:type="dxa" w:w="665"/>
+          </w:tcPr>
+          <w:p>
+            <w:r>
+              <w:t>0.001</w:t>
+            </w:r>
+          </w:p>
+        </w:tc>
+        <w:tc>
+          <w:tcPr>
+            <w:tcW w:type="dxa" w:w="665"/>
           </w:tcPr>
           <w:p>
             <w:r>
@@ -4962,7 +6262,17 @@
         </w:tc>
         <w:tc>
           <w:tcPr>
-            <w:tcW w:type="dxa" w:w="1080"/>
+            <w:tcW w:type="dxa" w:w="665"/>
+          </w:tcPr>
+          <w:p>
+            <w:r>
+              <w:t>0.064</w:t>
+            </w:r>
+          </w:p>
+        </w:tc>
+        <w:tc>
+          <w:tcPr>
+            <w:tcW w:type="dxa" w:w="665"/>
           </w:tcPr>
           <w:p>
             <w:r>
@@ -4972,7 +6282,17 @@
         </w:tc>
         <w:tc>
           <w:tcPr>
-            <w:tcW w:type="dxa" w:w="1080"/>
+            <w:tcW w:type="dxa" w:w="665"/>
+          </w:tcPr>
+          <w:p>
+            <w:r>
+              <w:t>0.020</w:t>
+            </w:r>
+          </w:p>
+        </w:tc>
+        <w:tc>
+          <w:tcPr>
+            <w:tcW w:type="dxa" w:w="665"/>
           </w:tcPr>
           <w:p>
             <w:r>
@@ -4982,7 +6302,17 @@
         </w:tc>
         <w:tc>
           <w:tcPr>
-            <w:tcW w:type="dxa" w:w="1080"/>
+            <w:tcW w:type="dxa" w:w="665"/>
+          </w:tcPr>
+          <w:p>
+            <w:r>
+              <w:t>—</w:t>
+            </w:r>
+          </w:p>
+        </w:tc>
+        <w:tc>
+          <w:tcPr>
+            <w:tcW w:type="dxa" w:w="665"/>
           </w:tcPr>
           <w:p>
             <w:r>
@@ -4992,7 +6322,17 @@
         </w:tc>
         <w:tc>
           <w:tcPr>
-            <w:tcW w:type="dxa" w:w="1080"/>
+            <w:tcW w:type="dxa" w:w="665"/>
+          </w:tcPr>
+          <w:p>
+            <w:r>
+              <w:t>0.519</w:t>
+            </w:r>
+          </w:p>
+        </w:tc>
+        <w:tc>
+          <w:tcPr>
+            <w:tcW w:type="dxa" w:w="665"/>
           </w:tcPr>
           <w:p>
             <w:r>
@@ -5004,7 +6344,7 @@
       <w:tr>
         <w:tc>
           <w:tcPr>
-            <w:tcW w:type="dxa" w:w="1080"/>
+            <w:tcW w:type="dxa" w:w="665"/>
           </w:tcPr>
           <w:p>
             <w:r>
@@ -5014,7 +6354,7 @@
         </w:tc>
         <w:tc>
           <w:tcPr>
-            <w:tcW w:type="dxa" w:w="1080"/>
+            <w:tcW w:type="dxa" w:w="665"/>
           </w:tcPr>
           <w:p>
             <w:r>
@@ -5024,7 +6364,7 @@
         </w:tc>
         <w:tc>
           <w:tcPr>
-            <w:tcW w:type="dxa" w:w="1080"/>
+            <w:tcW w:type="dxa" w:w="665"/>
           </w:tcPr>
           <w:p>
             <w:r>
@@ -5034,7 +6374,17 @@
         </w:tc>
         <w:tc>
           <w:tcPr>
-            <w:tcW w:type="dxa" w:w="1080"/>
+            <w:tcW w:type="dxa" w:w="665"/>
+          </w:tcPr>
+          <w:p>
+            <w:r>
+              <w:t>0.001</w:t>
+            </w:r>
+          </w:p>
+        </w:tc>
+        <w:tc>
+          <w:tcPr>
+            <w:tcW w:type="dxa" w:w="665"/>
           </w:tcPr>
           <w:p>
             <w:r>
@@ -5044,7 +6394,17 @@
         </w:tc>
         <w:tc>
           <w:tcPr>
-            <w:tcW w:type="dxa" w:w="1080"/>
+            <w:tcW w:type="dxa" w:w="665"/>
+          </w:tcPr>
+          <w:p>
+            <w:r>
+              <w:t>0.071</w:t>
+            </w:r>
+          </w:p>
+        </w:tc>
+        <w:tc>
+          <w:tcPr>
+            <w:tcW w:type="dxa" w:w="665"/>
           </w:tcPr>
           <w:p>
             <w:r>
@@ -5054,7 +6414,17 @@
         </w:tc>
         <w:tc>
           <w:tcPr>
-            <w:tcW w:type="dxa" w:w="1080"/>
+            <w:tcW w:type="dxa" w:w="665"/>
+          </w:tcPr>
+          <w:p>
+            <w:r>
+              <w:t>0.032</w:t>
+            </w:r>
+          </w:p>
+        </w:tc>
+        <w:tc>
+          <w:tcPr>
+            <w:tcW w:type="dxa" w:w="665"/>
           </w:tcPr>
           <w:p>
             <w:r>
@@ -5064,7 +6434,17 @@
         </w:tc>
         <w:tc>
           <w:tcPr>
-            <w:tcW w:type="dxa" w:w="1080"/>
+            <w:tcW w:type="dxa" w:w="665"/>
+          </w:tcPr>
+          <w:p>
+            <w:r>
+              <w:t>—</w:t>
+            </w:r>
+          </w:p>
+        </w:tc>
+        <w:tc>
+          <w:tcPr>
+            <w:tcW w:type="dxa" w:w="665"/>
           </w:tcPr>
           <w:p>
             <w:r>
@@ -5074,7 +6454,17 @@
         </w:tc>
         <w:tc>
           <w:tcPr>
-            <w:tcW w:type="dxa" w:w="1080"/>
+            <w:tcW w:type="dxa" w:w="665"/>
+          </w:tcPr>
+          <w:p>
+            <w:r>
+              <w:t>0.100</w:t>
+            </w:r>
+          </w:p>
+        </w:tc>
+        <w:tc>
+          <w:tcPr>
+            <w:tcW w:type="dxa" w:w="665"/>
           </w:tcPr>
           <w:p>
             <w:r>
@@ -5086,7 +6476,7 @@
       <w:tr>
         <w:tc>
           <w:tcPr>
-            <w:tcW w:type="dxa" w:w="1080"/>
+            <w:tcW w:type="dxa" w:w="665"/>
           </w:tcPr>
           <w:p>
             <w:r>
@@ -5096,7 +6486,7 @@
         </w:tc>
         <w:tc>
           <w:tcPr>
-            <w:tcW w:type="dxa" w:w="1080"/>
+            <w:tcW w:type="dxa" w:w="665"/>
           </w:tcPr>
           <w:p>
             <w:r>
@@ -5106,7 +6496,7 @@
         </w:tc>
         <w:tc>
           <w:tcPr>
-            <w:tcW w:type="dxa" w:w="1080"/>
+            <w:tcW w:type="dxa" w:w="665"/>
           </w:tcPr>
           <w:p>
             <w:r>
@@ -5116,7 +6506,17 @@
         </w:tc>
         <w:tc>
           <w:tcPr>
-            <w:tcW w:type="dxa" w:w="1080"/>
+            <w:tcW w:type="dxa" w:w="665"/>
+          </w:tcPr>
+          <w:p>
+            <w:r>
+              <w:t>0.001</w:t>
+            </w:r>
+          </w:p>
+        </w:tc>
+        <w:tc>
+          <w:tcPr>
+            <w:tcW w:type="dxa" w:w="665"/>
           </w:tcPr>
           <w:p>
             <w:r>
@@ -5126,7 +6526,17 @@
         </w:tc>
         <w:tc>
           <w:tcPr>
-            <w:tcW w:type="dxa" w:w="1080"/>
+            <w:tcW w:type="dxa" w:w="665"/>
+          </w:tcPr>
+          <w:p>
+            <w:r>
+              <w:t>0.021</w:t>
+            </w:r>
+          </w:p>
+        </w:tc>
+        <w:tc>
+          <w:tcPr>
+            <w:tcW w:type="dxa" w:w="665"/>
           </w:tcPr>
           <w:p>
             <w:r>
@@ -5136,7 +6546,17 @@
         </w:tc>
         <w:tc>
           <w:tcPr>
-            <w:tcW w:type="dxa" w:w="1080"/>
+            <w:tcW w:type="dxa" w:w="665"/>
+          </w:tcPr>
+          <w:p>
+            <w:r>
+              <w:t>0.023</w:t>
+            </w:r>
+          </w:p>
+        </w:tc>
+        <w:tc>
+          <w:tcPr>
+            <w:tcW w:type="dxa" w:w="665"/>
           </w:tcPr>
           <w:p>
             <w:r>
@@ -5146,7 +6566,17 @@
         </w:tc>
         <w:tc>
           <w:tcPr>
-            <w:tcW w:type="dxa" w:w="1080"/>
+            <w:tcW w:type="dxa" w:w="665"/>
+          </w:tcPr>
+          <w:p>
+            <w:r>
+              <w:t>—</w:t>
+            </w:r>
+          </w:p>
+        </w:tc>
+        <w:tc>
+          <w:tcPr>
+            <w:tcW w:type="dxa" w:w="665"/>
           </w:tcPr>
           <w:p>
             <w:r>
@@ -5156,7 +6586,17 @@
         </w:tc>
         <w:tc>
           <w:tcPr>
-            <w:tcW w:type="dxa" w:w="1080"/>
+            <w:tcW w:type="dxa" w:w="665"/>
+          </w:tcPr>
+          <w:p>
+            <w:r>
+              <w:t>0.313</w:t>
+            </w:r>
+          </w:p>
+        </w:tc>
+        <w:tc>
+          <w:tcPr>
+            <w:tcW w:type="dxa" w:w="665"/>
           </w:tcPr>
           <w:p>
             <w:r>
@@ -5168,7 +6608,7 @@
       <w:tr>
         <w:tc>
           <w:tcPr>
-            <w:tcW w:type="dxa" w:w="1080"/>
+            <w:tcW w:type="dxa" w:w="665"/>
           </w:tcPr>
           <w:p>
             <w:r>
@@ -5178,7 +6618,7 @@
         </w:tc>
         <w:tc>
           <w:tcPr>
-            <w:tcW w:type="dxa" w:w="1080"/>
+            <w:tcW w:type="dxa" w:w="665"/>
           </w:tcPr>
           <w:p>
             <w:r>
@@ -5188,7 +6628,7 @@
         </w:tc>
         <w:tc>
           <w:tcPr>
-            <w:tcW w:type="dxa" w:w="1080"/>
+            <w:tcW w:type="dxa" w:w="665"/>
           </w:tcPr>
           <w:p>
             <w:r>
@@ -5198,7 +6638,17 @@
         </w:tc>
         <w:tc>
           <w:tcPr>
-            <w:tcW w:type="dxa" w:w="1080"/>
+            <w:tcW w:type="dxa" w:w="665"/>
+          </w:tcPr>
+          <w:p>
+            <w:r>
+              <w:t>0.002</w:t>
+            </w:r>
+          </w:p>
+        </w:tc>
+        <w:tc>
+          <w:tcPr>
+            <w:tcW w:type="dxa" w:w="665"/>
           </w:tcPr>
           <w:p>
             <w:r>
@@ -5208,7 +6658,17 @@
         </w:tc>
         <w:tc>
           <w:tcPr>
-            <w:tcW w:type="dxa" w:w="1080"/>
+            <w:tcW w:type="dxa" w:w="665"/>
+          </w:tcPr>
+          <w:p>
+            <w:r>
+              <w:t>0.079</w:t>
+            </w:r>
+          </w:p>
+        </w:tc>
+        <w:tc>
+          <w:tcPr>
+            <w:tcW w:type="dxa" w:w="665"/>
           </w:tcPr>
           <w:p>
             <w:r>
@@ -5218,7 +6678,17 @@
         </w:tc>
         <w:tc>
           <w:tcPr>
-            <w:tcW w:type="dxa" w:w="1080"/>
+            <w:tcW w:type="dxa" w:w="665"/>
+          </w:tcPr>
+          <w:p>
+            <w:r>
+              <w:t>0.024</w:t>
+            </w:r>
+          </w:p>
+        </w:tc>
+        <w:tc>
+          <w:tcPr>
+            <w:tcW w:type="dxa" w:w="665"/>
           </w:tcPr>
           <w:p>
             <w:r>
@@ -5228,7 +6698,17 @@
         </w:tc>
         <w:tc>
           <w:tcPr>
-            <w:tcW w:type="dxa" w:w="1080"/>
+            <w:tcW w:type="dxa" w:w="665"/>
+          </w:tcPr>
+          <w:p>
+            <w:r>
+              <w:t>—</w:t>
+            </w:r>
+          </w:p>
+        </w:tc>
+        <w:tc>
+          <w:tcPr>
+            <w:tcW w:type="dxa" w:w="665"/>
           </w:tcPr>
           <w:p>
             <w:r>
@@ -5238,7 +6718,17 @@
         </w:tc>
         <w:tc>
           <w:tcPr>
-            <w:tcW w:type="dxa" w:w="1080"/>
+            <w:tcW w:type="dxa" w:w="665"/>
+          </w:tcPr>
+          <w:p>
+            <w:r>
+              <w:t>1.230</w:t>
+            </w:r>
+          </w:p>
+        </w:tc>
+        <w:tc>
+          <w:tcPr>
+            <w:tcW w:type="dxa" w:w="665"/>
           </w:tcPr>
           <w:p>
             <w:r>
@@ -5250,7 +6740,7 @@
       <w:tr>
         <w:tc>
           <w:tcPr>
-            <w:tcW w:type="dxa" w:w="1080"/>
+            <w:tcW w:type="dxa" w:w="665"/>
           </w:tcPr>
           <w:p>
             <w:r>
@@ -5260,7 +6750,7 @@
         </w:tc>
         <w:tc>
           <w:tcPr>
-            <w:tcW w:type="dxa" w:w="1080"/>
+            <w:tcW w:type="dxa" w:w="665"/>
           </w:tcPr>
           <w:p>
             <w:r>
@@ -5270,7 +6760,7 @@
         </w:tc>
         <w:tc>
           <w:tcPr>
-            <w:tcW w:type="dxa" w:w="1080"/>
+            <w:tcW w:type="dxa" w:w="665"/>
           </w:tcPr>
           <w:p>
             <w:r>
@@ -5280,7 +6770,17 @@
         </w:tc>
         <w:tc>
           <w:tcPr>
-            <w:tcW w:type="dxa" w:w="1080"/>
+            <w:tcW w:type="dxa" w:w="665"/>
+          </w:tcPr>
+          <w:p>
+            <w:r>
+              <w:t>0.001</w:t>
+            </w:r>
+          </w:p>
+        </w:tc>
+        <w:tc>
+          <w:tcPr>
+            <w:tcW w:type="dxa" w:w="665"/>
           </w:tcPr>
           <w:p>
             <w:r>
@@ -5290,7 +6790,17 @@
         </w:tc>
         <w:tc>
           <w:tcPr>
-            <w:tcW w:type="dxa" w:w="1080"/>
+            <w:tcW w:type="dxa" w:w="665"/>
+          </w:tcPr>
+          <w:p>
+            <w:r>
+              <w:t>0.023</w:t>
+            </w:r>
+          </w:p>
+        </w:tc>
+        <w:tc>
+          <w:tcPr>
+            <w:tcW w:type="dxa" w:w="665"/>
           </w:tcPr>
           <w:p>
             <w:r>
@@ -5300,7 +6810,17 @@
         </w:tc>
         <w:tc>
           <w:tcPr>
-            <w:tcW w:type="dxa" w:w="1080"/>
+            <w:tcW w:type="dxa" w:w="665"/>
+          </w:tcPr>
+          <w:p>
+            <w:r>
+              <w:t>0.015</w:t>
+            </w:r>
+          </w:p>
+        </w:tc>
+        <w:tc>
+          <w:tcPr>
+            <w:tcW w:type="dxa" w:w="665"/>
           </w:tcPr>
           <w:p>
             <w:r>
@@ -5310,7 +6830,17 @@
         </w:tc>
         <w:tc>
           <w:tcPr>
-            <w:tcW w:type="dxa" w:w="1080"/>
+            <w:tcW w:type="dxa" w:w="665"/>
+          </w:tcPr>
+          <w:p>
+            <w:r>
+              <w:t>—</w:t>
+            </w:r>
+          </w:p>
+        </w:tc>
+        <w:tc>
+          <w:tcPr>
+            <w:tcW w:type="dxa" w:w="665"/>
           </w:tcPr>
           <w:p>
             <w:r>
@@ -5320,7 +6850,17 @@
         </w:tc>
         <w:tc>
           <w:tcPr>
-            <w:tcW w:type="dxa" w:w="1080"/>
+            <w:tcW w:type="dxa" w:w="665"/>
+          </w:tcPr>
+          <w:p>
+            <w:r>
+              <w:t>0.544</w:t>
+            </w:r>
+          </w:p>
+        </w:tc>
+        <w:tc>
+          <w:tcPr>
+            <w:tcW w:type="dxa" w:w="665"/>
           </w:tcPr>
           <w:p>
             <w:r>
@@ -5332,7 +6872,7 @@
       <w:tr>
         <w:tc>
           <w:tcPr>
-            <w:tcW w:type="dxa" w:w="1080"/>
+            <w:tcW w:type="dxa" w:w="665"/>
           </w:tcPr>
           <w:p>
             <w:r>
@@ -5342,7 +6882,7 @@
         </w:tc>
         <w:tc>
           <w:tcPr>
-            <w:tcW w:type="dxa" w:w="1080"/>
+            <w:tcW w:type="dxa" w:w="665"/>
           </w:tcPr>
           <w:p>
             <w:r>
@@ -5352,7 +6892,7 @@
         </w:tc>
         <w:tc>
           <w:tcPr>
-            <w:tcW w:type="dxa" w:w="1080"/>
+            <w:tcW w:type="dxa" w:w="665"/>
           </w:tcPr>
           <w:p>
             <w:r>
@@ -5362,7 +6902,17 @@
         </w:tc>
         <w:tc>
           <w:tcPr>
-            <w:tcW w:type="dxa" w:w="1080"/>
+            <w:tcW w:type="dxa" w:w="665"/>
+          </w:tcPr>
+          <w:p>
+            <w:r>
+              <w:t>0.002</w:t>
+            </w:r>
+          </w:p>
+        </w:tc>
+        <w:tc>
+          <w:tcPr>
+            <w:tcW w:type="dxa" w:w="665"/>
           </w:tcPr>
           <w:p>
             <w:r>
@@ -5372,7 +6922,17 @@
         </w:tc>
         <w:tc>
           <w:tcPr>
-            <w:tcW w:type="dxa" w:w="1080"/>
+            <w:tcW w:type="dxa" w:w="665"/>
+          </w:tcPr>
+          <w:p>
+            <w:r>
+              <w:t>0.065</w:t>
+            </w:r>
+          </w:p>
+        </w:tc>
+        <w:tc>
+          <w:tcPr>
+            <w:tcW w:type="dxa" w:w="665"/>
           </w:tcPr>
           <w:p>
             <w:r>
@@ -5382,7 +6942,17 @@
         </w:tc>
         <w:tc>
           <w:tcPr>
-            <w:tcW w:type="dxa" w:w="1080"/>
+            <w:tcW w:type="dxa" w:w="665"/>
+          </w:tcPr>
+          <w:p>
+            <w:r>
+              <w:t>0.023</w:t>
+            </w:r>
+          </w:p>
+        </w:tc>
+        <w:tc>
+          <w:tcPr>
+            <w:tcW w:type="dxa" w:w="665"/>
           </w:tcPr>
           <w:p>
             <w:r>
@@ -5392,7 +6962,17 @@
         </w:tc>
         <w:tc>
           <w:tcPr>
-            <w:tcW w:type="dxa" w:w="1080"/>
+            <w:tcW w:type="dxa" w:w="665"/>
+          </w:tcPr>
+          <w:p>
+            <w:r>
+              <w:t>—</w:t>
+            </w:r>
+          </w:p>
+        </w:tc>
+        <w:tc>
+          <w:tcPr>
+            <w:tcW w:type="dxa" w:w="665"/>
           </w:tcPr>
           <w:p>
             <w:r>
@@ -5402,7 +6982,17 @@
         </w:tc>
         <w:tc>
           <w:tcPr>
-            <w:tcW w:type="dxa" w:w="1080"/>
+            <w:tcW w:type="dxa" w:w="665"/>
+          </w:tcPr>
+          <w:p>
+            <w:r>
+              <w:t>0.230</w:t>
+            </w:r>
+          </w:p>
+        </w:tc>
+        <w:tc>
+          <w:tcPr>
+            <w:tcW w:type="dxa" w:w="665"/>
           </w:tcPr>
           <w:p>
             <w:r>
@@ -5414,7 +7004,7 @@
       <w:tr>
         <w:tc>
           <w:tcPr>
-            <w:tcW w:type="dxa" w:w="1080"/>
+            <w:tcW w:type="dxa" w:w="665"/>
           </w:tcPr>
           <w:p>
             <w:r>
@@ -5424,7 +7014,7 @@
         </w:tc>
         <w:tc>
           <w:tcPr>
-            <w:tcW w:type="dxa" w:w="1080"/>
+            <w:tcW w:type="dxa" w:w="665"/>
           </w:tcPr>
           <w:p>
             <w:r>
@@ -5434,7 +7024,7 @@
         </w:tc>
         <w:tc>
           <w:tcPr>
-            <w:tcW w:type="dxa" w:w="1080"/>
+            <w:tcW w:type="dxa" w:w="665"/>
           </w:tcPr>
           <w:p>
             <w:r>
@@ -5444,7 +7034,17 @@
         </w:tc>
         <w:tc>
           <w:tcPr>
-            <w:tcW w:type="dxa" w:w="1080"/>
+            <w:tcW w:type="dxa" w:w="665"/>
+          </w:tcPr>
+          <w:p>
+            <w:r>
+              <w:t>0.002</w:t>
+            </w:r>
+          </w:p>
+        </w:tc>
+        <w:tc>
+          <w:tcPr>
+            <w:tcW w:type="dxa" w:w="665"/>
           </w:tcPr>
           <w:p>
             <w:r>
@@ -5454,7 +7054,17 @@
         </w:tc>
         <w:tc>
           <w:tcPr>
-            <w:tcW w:type="dxa" w:w="1080"/>
+            <w:tcW w:type="dxa" w:w="665"/>
+          </w:tcPr>
+          <w:p>
+            <w:r>
+              <w:t>0.042</w:t>
+            </w:r>
+          </w:p>
+        </w:tc>
+        <w:tc>
+          <w:tcPr>
+            <w:tcW w:type="dxa" w:w="665"/>
           </w:tcPr>
           <w:p>
             <w:r>
@@ -5464,7 +7074,17 @@
         </w:tc>
         <w:tc>
           <w:tcPr>
-            <w:tcW w:type="dxa" w:w="1080"/>
+            <w:tcW w:type="dxa" w:w="665"/>
+          </w:tcPr>
+          <w:p>
+            <w:r>
+              <w:t>0.027</w:t>
+            </w:r>
+          </w:p>
+        </w:tc>
+        <w:tc>
+          <w:tcPr>
+            <w:tcW w:type="dxa" w:w="665"/>
           </w:tcPr>
           <w:p>
             <w:r>
@@ -5474,7 +7094,17 @@
         </w:tc>
         <w:tc>
           <w:tcPr>
-            <w:tcW w:type="dxa" w:w="1080"/>
+            <w:tcW w:type="dxa" w:w="665"/>
+          </w:tcPr>
+          <w:p>
+            <w:r>
+              <w:t>—</w:t>
+            </w:r>
+          </w:p>
+        </w:tc>
+        <w:tc>
+          <w:tcPr>
+            <w:tcW w:type="dxa" w:w="665"/>
           </w:tcPr>
           <w:p>
             <w:r>
@@ -5484,7 +7114,17 @@
         </w:tc>
         <w:tc>
           <w:tcPr>
-            <w:tcW w:type="dxa" w:w="1080"/>
+            <w:tcW w:type="dxa" w:w="665"/>
+          </w:tcPr>
+          <w:p>
+            <w:r>
+              <w:t>0.514</w:t>
+            </w:r>
+          </w:p>
+        </w:tc>
+        <w:tc>
+          <w:tcPr>
+            <w:tcW w:type="dxa" w:w="665"/>
           </w:tcPr>
           <w:p>
             <w:r>
@@ -5513,19 +7153,24 @@
         <w:tblLook w:firstColumn="1" w:firstRow="1" w:lastColumn="0" w:lastRow="0" w:noHBand="0" w:noVBand="1" w:val="04A0"/>
       </w:tblPr>
       <w:tblGrid>
-        <w:gridCol w:w="1080"/>
-        <w:gridCol w:w="1080"/>
-        <w:gridCol w:w="1080"/>
-        <w:gridCol w:w="1080"/>
-        <w:gridCol w:w="1080"/>
-        <w:gridCol w:w="1080"/>
-        <w:gridCol w:w="1080"/>
-        <w:gridCol w:w="1080"/>
+        <w:gridCol w:w="665"/>
+        <w:gridCol w:w="665"/>
+        <w:gridCol w:w="665"/>
+        <w:gridCol w:w="665"/>
+        <w:gridCol w:w="665"/>
+        <w:gridCol w:w="665"/>
+        <w:gridCol w:w="665"/>
+        <w:gridCol w:w="665"/>
+        <w:gridCol w:w="665"/>
+        <w:gridCol w:w="665"/>
+        <w:gridCol w:w="665"/>
+        <w:gridCol w:w="665"/>
+        <w:gridCol w:w="665"/>
       </w:tblGrid>
       <w:tr>
         <w:tc>
           <w:tcPr>
-            <w:tcW w:type="dxa" w:w="1080"/>
+            <w:tcW w:type="dxa" w:w="665"/>
           </w:tcPr>
           <w:p>
             <w:r>
@@ -5538,7 +7183,7 @@
         </w:tc>
         <w:tc>
           <w:tcPr>
-            <w:tcW w:type="dxa" w:w="1080"/>
+            <w:tcW w:type="dxa" w:w="665"/>
           </w:tcPr>
           <w:p>
             <w:r>
@@ -5551,7 +7196,7 @@
         </w:tc>
         <w:tc>
           <w:tcPr>
-            <w:tcW w:type="dxa" w:w="1080"/>
+            <w:tcW w:type="dxa" w:w="665"/>
           </w:tcPr>
           <w:p>
             <w:r>
@@ -5564,7 +7209,20 @@
         </w:tc>
         <w:tc>
           <w:tcPr>
-            <w:tcW w:type="dxa" w:w="1080"/>
+            <w:tcW w:type="dxa" w:w="665"/>
+          </w:tcPr>
+          <w:p>
+            <w:r>
+              <w:rPr>
+                <w:b/>
+              </w:rPr>
+              <w:t>ARI SE</w:t>
+            </w:r>
+          </w:p>
+        </w:tc>
+        <w:tc>
+          <w:tcPr>
+            <w:tcW w:type="dxa" w:w="665"/>
           </w:tcPr>
           <w:p>
             <w:r>
@@ -5577,7 +7235,20 @@
         </w:tc>
         <w:tc>
           <w:tcPr>
-            <w:tcW w:type="dxa" w:w="1080"/>
+            <w:tcW w:type="dxa" w:w="665"/>
+          </w:tcPr>
+          <w:p>
+            <w:r>
+              <w:rPr>
+                <w:b/>
+              </w:rPr>
+              <w:t>C1 SE</w:t>
+            </w:r>
+          </w:p>
+        </w:tc>
+        <w:tc>
+          <w:tcPr>
+            <w:tcW w:type="dxa" w:w="665"/>
           </w:tcPr>
           <w:p>
             <w:r>
@@ -5590,7 +7261,20 @@
         </w:tc>
         <w:tc>
           <w:tcPr>
-            <w:tcW w:type="dxa" w:w="1080"/>
+            <w:tcW w:type="dxa" w:w="665"/>
+          </w:tcPr>
+          <w:p>
+            <w:r>
+              <w:rPr>
+                <w:b/>
+              </w:rPr>
+              <w:t>W_est SE</w:t>
+            </w:r>
+          </w:p>
+        </w:tc>
+        <w:tc>
+          <w:tcPr>
+            <w:tcW w:type="dxa" w:w="665"/>
           </w:tcPr>
           <w:p>
             <w:r>
@@ -5603,7 +7287,20 @@
         </w:tc>
         <w:tc>
           <w:tcPr>
-            <w:tcW w:type="dxa" w:w="1080"/>
+            <w:tcW w:type="dxa" w:w="665"/>
+          </w:tcPr>
+          <w:p>
+            <w:r>
+              <w:rPr>
+                <w:b/>
+              </w:rPr>
+              <w:t>RE bias SE</w:t>
+            </w:r>
+          </w:p>
+        </w:tc>
+        <w:tc>
+          <w:tcPr>
+            <w:tcW w:type="dxa" w:w="665"/>
           </w:tcPr>
           <w:p>
             <w:r>
@@ -5616,7 +7313,20 @@
         </w:tc>
         <w:tc>
           <w:tcPr>
-            <w:tcW w:type="dxa" w:w="1080"/>
+            <w:tcW w:type="dxa" w:w="665"/>
+          </w:tcPr>
+          <w:p>
+            <w:r>
+              <w:rPr>
+                <w:b/>
+              </w:rPr>
+              <w:t>Relative reduction RE SE</w:t>
+            </w:r>
+          </w:p>
+        </w:tc>
+        <w:tc>
+          <w:tcPr>
+            <w:tcW w:type="dxa" w:w="665"/>
           </w:tcPr>
           <w:p>
             <w:r>
@@ -5631,7 +7341,7 @@
       <w:tr>
         <w:tc>
           <w:tcPr>
-            <w:tcW w:type="dxa" w:w="1080"/>
+            <w:tcW w:type="dxa" w:w="665"/>
           </w:tcPr>
           <w:p>
             <w:r>
@@ -5641,7 +7351,7 @@
         </w:tc>
         <w:tc>
           <w:tcPr>
-            <w:tcW w:type="dxa" w:w="1080"/>
+            <w:tcW w:type="dxa" w:w="665"/>
           </w:tcPr>
           <w:p>
             <w:r>
@@ -5651,7 +7361,7 @@
         </w:tc>
         <w:tc>
           <w:tcPr>
-            <w:tcW w:type="dxa" w:w="1080"/>
+            <w:tcW w:type="dxa" w:w="665"/>
           </w:tcPr>
           <w:p>
             <w:r>
@@ -5661,7 +7371,17 @@
         </w:tc>
         <w:tc>
           <w:tcPr>
-            <w:tcW w:type="dxa" w:w="1080"/>
+            <w:tcW w:type="dxa" w:w="665"/>
+          </w:tcPr>
+          <w:p>
+            <w:r>
+              <w:t>0.001</w:t>
+            </w:r>
+          </w:p>
+        </w:tc>
+        <w:tc>
+          <w:tcPr>
+            <w:tcW w:type="dxa" w:w="665"/>
           </w:tcPr>
           <w:p>
             <w:r>
@@ -5671,7 +7391,17 @@
         </w:tc>
         <w:tc>
           <w:tcPr>
-            <w:tcW w:type="dxa" w:w="1080"/>
+            <w:tcW w:type="dxa" w:w="665"/>
+          </w:tcPr>
+          <w:p>
+            <w:r>
+              <w:t>0.000</w:t>
+            </w:r>
+          </w:p>
+        </w:tc>
+        <w:tc>
+          <w:tcPr>
+            <w:tcW w:type="dxa" w:w="665"/>
           </w:tcPr>
           <w:p>
             <w:r>
@@ -5681,7 +7411,17 @@
         </w:tc>
         <w:tc>
           <w:tcPr>
-            <w:tcW w:type="dxa" w:w="1080"/>
+            <w:tcW w:type="dxa" w:w="665"/>
+          </w:tcPr>
+          <w:p>
+            <w:r>
+              <w:t>0.014</w:t>
+            </w:r>
+          </w:p>
+        </w:tc>
+        <w:tc>
+          <w:tcPr>
+            <w:tcW w:type="dxa" w:w="665"/>
           </w:tcPr>
           <w:p>
             <w:r>
@@ -5691,7 +7431,17 @@
         </w:tc>
         <w:tc>
           <w:tcPr>
-            <w:tcW w:type="dxa" w:w="1080"/>
+            <w:tcW w:type="dxa" w:w="665"/>
+          </w:tcPr>
+          <w:p>
+            <w:r>
+              <w:t>—</w:t>
+            </w:r>
+          </w:p>
+        </w:tc>
+        <w:tc>
+          <w:tcPr>
+            <w:tcW w:type="dxa" w:w="665"/>
           </w:tcPr>
           <w:p>
             <w:r>
@@ -5701,7 +7451,17 @@
         </w:tc>
         <w:tc>
           <w:tcPr>
-            <w:tcW w:type="dxa" w:w="1080"/>
+            <w:tcW w:type="dxa" w:w="665"/>
+          </w:tcPr>
+          <w:p>
+            <w:r>
+              <w:t>0.534</w:t>
+            </w:r>
+          </w:p>
+        </w:tc>
+        <w:tc>
+          <w:tcPr>
+            <w:tcW w:type="dxa" w:w="665"/>
           </w:tcPr>
           <w:p>
             <w:r>
@@ -5713,7 +7473,7 @@
       <w:tr>
         <w:tc>
           <w:tcPr>
-            <w:tcW w:type="dxa" w:w="1080"/>
+            <w:tcW w:type="dxa" w:w="665"/>
           </w:tcPr>
           <w:p>
             <w:r>
@@ -5723,7 +7483,7 @@
         </w:tc>
         <w:tc>
           <w:tcPr>
-            <w:tcW w:type="dxa" w:w="1080"/>
+            <w:tcW w:type="dxa" w:w="665"/>
           </w:tcPr>
           <w:p>
             <w:r>
@@ -5733,7 +7493,7 @@
         </w:tc>
         <w:tc>
           <w:tcPr>
-            <w:tcW w:type="dxa" w:w="1080"/>
+            <w:tcW w:type="dxa" w:w="665"/>
           </w:tcPr>
           <w:p>
             <w:r>
@@ -5743,7 +7503,17 @@
         </w:tc>
         <w:tc>
           <w:tcPr>
-            <w:tcW w:type="dxa" w:w="1080"/>
+            <w:tcW w:type="dxa" w:w="665"/>
+          </w:tcPr>
+          <w:p>
+            <w:r>
+              <w:t>0.003</w:t>
+            </w:r>
+          </w:p>
+        </w:tc>
+        <w:tc>
+          <w:tcPr>
+            <w:tcW w:type="dxa" w:w="665"/>
           </w:tcPr>
           <w:p>
             <w:r>
@@ -5753,7 +7523,17 @@
         </w:tc>
         <w:tc>
           <w:tcPr>
-            <w:tcW w:type="dxa" w:w="1080"/>
+            <w:tcW w:type="dxa" w:w="665"/>
+          </w:tcPr>
+          <w:p>
+            <w:r>
+              <w:t>0.058</w:t>
+            </w:r>
+          </w:p>
+        </w:tc>
+        <w:tc>
+          <w:tcPr>
+            <w:tcW w:type="dxa" w:w="665"/>
           </w:tcPr>
           <w:p>
             <w:r>
@@ -5763,7 +7543,17 @@
         </w:tc>
         <w:tc>
           <w:tcPr>
-            <w:tcW w:type="dxa" w:w="1080"/>
+            <w:tcW w:type="dxa" w:w="665"/>
+          </w:tcPr>
+          <w:p>
+            <w:r>
+              <w:t>0.018</w:t>
+            </w:r>
+          </w:p>
+        </w:tc>
+        <w:tc>
+          <w:tcPr>
+            <w:tcW w:type="dxa" w:w="665"/>
           </w:tcPr>
           <w:p>
             <w:r>
@@ -5773,7 +7563,17 @@
         </w:tc>
         <w:tc>
           <w:tcPr>
-            <w:tcW w:type="dxa" w:w="1080"/>
+            <w:tcW w:type="dxa" w:w="665"/>
+          </w:tcPr>
+          <w:p>
+            <w:r>
+              <w:t>—</w:t>
+            </w:r>
+          </w:p>
+        </w:tc>
+        <w:tc>
+          <w:tcPr>
+            <w:tcW w:type="dxa" w:w="665"/>
           </w:tcPr>
           <w:p>
             <w:r>
@@ -5783,7 +7583,17 @@
         </w:tc>
         <w:tc>
           <w:tcPr>
-            <w:tcW w:type="dxa" w:w="1080"/>
+            <w:tcW w:type="dxa" w:w="665"/>
+          </w:tcPr>
+          <w:p>
+            <w:r>
+              <w:t>0.597</w:t>
+            </w:r>
+          </w:p>
+        </w:tc>
+        <w:tc>
+          <w:tcPr>
+            <w:tcW w:type="dxa" w:w="665"/>
           </w:tcPr>
           <w:p>
             <w:r>
@@ -5795,7 +7605,7 @@
       <w:tr>
         <w:tc>
           <w:tcPr>
-            <w:tcW w:type="dxa" w:w="1080"/>
+            <w:tcW w:type="dxa" w:w="665"/>
           </w:tcPr>
           <w:p>
             <w:r>
@@ -5805,7 +7615,7 @@
         </w:tc>
         <w:tc>
           <w:tcPr>
-            <w:tcW w:type="dxa" w:w="1080"/>
+            <w:tcW w:type="dxa" w:w="665"/>
           </w:tcPr>
           <w:p>
             <w:r>
@@ -5815,7 +7625,7 @@
         </w:tc>
         <w:tc>
           <w:tcPr>
-            <w:tcW w:type="dxa" w:w="1080"/>
+            <w:tcW w:type="dxa" w:w="665"/>
           </w:tcPr>
           <w:p>
             <w:r>
@@ -5825,7 +7635,17 @@
         </w:tc>
         <w:tc>
           <w:tcPr>
-            <w:tcW w:type="dxa" w:w="1080"/>
+            <w:tcW w:type="dxa" w:w="665"/>
+          </w:tcPr>
+          <w:p>
+            <w:r>
+              <w:t>0.001</w:t>
+            </w:r>
+          </w:p>
+        </w:tc>
+        <w:tc>
+          <w:tcPr>
+            <w:tcW w:type="dxa" w:w="665"/>
           </w:tcPr>
           <w:p>
             <w:r>
@@ -5835,7 +7655,17 @@
         </w:tc>
         <w:tc>
           <w:tcPr>
-            <w:tcW w:type="dxa" w:w="1080"/>
+            <w:tcW w:type="dxa" w:w="665"/>
+          </w:tcPr>
+          <w:p>
+            <w:r>
+              <w:t>0.052</w:t>
+            </w:r>
+          </w:p>
+        </w:tc>
+        <w:tc>
+          <w:tcPr>
+            <w:tcW w:type="dxa" w:w="665"/>
           </w:tcPr>
           <w:p>
             <w:r>
@@ -5845,7 +7675,17 @@
         </w:tc>
         <w:tc>
           <w:tcPr>
-            <w:tcW w:type="dxa" w:w="1080"/>
+            <w:tcW w:type="dxa" w:w="665"/>
+          </w:tcPr>
+          <w:p>
+            <w:r>
+              <w:t>0.025</w:t>
+            </w:r>
+          </w:p>
+        </w:tc>
+        <w:tc>
+          <w:tcPr>
+            <w:tcW w:type="dxa" w:w="665"/>
           </w:tcPr>
           <w:p>
             <w:r>
@@ -5855,7 +7695,17 @@
         </w:tc>
         <w:tc>
           <w:tcPr>
-            <w:tcW w:type="dxa" w:w="1080"/>
+            <w:tcW w:type="dxa" w:w="665"/>
+          </w:tcPr>
+          <w:p>
+            <w:r>
+              <w:t>—</w:t>
+            </w:r>
+          </w:p>
+        </w:tc>
+        <w:tc>
+          <w:tcPr>
+            <w:tcW w:type="dxa" w:w="665"/>
           </w:tcPr>
           <w:p>
             <w:r>
@@ -5865,7 +7715,17 @@
         </w:tc>
         <w:tc>
           <w:tcPr>
-            <w:tcW w:type="dxa" w:w="1080"/>
+            <w:tcW w:type="dxa" w:w="665"/>
+          </w:tcPr>
+          <w:p>
+            <w:r>
+              <w:t>0.227</w:t>
+            </w:r>
+          </w:p>
+        </w:tc>
+        <w:tc>
+          <w:tcPr>
+            <w:tcW w:type="dxa" w:w="665"/>
           </w:tcPr>
           <w:p>
             <w:r>
@@ -5877,7 +7737,7 @@
       <w:tr>
         <w:tc>
           <w:tcPr>
-            <w:tcW w:type="dxa" w:w="1080"/>
+            <w:tcW w:type="dxa" w:w="665"/>
           </w:tcPr>
           <w:p>
             <w:r>
@@ -5887,7 +7747,7 @@
         </w:tc>
         <w:tc>
           <w:tcPr>
-            <w:tcW w:type="dxa" w:w="1080"/>
+            <w:tcW w:type="dxa" w:w="665"/>
           </w:tcPr>
           <w:p>
             <w:r>
@@ -5897,7 +7757,7 @@
         </w:tc>
         <w:tc>
           <w:tcPr>
-            <w:tcW w:type="dxa" w:w="1080"/>
+            <w:tcW w:type="dxa" w:w="665"/>
           </w:tcPr>
           <w:p>
             <w:r>
@@ -5907,7 +7767,17 @@
         </w:tc>
         <w:tc>
           <w:tcPr>
-            <w:tcW w:type="dxa" w:w="1080"/>
+            <w:tcW w:type="dxa" w:w="665"/>
+          </w:tcPr>
+          <w:p>
+            <w:r>
+              <w:t>0.002</w:t>
+            </w:r>
+          </w:p>
+        </w:tc>
+        <w:tc>
+          <w:tcPr>
+            <w:tcW w:type="dxa" w:w="665"/>
           </w:tcPr>
           <w:p>
             <w:r>
@@ -5917,7 +7787,17 @@
         </w:tc>
         <w:tc>
           <w:tcPr>
-            <w:tcW w:type="dxa" w:w="1080"/>
+            <w:tcW w:type="dxa" w:w="665"/>
+          </w:tcPr>
+          <w:p>
+            <w:r>
+              <w:t>0.054</w:t>
+            </w:r>
+          </w:p>
+        </w:tc>
+        <w:tc>
+          <w:tcPr>
+            <w:tcW w:type="dxa" w:w="665"/>
           </w:tcPr>
           <w:p>
             <w:r>
@@ -5927,7 +7807,17 @@
         </w:tc>
         <w:tc>
           <w:tcPr>
-            <w:tcW w:type="dxa" w:w="1080"/>
+            <w:tcW w:type="dxa" w:w="665"/>
+          </w:tcPr>
+          <w:p>
+            <w:r>
+              <w:t>0.026</w:t>
+            </w:r>
+          </w:p>
+        </w:tc>
+        <w:tc>
+          <w:tcPr>
+            <w:tcW w:type="dxa" w:w="665"/>
           </w:tcPr>
           <w:p>
             <w:r>
@@ -5937,7 +7827,17 @@
         </w:tc>
         <w:tc>
           <w:tcPr>
-            <w:tcW w:type="dxa" w:w="1080"/>
+            <w:tcW w:type="dxa" w:w="665"/>
+          </w:tcPr>
+          <w:p>
+            <w:r>
+              <w:t>—</w:t>
+            </w:r>
+          </w:p>
+        </w:tc>
+        <w:tc>
+          <w:tcPr>
+            <w:tcW w:type="dxa" w:w="665"/>
           </w:tcPr>
           <w:p>
             <w:r>
@@ -5947,7 +7847,17 @@
         </w:tc>
         <w:tc>
           <w:tcPr>
-            <w:tcW w:type="dxa" w:w="1080"/>
+            <w:tcW w:type="dxa" w:w="665"/>
+          </w:tcPr>
+          <w:p>
+            <w:r>
+              <w:t>0.693</w:t>
+            </w:r>
+          </w:p>
+        </w:tc>
+        <w:tc>
+          <w:tcPr>
+            <w:tcW w:type="dxa" w:w="665"/>
           </w:tcPr>
           <w:p>
             <w:r>
@@ -5959,7 +7869,7 @@
       <w:tr>
         <w:tc>
           <w:tcPr>
-            <w:tcW w:type="dxa" w:w="1080"/>
+            <w:tcW w:type="dxa" w:w="665"/>
           </w:tcPr>
           <w:p>
             <w:r>
@@ -5969,7 +7879,7 @@
         </w:tc>
         <w:tc>
           <w:tcPr>
-            <w:tcW w:type="dxa" w:w="1080"/>
+            <w:tcW w:type="dxa" w:w="665"/>
           </w:tcPr>
           <w:p>
             <w:r>
@@ -5979,7 +7889,7 @@
         </w:tc>
         <w:tc>
           <w:tcPr>
-            <w:tcW w:type="dxa" w:w="1080"/>
+            <w:tcW w:type="dxa" w:w="665"/>
           </w:tcPr>
           <w:p>
             <w:r>
@@ -5989,7 +7899,17 @@
         </w:tc>
         <w:tc>
           <w:tcPr>
-            <w:tcW w:type="dxa" w:w="1080"/>
+            <w:tcW w:type="dxa" w:w="665"/>
+          </w:tcPr>
+          <w:p>
+            <w:r>
+              <w:t>0.001</w:t>
+            </w:r>
+          </w:p>
+        </w:tc>
+        <w:tc>
+          <w:tcPr>
+            <w:tcW w:type="dxa" w:w="665"/>
           </w:tcPr>
           <w:p>
             <w:r>
@@ -5999,7 +7919,17 @@
         </w:tc>
         <w:tc>
           <w:tcPr>
-            <w:tcW w:type="dxa" w:w="1080"/>
+            <w:tcW w:type="dxa" w:w="665"/>
+          </w:tcPr>
+          <w:p>
+            <w:r>
+              <w:t>0.057</w:t>
+            </w:r>
+          </w:p>
+        </w:tc>
+        <w:tc>
+          <w:tcPr>
+            <w:tcW w:type="dxa" w:w="665"/>
           </w:tcPr>
           <w:p>
             <w:r>
@@ -6009,7 +7939,17 @@
         </w:tc>
         <w:tc>
           <w:tcPr>
-            <w:tcW w:type="dxa" w:w="1080"/>
+            <w:tcW w:type="dxa" w:w="665"/>
+          </w:tcPr>
+          <w:p>
+            <w:r>
+              <w:t>0.030</w:t>
+            </w:r>
+          </w:p>
+        </w:tc>
+        <w:tc>
+          <w:tcPr>
+            <w:tcW w:type="dxa" w:w="665"/>
           </w:tcPr>
           <w:p>
             <w:r>
@@ -6019,7 +7959,17 @@
         </w:tc>
         <w:tc>
           <w:tcPr>
-            <w:tcW w:type="dxa" w:w="1080"/>
+            <w:tcW w:type="dxa" w:w="665"/>
+          </w:tcPr>
+          <w:p>
+            <w:r>
+              <w:t>—</w:t>
+            </w:r>
+          </w:p>
+        </w:tc>
+        <w:tc>
+          <w:tcPr>
+            <w:tcW w:type="dxa" w:w="665"/>
           </w:tcPr>
           <w:p>
             <w:r>
@@ -6029,7 +7979,17 @@
         </w:tc>
         <w:tc>
           <w:tcPr>
-            <w:tcW w:type="dxa" w:w="1080"/>
+            <w:tcW w:type="dxa" w:w="665"/>
+          </w:tcPr>
+          <w:p>
+            <w:r>
+              <w:t>0.415</w:t>
+            </w:r>
+          </w:p>
+        </w:tc>
+        <w:tc>
+          <w:tcPr>
+            <w:tcW w:type="dxa" w:w="665"/>
           </w:tcPr>
           <w:p>
             <w:r>
@@ -6041,7 +8001,7 @@
       <w:tr>
         <w:tc>
           <w:tcPr>
-            <w:tcW w:type="dxa" w:w="1080"/>
+            <w:tcW w:type="dxa" w:w="665"/>
           </w:tcPr>
           <w:p>
             <w:r>
@@ -6051,7 +8011,7 @@
         </w:tc>
         <w:tc>
           <w:tcPr>
-            <w:tcW w:type="dxa" w:w="1080"/>
+            <w:tcW w:type="dxa" w:w="665"/>
           </w:tcPr>
           <w:p>
             <w:r>
@@ -6061,7 +8021,7 @@
         </w:tc>
         <w:tc>
           <w:tcPr>
-            <w:tcW w:type="dxa" w:w="1080"/>
+            <w:tcW w:type="dxa" w:w="665"/>
           </w:tcPr>
           <w:p>
             <w:r>
@@ -6071,7 +8031,17 @@
         </w:tc>
         <w:tc>
           <w:tcPr>
-            <w:tcW w:type="dxa" w:w="1080"/>
+            <w:tcW w:type="dxa" w:w="665"/>
+          </w:tcPr>
+          <w:p>
+            <w:r>
+              <w:t>0.001</w:t>
+            </w:r>
+          </w:p>
+        </w:tc>
+        <w:tc>
+          <w:tcPr>
+            <w:tcW w:type="dxa" w:w="665"/>
           </w:tcPr>
           <w:p>
             <w:r>
@@ -6081,7 +8051,17 @@
         </w:tc>
         <w:tc>
           <w:tcPr>
-            <w:tcW w:type="dxa" w:w="1080"/>
+            <w:tcW w:type="dxa" w:w="665"/>
+          </w:tcPr>
+          <w:p>
+            <w:r>
+              <w:t>0.021</w:t>
+            </w:r>
+          </w:p>
+        </w:tc>
+        <w:tc>
+          <w:tcPr>
+            <w:tcW w:type="dxa" w:w="665"/>
           </w:tcPr>
           <w:p>
             <w:r>
@@ -6091,7 +8071,17 @@
         </w:tc>
         <w:tc>
           <w:tcPr>
-            <w:tcW w:type="dxa" w:w="1080"/>
+            <w:tcW w:type="dxa" w:w="665"/>
+          </w:tcPr>
+          <w:p>
+            <w:r>
+              <w:t>0.023</w:t>
+            </w:r>
+          </w:p>
+        </w:tc>
+        <w:tc>
+          <w:tcPr>
+            <w:tcW w:type="dxa" w:w="665"/>
           </w:tcPr>
           <w:p>
             <w:r>
@@ -6101,7 +8091,17 @@
         </w:tc>
         <w:tc>
           <w:tcPr>
-            <w:tcW w:type="dxa" w:w="1080"/>
+            <w:tcW w:type="dxa" w:w="665"/>
+          </w:tcPr>
+          <w:p>
+            <w:r>
+              <w:t>—</w:t>
+            </w:r>
+          </w:p>
+        </w:tc>
+        <w:tc>
+          <w:tcPr>
+            <w:tcW w:type="dxa" w:w="665"/>
           </w:tcPr>
           <w:p>
             <w:r>
@@ -6111,7 +8111,17 @@
         </w:tc>
         <w:tc>
           <w:tcPr>
-            <w:tcW w:type="dxa" w:w="1080"/>
+            <w:tcW w:type="dxa" w:w="665"/>
+          </w:tcPr>
+          <w:p>
+            <w:r>
+              <w:t>0.313</w:t>
+            </w:r>
+          </w:p>
+        </w:tc>
+        <w:tc>
+          <w:tcPr>
+            <w:tcW w:type="dxa" w:w="665"/>
           </w:tcPr>
           <w:p>
             <w:r>
@@ -6123,7 +8133,7 @@
       <w:tr>
         <w:tc>
           <w:tcPr>
-            <w:tcW w:type="dxa" w:w="1080"/>
+            <w:tcW w:type="dxa" w:w="665"/>
           </w:tcPr>
           <w:p>
             <w:r>
@@ -6133,7 +8143,7 @@
         </w:tc>
         <w:tc>
           <w:tcPr>
-            <w:tcW w:type="dxa" w:w="1080"/>
+            <w:tcW w:type="dxa" w:w="665"/>
           </w:tcPr>
           <w:p>
             <w:r>
@@ -6143,7 +8153,7 @@
         </w:tc>
         <w:tc>
           <w:tcPr>
-            <w:tcW w:type="dxa" w:w="1080"/>
+            <w:tcW w:type="dxa" w:w="665"/>
           </w:tcPr>
           <w:p>
             <w:r>
@@ -6153,7 +8163,17 @@
         </w:tc>
         <w:tc>
           <w:tcPr>
-            <w:tcW w:type="dxa" w:w="1080"/>
+            <w:tcW w:type="dxa" w:w="665"/>
+          </w:tcPr>
+          <w:p>
+            <w:r>
+              <w:t>0.002</w:t>
+            </w:r>
+          </w:p>
+        </w:tc>
+        <w:tc>
+          <w:tcPr>
+            <w:tcW w:type="dxa" w:w="665"/>
           </w:tcPr>
           <w:p>
             <w:r>
@@ -6163,7 +8183,17 @@
         </w:tc>
         <w:tc>
           <w:tcPr>
-            <w:tcW w:type="dxa" w:w="1080"/>
+            <w:tcW w:type="dxa" w:w="665"/>
+          </w:tcPr>
+          <w:p>
+            <w:r>
+              <w:t>0.079</w:t>
+            </w:r>
+          </w:p>
+        </w:tc>
+        <w:tc>
+          <w:tcPr>
+            <w:tcW w:type="dxa" w:w="665"/>
           </w:tcPr>
           <w:p>
             <w:r>
@@ -6173,7 +8203,17 @@
         </w:tc>
         <w:tc>
           <w:tcPr>
-            <w:tcW w:type="dxa" w:w="1080"/>
+            <w:tcW w:type="dxa" w:w="665"/>
+          </w:tcPr>
+          <w:p>
+            <w:r>
+              <w:t>0.024</w:t>
+            </w:r>
+          </w:p>
+        </w:tc>
+        <w:tc>
+          <w:tcPr>
+            <w:tcW w:type="dxa" w:w="665"/>
           </w:tcPr>
           <w:p>
             <w:r>
@@ -6183,7 +8223,17 @@
         </w:tc>
         <w:tc>
           <w:tcPr>
-            <w:tcW w:type="dxa" w:w="1080"/>
+            <w:tcW w:type="dxa" w:w="665"/>
+          </w:tcPr>
+          <w:p>
+            <w:r>
+              <w:t>—</w:t>
+            </w:r>
+          </w:p>
+        </w:tc>
+        <w:tc>
+          <w:tcPr>
+            <w:tcW w:type="dxa" w:w="665"/>
           </w:tcPr>
           <w:p>
             <w:r>
@@ -6193,7 +8243,17 @@
         </w:tc>
         <w:tc>
           <w:tcPr>
-            <w:tcW w:type="dxa" w:w="1080"/>
+            <w:tcW w:type="dxa" w:w="665"/>
+          </w:tcPr>
+          <w:p>
+            <w:r>
+              <w:t>1.230</w:t>
+            </w:r>
+          </w:p>
+        </w:tc>
+        <w:tc>
+          <w:tcPr>
+            <w:tcW w:type="dxa" w:w="665"/>
           </w:tcPr>
           <w:p>
             <w:r>
@@ -6205,7 +8265,7 @@
       <w:tr>
         <w:tc>
           <w:tcPr>
-            <w:tcW w:type="dxa" w:w="1080"/>
+            <w:tcW w:type="dxa" w:w="665"/>
           </w:tcPr>
           <w:p>
             <w:r>
@@ -6215,7 +8275,7 @@
         </w:tc>
         <w:tc>
           <w:tcPr>
-            <w:tcW w:type="dxa" w:w="1080"/>
+            <w:tcW w:type="dxa" w:w="665"/>
           </w:tcPr>
           <w:p>
             <w:r>
@@ -6225,7 +8285,7 @@
         </w:tc>
         <w:tc>
           <w:tcPr>
-            <w:tcW w:type="dxa" w:w="1080"/>
+            <w:tcW w:type="dxa" w:w="665"/>
           </w:tcPr>
           <w:p>
             <w:r>
@@ -6235,7 +8295,17 @@
         </w:tc>
         <w:tc>
           <w:tcPr>
-            <w:tcW w:type="dxa" w:w="1080"/>
+            <w:tcW w:type="dxa" w:w="665"/>
+          </w:tcPr>
+          <w:p>
+            <w:r>
+              <w:t>0.001</w:t>
+            </w:r>
+          </w:p>
+        </w:tc>
+        <w:tc>
+          <w:tcPr>
+            <w:tcW w:type="dxa" w:w="665"/>
           </w:tcPr>
           <w:p>
             <w:r>
@@ -6245,7 +8315,17 @@
         </w:tc>
         <w:tc>
           <w:tcPr>
-            <w:tcW w:type="dxa" w:w="1080"/>
+            <w:tcW w:type="dxa" w:w="665"/>
+          </w:tcPr>
+          <w:p>
+            <w:r>
+              <w:t>0.023</w:t>
+            </w:r>
+          </w:p>
+        </w:tc>
+        <w:tc>
+          <w:tcPr>
+            <w:tcW w:type="dxa" w:w="665"/>
           </w:tcPr>
           <w:p>
             <w:r>
@@ -6255,7 +8335,17 @@
         </w:tc>
         <w:tc>
           <w:tcPr>
-            <w:tcW w:type="dxa" w:w="1080"/>
+            <w:tcW w:type="dxa" w:w="665"/>
+          </w:tcPr>
+          <w:p>
+            <w:r>
+              <w:t>0.015</w:t>
+            </w:r>
+          </w:p>
+        </w:tc>
+        <w:tc>
+          <w:tcPr>
+            <w:tcW w:type="dxa" w:w="665"/>
           </w:tcPr>
           <w:p>
             <w:r>
@@ -6265,7 +8355,17 @@
         </w:tc>
         <w:tc>
           <w:tcPr>
-            <w:tcW w:type="dxa" w:w="1080"/>
+            <w:tcW w:type="dxa" w:w="665"/>
+          </w:tcPr>
+          <w:p>
+            <w:r>
+              <w:t>—</w:t>
+            </w:r>
+          </w:p>
+        </w:tc>
+        <w:tc>
+          <w:tcPr>
+            <w:tcW w:type="dxa" w:w="665"/>
           </w:tcPr>
           <w:p>
             <w:r>
@@ -6275,7 +8375,17 @@
         </w:tc>
         <w:tc>
           <w:tcPr>
-            <w:tcW w:type="dxa" w:w="1080"/>
+            <w:tcW w:type="dxa" w:w="665"/>
+          </w:tcPr>
+          <w:p>
+            <w:r>
+              <w:t>0.544</w:t>
+            </w:r>
+          </w:p>
+        </w:tc>
+        <w:tc>
+          <w:tcPr>
+            <w:tcW w:type="dxa" w:w="665"/>
           </w:tcPr>
           <w:p>
             <w:r>
@@ -6287,7 +8397,7 @@
       <w:tr>
         <w:tc>
           <w:tcPr>
-            <w:tcW w:type="dxa" w:w="1080"/>
+            <w:tcW w:type="dxa" w:w="665"/>
           </w:tcPr>
           <w:p>
             <w:r>
@@ -6297,7 +8407,7 @@
         </w:tc>
         <w:tc>
           <w:tcPr>
-            <w:tcW w:type="dxa" w:w="1080"/>
+            <w:tcW w:type="dxa" w:w="665"/>
           </w:tcPr>
           <w:p>
             <w:r>
@@ -6307,7 +8417,7 @@
         </w:tc>
         <w:tc>
           <w:tcPr>
-            <w:tcW w:type="dxa" w:w="1080"/>
+            <w:tcW w:type="dxa" w:w="665"/>
           </w:tcPr>
           <w:p>
             <w:r>
@@ -6317,7 +8427,17 @@
         </w:tc>
         <w:tc>
           <w:tcPr>
-            <w:tcW w:type="dxa" w:w="1080"/>
+            <w:tcW w:type="dxa" w:w="665"/>
+          </w:tcPr>
+          <w:p>
+            <w:r>
+              <w:t>0.002</w:t>
+            </w:r>
+          </w:p>
+        </w:tc>
+        <w:tc>
+          <w:tcPr>
+            <w:tcW w:type="dxa" w:w="665"/>
           </w:tcPr>
           <w:p>
             <w:r>
@@ -6327,7 +8447,17 @@
         </w:tc>
         <w:tc>
           <w:tcPr>
-            <w:tcW w:type="dxa" w:w="1080"/>
+            <w:tcW w:type="dxa" w:w="665"/>
+          </w:tcPr>
+          <w:p>
+            <w:r>
+              <w:t>0.065</w:t>
+            </w:r>
+          </w:p>
+        </w:tc>
+        <w:tc>
+          <w:tcPr>
+            <w:tcW w:type="dxa" w:w="665"/>
           </w:tcPr>
           <w:p>
             <w:r>
@@ -6337,7 +8467,17 @@
         </w:tc>
         <w:tc>
           <w:tcPr>
-            <w:tcW w:type="dxa" w:w="1080"/>
+            <w:tcW w:type="dxa" w:w="665"/>
+          </w:tcPr>
+          <w:p>
+            <w:r>
+              <w:t>0.023</w:t>
+            </w:r>
+          </w:p>
+        </w:tc>
+        <w:tc>
+          <w:tcPr>
+            <w:tcW w:type="dxa" w:w="665"/>
           </w:tcPr>
           <w:p>
             <w:r>
@@ -6347,7 +8487,17 @@
         </w:tc>
         <w:tc>
           <w:tcPr>
-            <w:tcW w:type="dxa" w:w="1080"/>
+            <w:tcW w:type="dxa" w:w="665"/>
+          </w:tcPr>
+          <w:p>
+            <w:r>
+              <w:t>—</w:t>
+            </w:r>
+          </w:p>
+        </w:tc>
+        <w:tc>
+          <w:tcPr>
+            <w:tcW w:type="dxa" w:w="665"/>
           </w:tcPr>
           <w:p>
             <w:r>
@@ -6357,7 +8507,17 @@
         </w:tc>
         <w:tc>
           <w:tcPr>
-            <w:tcW w:type="dxa" w:w="1080"/>
+            <w:tcW w:type="dxa" w:w="665"/>
+          </w:tcPr>
+          <w:p>
+            <w:r>
+              <w:t>0.230</w:t>
+            </w:r>
+          </w:p>
+        </w:tc>
+        <w:tc>
+          <w:tcPr>
+            <w:tcW w:type="dxa" w:w="665"/>
           </w:tcPr>
           <w:p>
             <w:r>
@@ -6369,7 +8529,7 @@
       <w:tr>
         <w:tc>
           <w:tcPr>
-            <w:tcW w:type="dxa" w:w="1080"/>
+            <w:tcW w:type="dxa" w:w="665"/>
           </w:tcPr>
           <w:p>
             <w:r>
@@ -6379,7 +8539,7 @@
         </w:tc>
         <w:tc>
           <w:tcPr>
-            <w:tcW w:type="dxa" w:w="1080"/>
+            <w:tcW w:type="dxa" w:w="665"/>
           </w:tcPr>
           <w:p>
             <w:r>
@@ -6389,7 +8549,7 @@
         </w:tc>
         <w:tc>
           <w:tcPr>
-            <w:tcW w:type="dxa" w:w="1080"/>
+            <w:tcW w:type="dxa" w:w="665"/>
           </w:tcPr>
           <w:p>
             <w:r>
@@ -6399,7 +8559,17 @@
         </w:tc>
         <w:tc>
           <w:tcPr>
-            <w:tcW w:type="dxa" w:w="1080"/>
+            <w:tcW w:type="dxa" w:w="665"/>
+          </w:tcPr>
+          <w:p>
+            <w:r>
+              <w:t>0.002</w:t>
+            </w:r>
+          </w:p>
+        </w:tc>
+        <w:tc>
+          <w:tcPr>
+            <w:tcW w:type="dxa" w:w="665"/>
           </w:tcPr>
           <w:p>
             <w:r>
@@ -6409,7 +8579,17 @@
         </w:tc>
         <w:tc>
           <w:tcPr>
-            <w:tcW w:type="dxa" w:w="1080"/>
+            <w:tcW w:type="dxa" w:w="665"/>
+          </w:tcPr>
+          <w:p>
+            <w:r>
+              <w:t>0.042</w:t>
+            </w:r>
+          </w:p>
+        </w:tc>
+        <w:tc>
+          <w:tcPr>
+            <w:tcW w:type="dxa" w:w="665"/>
           </w:tcPr>
           <w:p>
             <w:r>
@@ -6419,7 +8599,17 @@
         </w:tc>
         <w:tc>
           <w:tcPr>
-            <w:tcW w:type="dxa" w:w="1080"/>
+            <w:tcW w:type="dxa" w:w="665"/>
+          </w:tcPr>
+          <w:p>
+            <w:r>
+              <w:t>0.027</w:t>
+            </w:r>
+          </w:p>
+        </w:tc>
+        <w:tc>
+          <w:tcPr>
+            <w:tcW w:type="dxa" w:w="665"/>
           </w:tcPr>
           <w:p>
             <w:r>
@@ -6429,7 +8619,17 @@
         </w:tc>
         <w:tc>
           <w:tcPr>
-            <w:tcW w:type="dxa" w:w="1080"/>
+            <w:tcW w:type="dxa" w:w="665"/>
+          </w:tcPr>
+          <w:p>
+            <w:r>
+              <w:t>—</w:t>
+            </w:r>
+          </w:p>
+        </w:tc>
+        <w:tc>
+          <w:tcPr>
+            <w:tcW w:type="dxa" w:w="665"/>
           </w:tcPr>
           <w:p>
             <w:r>
@@ -6439,7 +8639,17 @@
         </w:tc>
         <w:tc>
           <w:tcPr>
-            <w:tcW w:type="dxa" w:w="1080"/>
+            <w:tcW w:type="dxa" w:w="665"/>
+          </w:tcPr>
+          <w:p>
+            <w:r>
+              <w:t>0.514</w:t>
+            </w:r>
+          </w:p>
+        </w:tc>
+        <w:tc>
+          <w:tcPr>
+            <w:tcW w:type="dxa" w:w="665"/>
           </w:tcPr>
           <w:p>
             <w:r>
@@ -6451,7 +8661,7 @@
       <w:tr>
         <w:tc>
           <w:tcPr>
-            <w:tcW w:type="dxa" w:w="1080"/>
+            <w:tcW w:type="dxa" w:w="665"/>
           </w:tcPr>
           <w:p>
             <w:r>
@@ -6461,7 +8671,7 @@
         </w:tc>
         <w:tc>
           <w:tcPr>
-            <w:tcW w:type="dxa" w:w="1080"/>
+            <w:tcW w:type="dxa" w:w="665"/>
           </w:tcPr>
           <w:p>
             <w:r>
@@ -6471,7 +8681,7 @@
         </w:tc>
         <w:tc>
           <w:tcPr>
-            <w:tcW w:type="dxa" w:w="1080"/>
+            <w:tcW w:type="dxa" w:w="665"/>
           </w:tcPr>
           <w:p>
             <w:r>
@@ -6481,7 +8691,17 @@
         </w:tc>
         <w:tc>
           <w:tcPr>
-            <w:tcW w:type="dxa" w:w="1080"/>
+            <w:tcW w:type="dxa" w:w="665"/>
+          </w:tcPr>
+          <w:p>
+            <w:r>
+              <w:t>0.001</w:t>
+            </w:r>
+          </w:p>
+        </w:tc>
+        <w:tc>
+          <w:tcPr>
+            <w:tcW w:type="dxa" w:w="665"/>
           </w:tcPr>
           <w:p>
             <w:r>
@@ -6491,7 +8711,17 @@
         </w:tc>
         <w:tc>
           <w:tcPr>
-            <w:tcW w:type="dxa" w:w="1080"/>
+            <w:tcW w:type="dxa" w:w="665"/>
+          </w:tcPr>
+          <w:p>
+            <w:r>
+              <w:t>0.040</w:t>
+            </w:r>
+          </w:p>
+        </w:tc>
+        <w:tc>
+          <w:tcPr>
+            <w:tcW w:type="dxa" w:w="665"/>
           </w:tcPr>
           <w:p>
             <w:r>
@@ -6501,7 +8731,17 @@
         </w:tc>
         <w:tc>
           <w:tcPr>
-            <w:tcW w:type="dxa" w:w="1080"/>
+            <w:tcW w:type="dxa" w:w="665"/>
+          </w:tcPr>
+          <w:p>
+            <w:r>
+              <w:t>0.031</w:t>
+            </w:r>
+          </w:p>
+        </w:tc>
+        <w:tc>
+          <w:tcPr>
+            <w:tcW w:type="dxa" w:w="665"/>
           </w:tcPr>
           <w:p>
             <w:r>
@@ -6511,7 +8751,17 @@
         </w:tc>
         <w:tc>
           <w:tcPr>
-            <w:tcW w:type="dxa" w:w="1080"/>
+            <w:tcW w:type="dxa" w:w="665"/>
+          </w:tcPr>
+          <w:p>
+            <w:r>
+              <w:t>—</w:t>
+            </w:r>
+          </w:p>
+        </w:tc>
+        <w:tc>
+          <w:tcPr>
+            <w:tcW w:type="dxa" w:w="665"/>
           </w:tcPr>
           <w:p>
             <w:r>
@@ -6521,7 +8771,17 @@
         </w:tc>
         <w:tc>
           <w:tcPr>
-            <w:tcW w:type="dxa" w:w="1080"/>
+            <w:tcW w:type="dxa" w:w="665"/>
+          </w:tcPr>
+          <w:p>
+            <w:r>
+              <w:t>0.084</w:t>
+            </w:r>
+          </w:p>
+        </w:tc>
+        <w:tc>
+          <w:tcPr>
+            <w:tcW w:type="dxa" w:w="665"/>
           </w:tcPr>
           <w:p>
             <w:r>
@@ -6533,7 +8793,7 @@
       <w:tr>
         <w:tc>
           <w:tcPr>
-            <w:tcW w:type="dxa" w:w="1080"/>
+            <w:tcW w:type="dxa" w:w="665"/>
           </w:tcPr>
           <w:p>
             <w:r>
@@ -6543,7 +8803,7 @@
         </w:tc>
         <w:tc>
           <w:tcPr>
-            <w:tcW w:type="dxa" w:w="1080"/>
+            <w:tcW w:type="dxa" w:w="665"/>
           </w:tcPr>
           <w:p>
             <w:r>
@@ -6553,7 +8813,7 @@
         </w:tc>
         <w:tc>
           <w:tcPr>
-            <w:tcW w:type="dxa" w:w="1080"/>
+            <w:tcW w:type="dxa" w:w="665"/>
           </w:tcPr>
           <w:p>
             <w:r>
@@ -6563,7 +8823,17 @@
         </w:tc>
         <w:tc>
           <w:tcPr>
-            <w:tcW w:type="dxa" w:w="1080"/>
+            <w:tcW w:type="dxa" w:w="665"/>
+          </w:tcPr>
+          <w:p>
+            <w:r>
+              <w:t>0.001</w:t>
+            </w:r>
+          </w:p>
+        </w:tc>
+        <w:tc>
+          <w:tcPr>
+            <w:tcW w:type="dxa" w:w="665"/>
           </w:tcPr>
           <w:p>
             <w:r>
@@ -6573,7 +8843,17 @@
         </w:tc>
         <w:tc>
           <w:tcPr>
-            <w:tcW w:type="dxa" w:w="1080"/>
+            <w:tcW w:type="dxa" w:w="665"/>
+          </w:tcPr>
+          <w:p>
+            <w:r>
+              <w:t>0.019</w:t>
+            </w:r>
+          </w:p>
+        </w:tc>
+        <w:tc>
+          <w:tcPr>
+            <w:tcW w:type="dxa" w:w="665"/>
           </w:tcPr>
           <w:p>
             <w:r>
@@ -6583,7 +8863,17 @@
         </w:tc>
         <w:tc>
           <w:tcPr>
-            <w:tcW w:type="dxa" w:w="1080"/>
+            <w:tcW w:type="dxa" w:w="665"/>
+          </w:tcPr>
+          <w:p>
+            <w:r>
+              <w:t>0.020</w:t>
+            </w:r>
+          </w:p>
+        </w:tc>
+        <w:tc>
+          <w:tcPr>
+            <w:tcW w:type="dxa" w:w="665"/>
           </w:tcPr>
           <w:p>
             <w:r>
@@ -6593,7 +8883,17 @@
         </w:tc>
         <w:tc>
           <w:tcPr>
-            <w:tcW w:type="dxa" w:w="1080"/>
+            <w:tcW w:type="dxa" w:w="665"/>
+          </w:tcPr>
+          <w:p>
+            <w:r>
+              <w:t>—</w:t>
+            </w:r>
+          </w:p>
+        </w:tc>
+        <w:tc>
+          <w:tcPr>
+            <w:tcW w:type="dxa" w:w="665"/>
           </w:tcPr>
           <w:p>
             <w:r>
@@ -6603,7 +8903,17 @@
         </w:tc>
         <w:tc>
           <w:tcPr>
-            <w:tcW w:type="dxa" w:w="1080"/>
+            <w:tcW w:type="dxa" w:w="665"/>
+          </w:tcPr>
+          <w:p>
+            <w:r>
+              <w:t>0.254</w:t>
+            </w:r>
+          </w:p>
+        </w:tc>
+        <w:tc>
+          <w:tcPr>
+            <w:tcW w:type="dxa" w:w="665"/>
           </w:tcPr>
           <w:p>
             <w:r>
@@ -6615,7 +8925,7 @@
       <w:tr>
         <w:tc>
           <w:tcPr>
-            <w:tcW w:type="dxa" w:w="1080"/>
+            <w:tcW w:type="dxa" w:w="665"/>
           </w:tcPr>
           <w:p>
             <w:r>
@@ -6625,7 +8935,7 @@
         </w:tc>
         <w:tc>
           <w:tcPr>
-            <w:tcW w:type="dxa" w:w="1080"/>
+            <w:tcW w:type="dxa" w:w="665"/>
           </w:tcPr>
           <w:p>
             <w:r>
@@ -6635,7 +8945,7 @@
         </w:tc>
         <w:tc>
           <w:tcPr>
-            <w:tcW w:type="dxa" w:w="1080"/>
+            <w:tcW w:type="dxa" w:w="665"/>
           </w:tcPr>
           <w:p>
             <w:r>
@@ -6645,7 +8955,17 @@
         </w:tc>
         <w:tc>
           <w:tcPr>
-            <w:tcW w:type="dxa" w:w="1080"/>
+            <w:tcW w:type="dxa" w:w="665"/>
+          </w:tcPr>
+          <w:p>
+            <w:r>
+              <w:t>0.001</w:t>
+            </w:r>
+          </w:p>
+        </w:tc>
+        <w:tc>
+          <w:tcPr>
+            <w:tcW w:type="dxa" w:w="665"/>
           </w:tcPr>
           <w:p>
             <w:r>
@@ -6655,7 +8975,17 @@
         </w:tc>
         <w:tc>
           <w:tcPr>
-            <w:tcW w:type="dxa" w:w="1080"/>
+            <w:tcW w:type="dxa" w:w="665"/>
+          </w:tcPr>
+          <w:p>
+            <w:r>
+              <w:t>0.045</w:t>
+            </w:r>
+          </w:p>
+        </w:tc>
+        <w:tc>
+          <w:tcPr>
+            <w:tcW w:type="dxa" w:w="665"/>
           </w:tcPr>
           <w:p>
             <w:r>
@@ -6665,7 +8995,17 @@
         </w:tc>
         <w:tc>
           <w:tcPr>
-            <w:tcW w:type="dxa" w:w="1080"/>
+            <w:tcW w:type="dxa" w:w="665"/>
+          </w:tcPr>
+          <w:p>
+            <w:r>
+              <w:t>0.014</w:t>
+            </w:r>
+          </w:p>
+        </w:tc>
+        <w:tc>
+          <w:tcPr>
+            <w:tcW w:type="dxa" w:w="665"/>
           </w:tcPr>
           <w:p>
             <w:r>
@@ -6675,7 +9015,17 @@
         </w:tc>
         <w:tc>
           <w:tcPr>
-            <w:tcW w:type="dxa" w:w="1080"/>
+            <w:tcW w:type="dxa" w:w="665"/>
+          </w:tcPr>
+          <w:p>
+            <w:r>
+              <w:t>—</w:t>
+            </w:r>
+          </w:p>
+        </w:tc>
+        <w:tc>
+          <w:tcPr>
+            <w:tcW w:type="dxa" w:w="665"/>
           </w:tcPr>
           <w:p>
             <w:r>
@@ -6685,7 +9035,17 @@
         </w:tc>
         <w:tc>
           <w:tcPr>
-            <w:tcW w:type="dxa" w:w="1080"/>
+            <w:tcW w:type="dxa" w:w="665"/>
+          </w:tcPr>
+          <w:p>
+            <w:r>
+              <w:t>0.134</w:t>
+            </w:r>
+          </w:p>
+        </w:tc>
+        <w:tc>
+          <w:tcPr>
+            <w:tcW w:type="dxa" w:w="665"/>
           </w:tcPr>
           <w:p>
             <w:r>
@@ -6697,7 +9057,7 @@
       <w:tr>
         <w:tc>
           <w:tcPr>
-            <w:tcW w:type="dxa" w:w="1080"/>
+            <w:tcW w:type="dxa" w:w="665"/>
           </w:tcPr>
           <w:p>
             <w:r>
@@ -6707,7 +9067,7 @@
         </w:tc>
         <w:tc>
           <w:tcPr>
-            <w:tcW w:type="dxa" w:w="1080"/>
+            <w:tcW w:type="dxa" w:w="665"/>
           </w:tcPr>
           <w:p>
             <w:r>
@@ -6717,7 +9077,7 @@
         </w:tc>
         <w:tc>
           <w:tcPr>
-            <w:tcW w:type="dxa" w:w="1080"/>
+            <w:tcW w:type="dxa" w:w="665"/>
           </w:tcPr>
           <w:p>
             <w:r>
@@ -6727,7 +9087,17 @@
         </w:tc>
         <w:tc>
           <w:tcPr>
-            <w:tcW w:type="dxa" w:w="1080"/>
+            <w:tcW w:type="dxa" w:w="665"/>
+          </w:tcPr>
+          <w:p>
+            <w:r>
+              <w:t>0.001</w:t>
+            </w:r>
+          </w:p>
+        </w:tc>
+        <w:tc>
+          <w:tcPr>
+            <w:tcW w:type="dxa" w:w="665"/>
           </w:tcPr>
           <w:p>
             <w:r>
@@ -6737,7 +9107,17 @@
         </w:tc>
         <w:tc>
           <w:tcPr>
-            <w:tcW w:type="dxa" w:w="1080"/>
+            <w:tcW w:type="dxa" w:w="665"/>
+          </w:tcPr>
+          <w:p>
+            <w:r>
+              <w:t>0.000</w:t>
+            </w:r>
+          </w:p>
+        </w:tc>
+        <w:tc>
+          <w:tcPr>
+            <w:tcW w:type="dxa" w:w="665"/>
           </w:tcPr>
           <w:p>
             <w:r>
@@ -6747,7 +9127,17 @@
         </w:tc>
         <w:tc>
           <w:tcPr>
-            <w:tcW w:type="dxa" w:w="1080"/>
+            <w:tcW w:type="dxa" w:w="665"/>
+          </w:tcPr>
+          <w:p>
+            <w:r>
+              <w:t>0.047</w:t>
+            </w:r>
+          </w:p>
+        </w:tc>
+        <w:tc>
+          <w:tcPr>
+            <w:tcW w:type="dxa" w:w="665"/>
           </w:tcPr>
           <w:p>
             <w:r>
@@ -6757,7 +9147,17 @@
         </w:tc>
         <w:tc>
           <w:tcPr>
-            <w:tcW w:type="dxa" w:w="1080"/>
+            <w:tcW w:type="dxa" w:w="665"/>
+          </w:tcPr>
+          <w:p>
+            <w:r>
+              <w:t>—</w:t>
+            </w:r>
+          </w:p>
+        </w:tc>
+        <w:tc>
+          <w:tcPr>
+            <w:tcW w:type="dxa" w:w="665"/>
           </w:tcPr>
           <w:p>
             <w:r>
@@ -6767,7 +9167,17 @@
         </w:tc>
         <w:tc>
           <w:tcPr>
-            <w:tcW w:type="dxa" w:w="1080"/>
+            <w:tcW w:type="dxa" w:w="665"/>
+          </w:tcPr>
+          <w:p>
+            <w:r>
+              <w:t>0.326</w:t>
+            </w:r>
+          </w:p>
+        </w:tc>
+        <w:tc>
+          <w:tcPr>
+            <w:tcW w:type="dxa" w:w="665"/>
           </w:tcPr>
           <w:p>
             <w:r>
@@ -6779,7 +9189,7 @@
       <w:tr>
         <w:tc>
           <w:tcPr>
-            <w:tcW w:type="dxa" w:w="1080"/>
+            <w:tcW w:type="dxa" w:w="665"/>
           </w:tcPr>
           <w:p>
             <w:r>
@@ -6789,7 +9199,7 @@
         </w:tc>
         <w:tc>
           <w:tcPr>
-            <w:tcW w:type="dxa" w:w="1080"/>
+            <w:tcW w:type="dxa" w:w="665"/>
           </w:tcPr>
           <w:p>
             <w:r>
@@ -6799,7 +9209,7 @@
         </w:tc>
         <w:tc>
           <w:tcPr>
-            <w:tcW w:type="dxa" w:w="1080"/>
+            <w:tcW w:type="dxa" w:w="665"/>
           </w:tcPr>
           <w:p>
             <w:r>
@@ -6809,7 +9219,17 @@
         </w:tc>
         <w:tc>
           <w:tcPr>
-            <w:tcW w:type="dxa" w:w="1080"/>
+            <w:tcW w:type="dxa" w:w="665"/>
+          </w:tcPr>
+          <w:p>
+            <w:r>
+              <w:t>0.001</w:t>
+            </w:r>
+          </w:p>
+        </w:tc>
+        <w:tc>
+          <w:tcPr>
+            <w:tcW w:type="dxa" w:w="665"/>
           </w:tcPr>
           <w:p>
             <w:r>
@@ -6819,7 +9239,17 @@
         </w:tc>
         <w:tc>
           <w:tcPr>
-            <w:tcW w:type="dxa" w:w="1080"/>
+            <w:tcW w:type="dxa" w:w="665"/>
+          </w:tcPr>
+          <w:p>
+            <w:r>
+              <w:t>0.058</w:t>
+            </w:r>
+          </w:p>
+        </w:tc>
+        <w:tc>
+          <w:tcPr>
+            <w:tcW w:type="dxa" w:w="665"/>
           </w:tcPr>
           <w:p>
             <w:r>
@@ -6829,7 +9259,17 @@
         </w:tc>
         <w:tc>
           <w:tcPr>
-            <w:tcW w:type="dxa" w:w="1080"/>
+            <w:tcW w:type="dxa" w:w="665"/>
+          </w:tcPr>
+          <w:p>
+            <w:r>
+              <w:t>0.013</w:t>
+            </w:r>
+          </w:p>
+        </w:tc>
+        <w:tc>
+          <w:tcPr>
+            <w:tcW w:type="dxa" w:w="665"/>
           </w:tcPr>
           <w:p>
             <w:r>
@@ -6839,7 +9279,17 @@
         </w:tc>
         <w:tc>
           <w:tcPr>
-            <w:tcW w:type="dxa" w:w="1080"/>
+            <w:tcW w:type="dxa" w:w="665"/>
+          </w:tcPr>
+          <w:p>
+            <w:r>
+              <w:t>—</w:t>
+            </w:r>
+          </w:p>
+        </w:tc>
+        <w:tc>
+          <w:tcPr>
+            <w:tcW w:type="dxa" w:w="665"/>
           </w:tcPr>
           <w:p>
             <w:r>
@@ -6849,7 +9299,17 @@
         </w:tc>
         <w:tc>
           <w:tcPr>
-            <w:tcW w:type="dxa" w:w="1080"/>
+            <w:tcW w:type="dxa" w:w="665"/>
+          </w:tcPr>
+          <w:p>
+            <w:r>
+              <w:t>0.327</w:t>
+            </w:r>
+          </w:p>
+        </w:tc>
+        <w:tc>
+          <w:tcPr>
+            <w:tcW w:type="dxa" w:w="665"/>
           </w:tcPr>
           <w:p>
             <w:r>
@@ -6878,16 +9338,20 @@
         <w:tblLook w:firstColumn="1" w:firstRow="1" w:lastColumn="0" w:lastRow="0" w:noHBand="0" w:noVBand="1" w:val="04A0"/>
       </w:tblPr>
       <w:tblGrid>
-        <w:gridCol w:w="1728"/>
-        <w:gridCol w:w="1728"/>
-        <w:gridCol w:w="1728"/>
-        <w:gridCol w:w="1728"/>
-        <w:gridCol w:w="1728"/>
+        <w:gridCol w:w="960"/>
+        <w:gridCol w:w="960"/>
+        <w:gridCol w:w="960"/>
+        <w:gridCol w:w="960"/>
+        <w:gridCol w:w="960"/>
+        <w:gridCol w:w="960"/>
+        <w:gridCol w:w="960"/>
+        <w:gridCol w:w="960"/>
+        <w:gridCol w:w="960"/>
       </w:tblGrid>
       <w:tr>
         <w:tc>
           <w:tcPr>
-            <w:tcW w:type="dxa" w:w="1728"/>
+            <w:tcW w:type="dxa" w:w="960"/>
           </w:tcPr>
           <w:p>
             <w:r>
@@ -6900,7 +9364,7 @@
         </w:tc>
         <w:tc>
           <w:tcPr>
-            <w:tcW w:type="dxa" w:w="1728"/>
+            <w:tcW w:type="dxa" w:w="960"/>
           </w:tcPr>
           <w:p>
             <w:r>
@@ -6913,7 +9377,20 @@
         </w:tc>
         <w:tc>
           <w:tcPr>
-            <w:tcW w:type="dxa" w:w="1728"/>
+            <w:tcW w:type="dxa" w:w="960"/>
+          </w:tcPr>
+          <w:p>
+            <w:r>
+              <w:rPr>
+                <w:b/>
+              </w:rPr>
+              <w:t>Linear RE bias SE</w:t>
+            </w:r>
+          </w:p>
+        </w:tc>
+        <w:tc>
+          <w:tcPr>
+            <w:tcW w:type="dxa" w:w="960"/>
           </w:tcPr>
           <w:p>
             <w:r>
@@ -6926,7 +9403,20 @@
         </w:tc>
         <w:tc>
           <w:tcPr>
-            <w:tcW w:type="dxa" w:w="1728"/>
+            <w:tcW w:type="dxa" w:w="960"/>
+          </w:tcPr>
+          <w:p>
+            <w:r>
+              <w:rPr>
+                <w:b/>
+              </w:rPr>
+              <w:t>Linear rel reduction SE</w:t>
+            </w:r>
+          </w:p>
+        </w:tc>
+        <w:tc>
+          <w:tcPr>
+            <w:tcW w:type="dxa" w:w="960"/>
           </w:tcPr>
           <w:p>
             <w:r>
@@ -6939,7 +9429,20 @@
         </w:tc>
         <w:tc>
           <w:tcPr>
-            <w:tcW w:type="dxa" w:w="1728"/>
+            <w:tcW w:type="dxa" w:w="960"/>
+          </w:tcPr>
+          <w:p>
+            <w:r>
+              <w:rPr>
+                <w:b/>
+              </w:rPr>
+              <w:t>Non-linear RE bias SE</w:t>
+            </w:r>
+          </w:p>
+        </w:tc>
+        <w:tc>
+          <w:tcPr>
+            <w:tcW w:type="dxa" w:w="960"/>
           </w:tcPr>
           <w:p>
             <w:r>
@@ -6950,11 +9453,24 @@
             </w:r>
           </w:p>
         </w:tc>
+        <w:tc>
+          <w:tcPr>
+            <w:tcW w:type="dxa" w:w="960"/>
+          </w:tcPr>
+          <w:p>
+            <w:r>
+              <w:rPr>
+                <w:b/>
+              </w:rPr>
+              <w:t>Non-linear rel reduction SE</w:t>
+            </w:r>
+          </w:p>
+        </w:tc>
       </w:tr>
       <w:tr>
         <w:tc>
           <w:tcPr>
-            <w:tcW w:type="dxa" w:w="1728"/>
+            <w:tcW w:type="dxa" w:w="960"/>
           </w:tcPr>
           <w:p>
             <w:r>
@@ -6964,7 +9480,7 @@
         </w:tc>
         <w:tc>
           <w:tcPr>
-            <w:tcW w:type="dxa" w:w="1728"/>
+            <w:tcW w:type="dxa" w:w="960"/>
           </w:tcPr>
           <w:p>
             <w:r>
@@ -6974,7 +9490,17 @@
         </w:tc>
         <w:tc>
           <w:tcPr>
-            <w:tcW w:type="dxa" w:w="1728"/>
+            <w:tcW w:type="dxa" w:w="960"/>
+          </w:tcPr>
+          <w:p>
+            <w:r>
+              <w:t>—</w:t>
+            </w:r>
+          </w:p>
+        </w:tc>
+        <w:tc>
+          <w:tcPr>
+            <w:tcW w:type="dxa" w:w="960"/>
           </w:tcPr>
           <w:p>
             <w:r>
@@ -6984,7 +9510,17 @@
         </w:tc>
         <w:tc>
           <w:tcPr>
-            <w:tcW w:type="dxa" w:w="1728"/>
+            <w:tcW w:type="dxa" w:w="960"/>
+          </w:tcPr>
+          <w:p>
+            <w:r>
+              <w:t>0.313</w:t>
+            </w:r>
+          </w:p>
+        </w:tc>
+        <w:tc>
+          <w:tcPr>
+            <w:tcW w:type="dxa" w:w="960"/>
           </w:tcPr>
           <w:p>
             <w:r>
@@ -6994,11 +9530,31 @@
         </w:tc>
         <w:tc>
           <w:tcPr>
-            <w:tcW w:type="dxa" w:w="1728"/>
+            <w:tcW w:type="dxa" w:w="960"/>
+          </w:tcPr>
+          <w:p>
+            <w:r>
+              <w:t>—</w:t>
+            </w:r>
+          </w:p>
+        </w:tc>
+        <w:tc>
+          <w:tcPr>
+            <w:tcW w:type="dxa" w:w="960"/>
           </w:tcPr>
           <w:p>
             <w:r>
               <w:t>0.690</w:t>
+            </w:r>
+          </w:p>
+        </w:tc>
+        <w:tc>
+          <w:tcPr>
+            <w:tcW w:type="dxa" w:w="960"/>
+          </w:tcPr>
+          <w:p>
+            <w:r>
+              <w:t>0.236</w:t>
             </w:r>
           </w:p>
         </w:tc>
@@ -7006,7 +9562,7 @@
       <w:tr>
         <w:tc>
           <w:tcPr>
-            <w:tcW w:type="dxa" w:w="1728"/>
+            <w:tcW w:type="dxa" w:w="960"/>
           </w:tcPr>
           <w:p>
             <w:r>
@@ -7016,7 +9572,7 @@
         </w:tc>
         <w:tc>
           <w:tcPr>
-            <w:tcW w:type="dxa" w:w="1728"/>
+            <w:tcW w:type="dxa" w:w="960"/>
           </w:tcPr>
           <w:p>
             <w:r>
@@ -7026,7 +9582,17 @@
         </w:tc>
         <w:tc>
           <w:tcPr>
-            <w:tcW w:type="dxa" w:w="1728"/>
+            <w:tcW w:type="dxa" w:w="960"/>
+          </w:tcPr>
+          <w:p>
+            <w:r>
+              <w:t>—</w:t>
+            </w:r>
+          </w:p>
+        </w:tc>
+        <w:tc>
+          <w:tcPr>
+            <w:tcW w:type="dxa" w:w="960"/>
           </w:tcPr>
           <w:p>
             <w:r>
@@ -7036,7 +9602,17 @@
         </w:tc>
         <w:tc>
           <w:tcPr>
-            <w:tcW w:type="dxa" w:w="1728"/>
+            <w:tcW w:type="dxa" w:w="960"/>
+          </w:tcPr>
+          <w:p>
+            <w:r>
+              <w:t>1.230</w:t>
+            </w:r>
+          </w:p>
+        </w:tc>
+        <w:tc>
+          <w:tcPr>
+            <w:tcW w:type="dxa" w:w="960"/>
           </w:tcPr>
           <w:p>
             <w:r>
@@ -7046,11 +9622,31 @@
         </w:tc>
         <w:tc>
           <w:tcPr>
-            <w:tcW w:type="dxa" w:w="1728"/>
+            <w:tcW w:type="dxa" w:w="960"/>
+          </w:tcPr>
+          <w:p>
+            <w:r>
+              <w:t>—</w:t>
+            </w:r>
+          </w:p>
+        </w:tc>
+        <w:tc>
+          <w:tcPr>
+            <w:tcW w:type="dxa" w:w="960"/>
           </w:tcPr>
           <w:p>
             <w:r>
               <w:t>0.027</w:t>
+            </w:r>
+          </w:p>
+        </w:tc>
+        <w:tc>
+          <w:tcPr>
+            <w:tcW w:type="dxa" w:w="960"/>
+          </w:tcPr>
+          <w:p>
+            <w:r>
+              <w:t>0.245</w:t>
             </w:r>
           </w:p>
         </w:tc>
@@ -7058,7 +9654,7 @@
       <w:tr>
         <w:tc>
           <w:tcPr>
-            <w:tcW w:type="dxa" w:w="1728"/>
+            <w:tcW w:type="dxa" w:w="960"/>
           </w:tcPr>
           <w:p>
             <w:r>
@@ -7068,7 +9664,7 @@
         </w:tc>
         <w:tc>
           <w:tcPr>
-            <w:tcW w:type="dxa" w:w="1728"/>
+            <w:tcW w:type="dxa" w:w="960"/>
           </w:tcPr>
           <w:p>
             <w:r>
@@ -7078,7 +9674,17 @@
         </w:tc>
         <w:tc>
           <w:tcPr>
-            <w:tcW w:type="dxa" w:w="1728"/>
+            <w:tcW w:type="dxa" w:w="960"/>
+          </w:tcPr>
+          <w:p>
+            <w:r>
+              <w:t>—</w:t>
+            </w:r>
+          </w:p>
+        </w:tc>
+        <w:tc>
+          <w:tcPr>
+            <w:tcW w:type="dxa" w:w="960"/>
           </w:tcPr>
           <w:p>
             <w:r>
@@ -7088,7 +9694,17 @@
         </w:tc>
         <w:tc>
           <w:tcPr>
-            <w:tcW w:type="dxa" w:w="1728"/>
+            <w:tcW w:type="dxa" w:w="960"/>
+          </w:tcPr>
+          <w:p>
+            <w:r>
+              <w:t>0.544</w:t>
+            </w:r>
+          </w:p>
+        </w:tc>
+        <w:tc>
+          <w:tcPr>
+            <w:tcW w:type="dxa" w:w="960"/>
           </w:tcPr>
           <w:p>
             <w:r>
@@ -7098,11 +9714,31 @@
         </w:tc>
         <w:tc>
           <w:tcPr>
-            <w:tcW w:type="dxa" w:w="1728"/>
+            <w:tcW w:type="dxa" w:w="960"/>
+          </w:tcPr>
+          <w:p>
+            <w:r>
+              <w:t>—</w:t>
+            </w:r>
+          </w:p>
+        </w:tc>
+        <w:tc>
+          <w:tcPr>
+            <w:tcW w:type="dxa" w:w="960"/>
           </w:tcPr>
           <w:p>
             <w:r>
               <w:t>0.185</w:t>
+            </w:r>
+          </w:p>
+        </w:tc>
+        <w:tc>
+          <w:tcPr>
+            <w:tcW w:type="dxa" w:w="960"/>
+          </w:tcPr>
+          <w:p>
+            <w:r>
+              <w:t>0.214</w:t>
             </w:r>
           </w:p>
         </w:tc>
@@ -7110,7 +9746,7 @@
       <w:tr>
         <w:tc>
           <w:tcPr>
-            <w:tcW w:type="dxa" w:w="1728"/>
+            <w:tcW w:type="dxa" w:w="960"/>
           </w:tcPr>
           <w:p>
             <w:r>
@@ -7120,7 +9756,7 @@
         </w:tc>
         <w:tc>
           <w:tcPr>
-            <w:tcW w:type="dxa" w:w="1728"/>
+            <w:tcW w:type="dxa" w:w="960"/>
           </w:tcPr>
           <w:p>
             <w:r>
@@ -7130,7 +9766,17 @@
         </w:tc>
         <w:tc>
           <w:tcPr>
-            <w:tcW w:type="dxa" w:w="1728"/>
+            <w:tcW w:type="dxa" w:w="960"/>
+          </w:tcPr>
+          <w:p>
+            <w:r>
+              <w:t>—</w:t>
+            </w:r>
+          </w:p>
+        </w:tc>
+        <w:tc>
+          <w:tcPr>
+            <w:tcW w:type="dxa" w:w="960"/>
           </w:tcPr>
           <w:p>
             <w:r>
@@ -7140,7 +9786,17 @@
         </w:tc>
         <w:tc>
           <w:tcPr>
-            <w:tcW w:type="dxa" w:w="1728"/>
+            <w:tcW w:type="dxa" w:w="960"/>
+          </w:tcPr>
+          <w:p>
+            <w:r>
+              <w:t>0.230</w:t>
+            </w:r>
+          </w:p>
+        </w:tc>
+        <w:tc>
+          <w:tcPr>
+            <w:tcW w:type="dxa" w:w="960"/>
           </w:tcPr>
           <w:p>
             <w:r>
@@ -7150,11 +9806,31 @@
         </w:tc>
         <w:tc>
           <w:tcPr>
-            <w:tcW w:type="dxa" w:w="1728"/>
+            <w:tcW w:type="dxa" w:w="960"/>
+          </w:tcPr>
+          <w:p>
+            <w:r>
+              <w:t>—</w:t>
+            </w:r>
+          </w:p>
+        </w:tc>
+        <w:tc>
+          <w:tcPr>
+            <w:tcW w:type="dxa" w:w="960"/>
           </w:tcPr>
           <w:p>
             <w:r>
               <w:t>0.178</w:t>
+            </w:r>
+          </w:p>
+        </w:tc>
+        <w:tc>
+          <w:tcPr>
+            <w:tcW w:type="dxa" w:w="960"/>
+          </w:tcPr>
+          <w:p>
+            <w:r>
+              <w:t>0.247</w:t>
             </w:r>
           </w:p>
         </w:tc>
@@ -7162,7 +9838,7 @@
       <w:tr>
         <w:tc>
           <w:tcPr>
-            <w:tcW w:type="dxa" w:w="1728"/>
+            <w:tcW w:type="dxa" w:w="960"/>
           </w:tcPr>
           <w:p>
             <w:r>
@@ -7172,7 +9848,7 @@
         </w:tc>
         <w:tc>
           <w:tcPr>
-            <w:tcW w:type="dxa" w:w="1728"/>
+            <w:tcW w:type="dxa" w:w="960"/>
           </w:tcPr>
           <w:p>
             <w:r>
@@ -7182,7 +9858,17 @@
         </w:tc>
         <w:tc>
           <w:tcPr>
-            <w:tcW w:type="dxa" w:w="1728"/>
+            <w:tcW w:type="dxa" w:w="960"/>
+          </w:tcPr>
+          <w:p>
+            <w:r>
+              <w:t>—</w:t>
+            </w:r>
+          </w:p>
+        </w:tc>
+        <w:tc>
+          <w:tcPr>
+            <w:tcW w:type="dxa" w:w="960"/>
           </w:tcPr>
           <w:p>
             <w:r>
@@ -7192,7 +9878,17 @@
         </w:tc>
         <w:tc>
           <w:tcPr>
-            <w:tcW w:type="dxa" w:w="1728"/>
+            <w:tcW w:type="dxa" w:w="960"/>
+          </w:tcPr>
+          <w:p>
+            <w:r>
+              <w:t>0.514</w:t>
+            </w:r>
+          </w:p>
+        </w:tc>
+        <w:tc>
+          <w:tcPr>
+            <w:tcW w:type="dxa" w:w="960"/>
           </w:tcPr>
           <w:p>
             <w:r>
@@ -7202,11 +9898,31 @@
         </w:tc>
         <w:tc>
           <w:tcPr>
-            <w:tcW w:type="dxa" w:w="1728"/>
+            <w:tcW w:type="dxa" w:w="960"/>
+          </w:tcPr>
+          <w:p>
+            <w:r>
+              <w:t>—</w:t>
+            </w:r>
+          </w:p>
+        </w:tc>
+        <w:tc>
+          <w:tcPr>
+            <w:tcW w:type="dxa" w:w="960"/>
           </w:tcPr>
           <w:p>
             <w:r>
               <w:t>0.230</w:t>
+            </w:r>
+          </w:p>
+        </w:tc>
+        <w:tc>
+          <w:tcPr>
+            <w:tcW w:type="dxa" w:w="960"/>
+          </w:tcPr>
+          <w:p>
+            <w:r>
+              <w:t>0.182</w:t>
             </w:r>
           </w:p>
         </w:tc>
